--- a/SGB_Functionality_Audit_2026/01_SGB_Constitution/05_Formal_Adoption_Resolution_2026-01-28.docx
+++ b/SGB_Functionality_Audit_2026/01_SGB_Constitution/05_Formal_Adoption_Resolution_2026-01-28.docx
@@ -2,6 +2,288 @@
 <file path=word/document.xml><?xml version="1.0" encoding="utf-8"?>
 <w:document xmlns:wpc="http://schemas.microsoft.com/office/word/2010/wordprocessingCanvas" xmlns:mc="http://schemas.openxmlformats.org/markup-compatibility/2006" xmlns:o="urn:schemas-microsoft-com:office:office" xmlns:r="http://schemas.openxmlformats.org/officeDocument/2006/relationships" xmlns:m="http://schemas.openxmlformats.org/officeDocument/2006/math" xmlns:v="urn:schemas-microsoft-com:vml" xmlns:wp14="http://schemas.microsoft.com/office/word/2010/wordprocessingDrawing" xmlns:wp="http://schemas.openxmlformats.org/drawingml/2006/wordprocessingDrawing" xmlns:w10="urn:schemas-microsoft-com:office:word" xmlns:w="http://schemas.openxmlformats.org/wordprocessingml/2006/main" xmlns:w14="http://schemas.microsoft.com/office/word/2010/wordml" xmlns:w15="http://schemas.microsoft.com/office/word/2012/wordml" xmlns:wpg="http://schemas.microsoft.com/office/word/2010/wordprocessingGroup" xmlns:wpi="http://schemas.microsoft.com/office/word/2010/wordprocessingInk" xmlns:wne="http://schemas.microsoft.com/office/word/2006/wordml" xmlns:wps="http://schemas.microsoft.com/office/word/2010/wordprocessingShape" xmlns:cx="http://schemas.microsoft.com/office/drawing/2014/chartex" xmlns:cx1="http://schemas.microsoft.com/office/drawing/2015/9/8/chartex" xmlns:cx2="http://schemas.microsoft.com/office/drawing/2015/10/21/chartex" xmlns:cx3="http://schemas.microsoft.com/office/drawing/2016/5/9/chartex" xmlns:cx4="http://schemas.microsoft.com/office/drawing/2016/5/10/chartex" xmlns:cx5="http://schemas.microsoft.com/office/drawing/2016/5/11/chartex" xmlns:cx6="http://schemas.microsoft.com/office/drawing/2016/5/12/chartex" xmlns:cx7="http://schemas.microsoft.com/office/drawing/2016/5/13/chartex" xmlns:cx8="http://schemas.microsoft.com/office/drawing/2016/5/14/chartex" xmlns:aink="http://schemas.microsoft.com/office/drawing/2016/ink" xmlns:am3d="http://schemas.microsoft.com/office/drawing/2017/model3d" xmlns:w16cex="http://schemas.microsoft.com/office/word/2018/wordml/cex" xmlns:w16cid="http://schemas.microsoft.com/office/word/2016/wordml/cid" xmlns:w16="http://schemas.microsoft.com/office/word/2018/wordml" xmlns:w16sdtdh="http://schemas.microsoft.com/office/word/2020/wordml/sdtdatahash" xmlns:w16se="http://schemas.microsoft.com/office/word/2015/wordml/symex" mc:Ignorable="w14 w15 wp14">
   <w:body>
+    <w:tbl>
+      <w:tblPr>
+        <w:tblW w:type="dxa" w:w="10771"/>
+        <w:tblBorders>
+          <w:top w:val="none"/>
+          <w:left w:val="none"/>
+          <w:bottom w:val="none"/>
+          <w:right w:val="none"/>
+          <w:insideH w:val="none"/>
+          <w:insideV w:val="none"/>
+        </w:tblBorders>
+      </w:tblPr>
+      <w:tblGrid>
+        <w:gridCol w:w="100"/>
+        <w:gridCol w:w="100"/>
+      </w:tblGrid>
+      <w:tr>
+        <w:trPr>
+          <w:trHeight w:val="198" w:hRule="exact"/>
+        </w:trPr>
+        <w:tc>
+          <w:tcPr>
+            <w:tcW w:type="dxa" w:w="7324"/>
+            <w:shd w:fill="A6192E"/>
+            <w:tcMar>
+              <w:top w:type="dxa" w:w="0"/>
+              <w:left w:type="dxa" w:w="0"/>
+              <w:bottom w:type="dxa" w:w="0"/>
+              <w:right w:type="dxa" w:w="0"/>
+            </w:tcMar>
+          </w:tcPr>
+          <w:p>
+            <w:pPr>
+              <w:spacing w:after="0" w:before="0" w:line="20"/>
+            </w:pPr>
+            <w:r>
+              <w:rPr>
+                <w:sz w:val="2"/>
+                <w:szCs w:val="2"/>
+              </w:rPr>
+              <w:t xml:space="preserve"> </w:t>
+            </w:r>
+          </w:p>
+        </w:tc>
+        <w:tc>
+          <w:tcPr>
+            <w:tcW w:type="dxa" w:w="3446"/>
+            <w:shd w:fill="0C2340"/>
+            <w:tcMar>
+              <w:top w:type="dxa" w:w="0"/>
+              <w:left w:type="dxa" w:w="0"/>
+              <w:bottom w:type="dxa" w:w="0"/>
+              <w:right w:type="dxa" w:w="0"/>
+            </w:tcMar>
+          </w:tcPr>
+          <w:p>
+            <w:pPr>
+              <w:spacing w:after="0" w:before="0" w:line="20"/>
+            </w:pPr>
+            <w:r>
+              <w:rPr>
+                <w:sz w:val="2"/>
+                <w:szCs w:val="2"/>
+              </w:rPr>
+              <w:t xml:space="preserve"> </w:t>
+            </w:r>
+          </w:p>
+        </w:tc>
+      </w:tr>
+    </w:tbl>
+    <w:p>
+      <w:pPr>
+        <w:spacing w:after="60" w:before="0"/>
+      </w:pPr>
+    </w:p>
+    <w:tbl>
+      <w:tblPr>
+        <w:tblW w:type="dxa" w:w="10771"/>
+        <w:tblBorders>
+          <w:top w:val="none"/>
+          <w:left w:val="none"/>
+          <w:bottom w:val="none"/>
+          <w:right w:val="none"/>
+          <w:insideH w:val="none"/>
+          <w:insideV w:val="none"/>
+        </w:tblBorders>
+      </w:tblPr>
+      <w:tblGrid>
+        <w:gridCol w:w="100"/>
+        <w:gridCol w:w="100"/>
+        <w:gridCol w:w="100"/>
+      </w:tblGrid>
+      <w:tr>
+        <w:tc>
+          <w:tcPr>
+            <w:tcW w:type="dxa" w:w="907"/>
+            <w:tcMar>
+              <w:top w:type="dxa" w:w="10"/>
+              <w:left w:type="dxa" w:w="0"/>
+              <w:bottom w:type="dxa" w:w="10"/>
+              <w:right w:type="dxa" w:w="40"/>
+            </w:tcMar>
+            <w:vAlign w:val="center"/>
+          </w:tcPr>
+          <w:p>
+            <w:pPr>
+              <w:spacing w:after="0" w:before="0"/>
+            </w:pPr>
+            <w:r>
+              <w:drawing>
+                <wp:inline distT="0" distB="0" distL="0" distR="0">
+                  <wp:extent cx="438150" cy="438150"/>
+                  <wp:effectExtent t="0" r="0" b="0" l="0"/>
+                  <wp:docPr id="1" name="" descr="" title=""/>
+                  <wp:cNvGraphicFramePr>
+                    <a:graphicFrameLocks xmlns:a="http://schemas.openxmlformats.org/drawingml/2006/main" noChangeAspect="1"/>
+                  </wp:cNvGraphicFramePr>
+                  <a:graphic xmlns:a="http://schemas.openxmlformats.org/drawingml/2006/main">
+                    <a:graphicData uri="http://schemas.openxmlformats.org/drawingml/2006/picture">
+                      <pic:pic xmlns:pic="http://schemas.openxmlformats.org/drawingml/2006/picture">
+                        <pic:nvPicPr>
+                          <pic:cNvPr id="0" name="" descr=""/>
+                          <pic:cNvPicPr>
+                            <a:picLocks noChangeAspect="1" noChangeArrowheads="1"/>
+                          </pic:cNvPicPr>
+                        </pic:nvPicPr>
+                        <pic:blipFill>
+                          <a:blip r:embed="rId8" cstate="none"/>
+                          <a:srcRect/>
+                          <a:stretch>
+                            <a:fillRect/>
+                          </a:stretch>
+                        </pic:blipFill>
+                        <pic:spPr bwMode="auto">
+                          <a:xfrm>
+                            <a:off x="0" y="0"/>
+                            <a:ext cx="438150" cy="438150"/>
+                          </a:xfrm>
+                          <a:prstGeom prst="rect">
+                            <a:avLst/>
+                          </a:prstGeom>
+                        </pic:spPr>
+                      </pic:pic>
+                    </a:graphicData>
+                  </a:graphic>
+                </wp:inline>
+              </w:drawing>
+            </w:r>
+          </w:p>
+        </w:tc>
+        <w:tc>
+          <w:tcPr>
+            <w:tcW w:type="dxa" w:w="7823"/>
+            <w:tcMar>
+              <w:top w:type="dxa" w:w="10"/>
+              <w:left w:type="dxa" w:w="30"/>
+              <w:bottom w:type="dxa" w:w="10"/>
+              <w:right w:type="dxa" w:w="30"/>
+            </w:tcMar>
+            <w:vAlign w:val="center"/>
+          </w:tcPr>
+          <w:p>
+            <w:pPr>
+              <w:spacing w:after="8" w:before="0" w:line="220"/>
+            </w:pPr>
+            <w:r>
+              <w:rPr>
+                <w:rFonts w:ascii="Arial" w:cs="Arial" w:eastAsia="Arial" w:hAnsi="Arial"/>
+                <w:b/>
+                <w:bCs/>
+                <w:color w:val="0C2340"/>
+                <w:sz w:val="20"/>
+                <w:szCs w:val="20"/>
+              </w:rPr>
+              <w:t xml:space="preserve">LADY GREY ARTS ACADEMY</w:t>
+            </w:r>
+          </w:p>
+          <w:p>
+            <w:pPr>
+              <w:spacing w:after="8" w:before="0" w:line="220"/>
+            </w:pPr>
+            <w:r>
+              <w:rPr>
+                <w:rFonts w:ascii="Arial" w:cs="Arial" w:eastAsia="Arial" w:hAnsi="Arial"/>
+                <w:b/>
+                <w:bCs/>
+                <w:i/>
+                <w:iCs/>
+                <w:color w:val="A6192E"/>
+                <w:sz w:val="15"/>
+                <w:szCs w:val="15"/>
+              </w:rPr>
+              <w:t xml:space="preserve">Where Learning is an Art</w:t>
+            </w:r>
+          </w:p>
+          <w:p>
+            <w:pPr>
+              <w:spacing w:after="6" w:before="0" w:line="200"/>
+            </w:pPr>
+            <w:r>
+              <w:rPr>
+                <w:rFonts w:ascii="Arial" w:cs="Arial" w:eastAsia="Arial" w:hAnsi="Arial"/>
+                <w:color w:val="475569"/>
+                <w:sz w:val="14"/>
+                <w:szCs w:val="14"/>
+              </w:rPr>
+              <w:t xml:space="preserve">18 Brummer Street, Lady Grey, 9755 | Tel: 051 603 0046 | admin@lgaa.co.za</w:t>
+            </w:r>
+          </w:p>
+          <w:p>
+            <w:pPr>
+              <w:spacing w:after="0" w:before="0" w:line="200"/>
+            </w:pPr>
+            <w:r>
+              <w:rPr>
+                <w:rFonts w:ascii="Arial" w:cs="Arial" w:eastAsia="Arial" w:hAnsi="Arial"/>
+                <w:color w:val="475569"/>
+                <w:sz w:val="14"/>
+                <w:szCs w:val="14"/>
+              </w:rPr>
+              <w:t xml:space="preserve">EMIS: 200600985 | District: Joe Gqabi | Circuit: Ekhephini | CMC: Maletswai</w:t>
+            </w:r>
+          </w:p>
+        </w:tc>
+        <w:tc>
+          <w:tcPr>
+            <w:tcW w:type="dxa" w:w="2040"/>
+            <w:tcBorders>
+              <w:top w:val="none"/>
+              <w:left w:val="single" w:color="0C2340" w:sz="20"/>
+              <w:bottom w:val="none"/>
+              <w:right w:val="none"/>
+            </w:tcBorders>
+            <w:tcMar>
+              <w:top w:type="dxa" w:w="10"/>
+              <w:left w:type="dxa" w:w="60"/>
+              <w:bottom w:type="dxa" w:w="10"/>
+              <w:right w:type="dxa" w:w="0"/>
+            </w:tcMar>
+            <w:vAlign w:val="center"/>
+          </w:tcPr>
+          <w:p>
+            <w:pPr>
+              <w:spacing w:after="2" w:before="0" w:line="200"/>
+            </w:pPr>
+            <w:r>
+              <w:rPr>
+                <w:rFonts w:ascii="Arial" w:cs="Arial" w:eastAsia="Arial" w:hAnsi="Arial"/>
+                <w:b/>
+                <w:bCs/>
+                <w:color w:val="0C2340"/>
+                <w:sz w:val="19"/>
+                <w:szCs w:val="19"/>
+              </w:rPr>
+              <w:t xml:space="preserve">SGB</w:t>
+            </w:r>
+          </w:p>
+          <w:p>
+            <w:pPr>
+              <w:spacing w:after="0" w:before="0" w:line="180"/>
+            </w:pPr>
+            <w:r>
+              <w:rPr>
+                <w:rFonts w:ascii="Arial" w:cs="Arial" w:eastAsia="Arial" w:hAnsi="Arial"/>
+                <w:color w:val="64748B"/>
+                <w:sz w:val="14"/>
+                <w:szCs w:val="14"/>
+              </w:rPr>
+              <w:t xml:space="preserve">RESOLUTION</w:t>
+            </w:r>
+          </w:p>
+        </w:tc>
+      </w:tr>
+    </w:tbl>
+    <w:p>
+      <w:pPr>
+        <w:pBdr>
+          <w:bottom w:val="single" w:color="CBD5E1" w:sz="6"/>
+        </w:pBdr>
+        <w:spacing w:after="120" w:before="40"/>
+      </w:pPr>
+    </w:p>
     <w:p>
       <w:pPr>
         <w:spacing w:after="40" w:before="120"/>
@@ -1473,14 +1755,10 @@
       </w:tr>
     </w:tbl>
     <w:sectPr>
-      <w:headerReference w:type="default" r:id="rId7"/>
-      <w:headerReference w:type="first" r:id="rId8"/>
-      <w:footerReference w:type="default" r:id="rId9"/>
-      <w:footerReference w:type="first" r:id="rId10"/>
+      <w:footerReference w:type="default" r:id="rId7"/>
       <w:pgSz w:w="11905" w:h="16837" w:orient="portrait"/>
       <w:pgMar w:top="566" w:right="566" w:bottom="566" w:left="566" w:header="453" w:footer="453" w:gutter="0"/>
       <w:pgNumType/>
-      <w:titlePg/>
       <w:docGrid w:linePitch="360"/>
     </w:sectPr>
   </w:body>
@@ -1593,71 +1871,6 @@
 </w:ftr>
 </file>
 
-<file path=word/footer2.xml><?xml version="1.0" encoding="utf-8"?>
-<w:ftr xmlns:wpc="http://schemas.microsoft.com/office/word/2010/wordprocessingCanvas" xmlns:mc="http://schemas.openxmlformats.org/markup-compatibility/2006" xmlns:o="urn:schemas-microsoft-com:office:office" xmlns:r="http://schemas.openxmlformats.org/officeDocument/2006/relationships" xmlns:m="http://schemas.openxmlformats.org/officeDocument/2006/math" xmlns:v="urn:schemas-microsoft-com:vml" xmlns:wp14="http://schemas.microsoft.com/office/word/2010/wordprocessingDrawing" xmlns:wp="http://schemas.openxmlformats.org/drawingml/2006/wordprocessingDrawing" xmlns:w10="urn:schemas-microsoft-com:office:word" xmlns:w="http://schemas.openxmlformats.org/wordprocessingml/2006/main" xmlns:w14="http://schemas.microsoft.com/office/word/2010/wordml" xmlns:w15="http://schemas.microsoft.com/office/word/2012/wordml" xmlns:wpg="http://schemas.microsoft.com/office/word/2010/wordprocessingGroup" xmlns:wpi="http://schemas.microsoft.com/office/word/2010/wordprocessingInk" xmlns:wne="http://schemas.microsoft.com/office/word/2006/wordml" xmlns:wps="http://schemas.microsoft.com/office/word/2010/wordprocessingShape">
-  <w:p>
-    <w:pPr>
-      <w:pBdr>
-        <w:top w:val="single" w:color="E2E8F0" w:sz="4"/>
-      </w:pBdr>
-      <w:spacing w:after="0" w:before="60"/>
-      <w:jc w:val="center"/>
-    </w:pPr>
-    <w:r>
-      <w:rPr>
-        <w:rFonts w:ascii="Arial" w:cs="Arial" w:eastAsia="Arial" w:hAnsi="Arial"/>
-        <w:color w:val="64748B"/>
-        <w:sz w:val="17"/>
-        <w:szCs w:val="17"/>
-      </w:rPr>
-      <w:t xml:space="preserve">LGAA SGB RESOLUTION CERTIFICATE • 2026-01   </w:t>
-    </w:r>
-    <w:r>
-      <w:rPr>
-        <w:rFonts w:ascii="Arial" w:cs="Arial" w:eastAsia="Arial" w:hAnsi="Arial"/>
-        <w:color w:val="64748B"/>
-        <w:sz w:val="17"/>
-        <w:szCs w:val="17"/>
-      </w:rPr>
-      <w:t xml:space="preserve">Page </w:t>
-    </w:r>
-    <w:r>
-      <w:rPr>
-        <w:rFonts w:ascii="Arial" w:cs="Arial" w:eastAsia="Arial" w:hAnsi="Arial"/>
-        <w:color w:val="64748B"/>
-        <w:sz w:val="17"/>
-        <w:szCs w:val="17"/>
-      </w:rPr>
-      <w:fldChar w:fldCharType="begin"/>
-      <w:instrText xml:space="preserve">PAGE</w:instrText>
-      <w:fldChar w:fldCharType="separate"/>
-      <w:fldChar w:fldCharType="end"/>
-    </w:r>
-    <w:r>
-      <w:rPr>
-        <w:rFonts w:ascii="Arial" w:cs="Arial" w:eastAsia="Arial" w:hAnsi="Arial"/>
-        <w:color w:val="64748B"/>
-        <w:sz w:val="17"/>
-        <w:szCs w:val="17"/>
-      </w:rPr>
-      <w:t xml:space="preserve"> of </w:t>
-    </w:r>
-    <w:r>
-      <w:rPr>
-        <w:rFonts w:ascii="Arial" w:cs="Arial" w:eastAsia="Arial" w:hAnsi="Arial"/>
-        <w:color w:val="64748B"/>
-        <w:sz w:val="17"/>
-        <w:szCs w:val="17"/>
-      </w:rPr>
-      <w:fldChar w:fldCharType="begin"/>
-      <w:instrText xml:space="preserve">NUMPAGES</w:instrText>
-      <w:fldChar w:fldCharType="separate"/>
-      <w:fldChar w:fldCharType="end"/>
-    </w:r>
-  </w:p>
-</w:ftr>
-</file>
-
 <file path=word/footnotes.xml><?xml version="1.0" encoding="utf-8"?>
 <w:footnotes xmlns:wpc="http://schemas.microsoft.com/office/word/2010/wordprocessingCanvas" xmlns:mc="http://schemas.openxmlformats.org/markup-compatibility/2006" xmlns:o="urn:schemas-microsoft-com:office:office" xmlns:r="http://schemas.openxmlformats.org/officeDocument/2006/relationships" xmlns:m="http://schemas.openxmlformats.org/officeDocument/2006/math" xmlns:v="urn:schemas-microsoft-com:vml" xmlns:wp14="http://schemas.microsoft.com/office/word/2010/wordprocessingDrawing" xmlns:wp="http://schemas.openxmlformats.org/drawingml/2006/wordprocessingDrawing" xmlns:w10="urn:schemas-microsoft-com:office:word" xmlns:w="http://schemas.openxmlformats.org/wordprocessingml/2006/main" xmlns:w14="http://schemas.microsoft.com/office/word/2010/wordml" xmlns:w15="http://schemas.microsoft.com/office/word/2012/wordml" xmlns:wpg="http://schemas.microsoft.com/office/word/2010/wordprocessingGroup" xmlns:wpi="http://schemas.microsoft.com/office/word/2010/wordprocessingInk" xmlns:wne="http://schemas.microsoft.com/office/word/2006/wordml" xmlns:wps="http://schemas.microsoft.com/office/word/2010/wordprocessingShape" mc:Ignorable="w14 w15 wp14">
   <w:footnote w:type="separator" w:id="-1">
@@ -1693,282 +1906,6 @@
     </w:p>
   </w:footnote>
 </w:footnotes>
-</file>
-
-<file path=word/header1.xml><?xml version="1.0" encoding="utf-8"?>
-<w:hdr xmlns:wpc="http://schemas.microsoft.com/office/word/2010/wordprocessingCanvas" xmlns:mc="http://schemas.openxmlformats.org/markup-compatibility/2006" xmlns:o="urn:schemas-microsoft-com:office:office" xmlns:r="http://schemas.openxmlformats.org/officeDocument/2006/relationships" xmlns:m="http://schemas.openxmlformats.org/officeDocument/2006/math" xmlns:v="urn:schemas-microsoft-com:vml" xmlns:wp14="http://schemas.microsoft.com/office/word/2010/wordprocessingDrawing" xmlns:wp="http://schemas.openxmlformats.org/drawingml/2006/wordprocessingDrawing" xmlns:w10="urn:schemas-microsoft-com:office:word" xmlns:w="http://schemas.openxmlformats.org/wordprocessingml/2006/main" xmlns:w14="http://schemas.microsoft.com/office/word/2010/wordml" xmlns:w15="http://schemas.microsoft.com/office/word/2012/wordml" xmlns:wpg="http://schemas.microsoft.com/office/word/2010/wordprocessingGroup" xmlns:wpi="http://schemas.microsoft.com/office/word/2010/wordprocessingInk" xmlns:wne="http://schemas.microsoft.com/office/word/2006/wordml" xmlns:wps="http://schemas.microsoft.com/office/word/2010/wordprocessingShape" xmlns:cx="http://schemas.microsoft.com/office/drawing/2014/chartex" xmlns:cx1="http://schemas.microsoft.com/office/drawing/2015/9/8/chartex" xmlns:cx2="http://schemas.microsoft.com/office/drawing/2015/10/21/chartex" xmlns:cx3="http://schemas.microsoft.com/office/drawing/2016/5/9/chartex" xmlns:cx4="http://schemas.microsoft.com/office/drawing/2016/5/10/chartex" xmlns:cx5="http://schemas.microsoft.com/office/drawing/2016/5/11/chartex" xmlns:cx6="http://schemas.microsoft.com/office/drawing/2016/5/12/chartex" xmlns:cx7="http://schemas.microsoft.com/office/drawing/2016/5/13/chartex" xmlns:cx8="http://schemas.microsoft.com/office/drawing/2016/5/14/chartex" xmlns:w16cid="http://schemas.microsoft.com/office/word/2016/wordml/cid" xmlns:w16se="http://schemas.microsoft.com/office/word/2015/wordml/symex"/>
-</file>
-
-<file path=word/header2.xml><?xml version="1.0" encoding="utf-8"?>
-<w:hdr xmlns:wpc="http://schemas.microsoft.com/office/word/2010/wordprocessingCanvas" xmlns:mc="http://schemas.openxmlformats.org/markup-compatibility/2006" xmlns:o="urn:schemas-microsoft-com:office:office" xmlns:r="http://schemas.openxmlformats.org/officeDocument/2006/relationships" xmlns:m="http://schemas.openxmlformats.org/officeDocument/2006/math" xmlns:v="urn:schemas-microsoft-com:vml" xmlns:wp14="http://schemas.microsoft.com/office/word/2010/wordprocessingDrawing" xmlns:wp="http://schemas.openxmlformats.org/drawingml/2006/wordprocessingDrawing" xmlns:w10="urn:schemas-microsoft-com:office:word" xmlns:w="http://schemas.openxmlformats.org/wordprocessingml/2006/main" xmlns:w14="http://schemas.microsoft.com/office/word/2010/wordml" xmlns:w15="http://schemas.microsoft.com/office/word/2012/wordml" xmlns:wpg="http://schemas.microsoft.com/office/word/2010/wordprocessingGroup" xmlns:wpi="http://schemas.microsoft.com/office/word/2010/wordprocessingInk" xmlns:wne="http://schemas.microsoft.com/office/word/2006/wordml" xmlns:wps="http://schemas.microsoft.com/office/word/2010/wordprocessingShape" xmlns:cx="http://schemas.microsoft.com/office/drawing/2014/chartex" xmlns:cx1="http://schemas.microsoft.com/office/drawing/2015/9/8/chartex" xmlns:cx2="http://schemas.microsoft.com/office/drawing/2015/10/21/chartex" xmlns:cx3="http://schemas.microsoft.com/office/drawing/2016/5/9/chartex" xmlns:cx4="http://schemas.microsoft.com/office/drawing/2016/5/10/chartex" xmlns:cx5="http://schemas.microsoft.com/office/drawing/2016/5/11/chartex" xmlns:cx6="http://schemas.microsoft.com/office/drawing/2016/5/12/chartex" xmlns:cx7="http://schemas.microsoft.com/office/drawing/2016/5/13/chartex" xmlns:cx8="http://schemas.microsoft.com/office/drawing/2016/5/14/chartex" xmlns:w16cid="http://schemas.microsoft.com/office/word/2016/wordml/cid" xmlns:w16se="http://schemas.microsoft.com/office/word/2015/wordml/symex">
-  <w:tbl>
-    <w:tblPr>
-      <w:tblW w:type="dxa" w:w="10771"/>
-      <w:tblBorders>
-        <w:top w:val="none"/>
-        <w:left w:val="none"/>
-        <w:bottom w:val="none"/>
-        <w:right w:val="none"/>
-        <w:insideH w:val="none"/>
-        <w:insideV w:val="none"/>
-      </w:tblBorders>
-    </w:tblPr>
-    <w:tblGrid>
-      <w:gridCol w:w="100"/>
-      <w:gridCol w:w="100"/>
-    </w:tblGrid>
-    <w:tr>
-      <w:trPr>
-        <w:trHeight w:val="124" w:hRule="exact"/>
-      </w:trPr>
-      <w:tc>
-        <w:tcPr>
-          <w:tcW w:type="dxa" w:w="7001"/>
-          <w:shd w:fill="A6192E"/>
-          <w:tcMar>
-            <w:top w:type="dxa" w:w="0"/>
-            <w:left w:type="dxa" w:w="0"/>
-            <w:bottom w:type="dxa" w:w="0"/>
-            <w:right w:type="dxa" w:w="0"/>
-          </w:tcMar>
-        </w:tcPr>
-        <w:p>
-          <w:pPr>
-            <w:spacing w:after="0" w:before="0" w:line="20"/>
-          </w:pPr>
-          <w:r>
-            <w:rPr>
-              <w:sz w:val="2"/>
-              <w:szCs w:val="2"/>
-            </w:rPr>
-            <w:t xml:space="preserve"> </w:t>
-          </w:r>
-        </w:p>
-      </w:tc>
-      <w:tc>
-        <w:tcPr>
-          <w:tcW w:type="dxa" w:w="3770"/>
-          <w:shd w:fill="0C2340"/>
-          <w:tcMar>
-            <w:top w:type="dxa" w:w="0"/>
-            <w:left w:type="dxa" w:w="0"/>
-            <w:bottom w:type="dxa" w:w="0"/>
-            <w:right w:type="dxa" w:w="0"/>
-          </w:tcMar>
-        </w:tcPr>
-        <w:p>
-          <w:pPr>
-            <w:spacing w:after="0" w:before="0" w:line="20"/>
-          </w:pPr>
-          <w:r>
-            <w:rPr>
-              <w:sz w:val="2"/>
-              <w:szCs w:val="2"/>
-            </w:rPr>
-            <w:t xml:space="preserve"> </w:t>
-          </w:r>
-        </w:p>
-      </w:tc>
-    </w:tr>
-  </w:tbl>
-  <w:tbl>
-    <w:tblPr>
-      <w:tblW w:type="dxa" w:w="10771"/>
-      <w:tblBorders>
-        <w:top w:val="none"/>
-        <w:left w:val="none"/>
-        <w:bottom w:val="single" w:color="CBD5E1" w:sz="8"/>
-        <w:right w:val="none"/>
-        <w:insideH w:val="none"/>
-        <w:insideV w:val="none"/>
-      </w:tblBorders>
-    </w:tblPr>
-    <w:tblGrid>
-      <w:gridCol w:w="100"/>
-      <w:gridCol w:w="100"/>
-      <w:gridCol w:w="100"/>
-    </w:tblGrid>
-    <w:tr>
-      <w:tc>
-        <w:tcPr>
-          <w:tcW w:type="dxa" w:w="1020"/>
-          <w:tcMar>
-            <w:top w:type="dxa" w:w="20"/>
-            <w:left w:type="dxa" w:w="0"/>
-            <w:bottom w:type="dxa" w:w="20"/>
-            <w:right w:type="dxa" w:w="30"/>
-          </w:tcMar>
-          <w:vAlign w:val="center"/>
-        </w:tcPr>
-        <w:p>
-          <w:pPr>
-            <w:spacing w:after="0" w:before="0"/>
-          </w:pPr>
-          <w:r>
-            <w:drawing>
-              <wp:inline distT="0" distB="0" distL="0" distR="0">
-                <wp:extent cx="438150" cy="438150"/>
-                <wp:effectExtent t="0" r="0" b="0" l="0"/>
-                <wp:docPr id="1" name="" descr="" title=""/>
-                <wp:cNvGraphicFramePr>
-                  <a:graphicFrameLocks xmlns:a="http://schemas.openxmlformats.org/drawingml/2006/main" noChangeAspect="1"/>
-                </wp:cNvGraphicFramePr>
-                <a:graphic xmlns:a="http://schemas.openxmlformats.org/drawingml/2006/main">
-                  <a:graphicData uri="http://schemas.openxmlformats.org/drawingml/2006/picture">
-                    <pic:pic xmlns:pic="http://schemas.openxmlformats.org/drawingml/2006/picture">
-                      <pic:nvPicPr>
-                        <pic:cNvPr id="0" name="" descr=""/>
-                        <pic:cNvPicPr>
-                          <a:picLocks noChangeAspect="1" noChangeArrowheads="1"/>
-                        </pic:cNvPicPr>
-                      </pic:nvPicPr>
-                      <pic:blipFill>
-                        <a:blip r:embed="rId0" cstate="none"/>
-                        <a:srcRect/>
-                        <a:stretch>
-                          <a:fillRect/>
-                        </a:stretch>
-                      </pic:blipFill>
-                      <pic:spPr bwMode="auto">
-                        <a:xfrm>
-                          <a:off x="0" y="0"/>
-                          <a:ext cx="438150" cy="438150"/>
-                        </a:xfrm>
-                        <a:prstGeom prst="rect">
-                          <a:avLst/>
-                        </a:prstGeom>
-                      </pic:spPr>
-                    </pic:pic>
-                  </a:graphicData>
-                </a:graphic>
-              </wp:inline>
-            </w:drawing>
-          </w:r>
-        </w:p>
-      </w:tc>
-      <w:tc>
-        <w:tcPr>
-          <w:tcW w:type="dxa" w:w="7483"/>
-          <w:tcMar>
-            <w:top w:type="dxa" w:w="15"/>
-            <w:left w:type="dxa" w:w="40"/>
-            <w:bottom w:type="dxa" w:w="15"/>
-            <w:right w:type="dxa" w:w="40"/>
-          </w:tcMar>
-          <w:vAlign w:val="center"/>
-        </w:tcPr>
-        <w:p>
-          <w:pPr>
-            <w:spacing w:after="15" w:before="0" w:line="240"/>
-          </w:pPr>
-          <w:r>
-            <w:rPr>
-              <w:rFonts w:ascii="Arial" w:cs="Arial" w:eastAsia="Arial" w:hAnsi="Arial"/>
-              <w:b/>
-              <w:bCs/>
-              <w:color w:val="0C2340"/>
-              <w:sz w:val="22"/>
-              <w:szCs w:val="22"/>
-            </w:rPr>
-            <w:t xml:space="preserve">LADY GREY ARTS ACADEMY</w:t>
-          </w:r>
-        </w:p>
-        <w:p>
-          <w:pPr>
-            <w:spacing w:after="15" w:before="0" w:line="240"/>
-          </w:pPr>
-          <w:r>
-            <w:rPr>
-              <w:rFonts w:ascii="Arial" w:cs="Arial" w:eastAsia="Arial" w:hAnsi="Arial"/>
-              <w:b/>
-              <w:bCs/>
-              <w:color w:val="A6192E"/>
-              <w:sz w:val="17"/>
-              <w:szCs w:val="17"/>
-            </w:rPr>
-            <w:t xml:space="preserve">Where Learning is an Art</w:t>
-          </w:r>
-        </w:p>
-        <w:p>
-          <w:pPr>
-            <w:spacing w:after="10" w:before="0" w:line="220"/>
-          </w:pPr>
-          <w:r>
-            <w:rPr>
-              <w:rFonts w:ascii="Arial" w:cs="Arial" w:eastAsia="Arial" w:hAnsi="Arial"/>
-              <w:color w:val="475569"/>
-              <w:sz w:val="15"/>
-              <w:szCs w:val="15"/>
-            </w:rPr>
-            <w:t xml:space="preserve">18 Brummer Street, Lady Grey, 9755 | Tel: 051 603 0046</w:t>
-          </w:r>
-        </w:p>
-        <w:p>
-          <w:pPr>
-            <w:spacing w:after="0" w:before="0" w:line="200"/>
-          </w:pPr>
-          <w:r>
-            <w:rPr>
-              <w:rFonts w:ascii="Arial" w:cs="Arial" w:eastAsia="Arial" w:hAnsi="Arial"/>
-              <w:color w:val="475569"/>
-              <w:sz w:val="14"/>
-              <w:szCs w:val="14"/>
-            </w:rPr>
-            <w:t xml:space="preserve">EMIS: 200600985</w:t>
-          </w:r>
-        </w:p>
-      </w:tc>
-      <w:tc>
-        <w:tcPr>
-          <w:tcW w:type="dxa" w:w="2267"/>
-          <w:tcBorders>
-            <w:top w:val="none"/>
-            <w:left w:val="single" w:color="0C2340" w:sz="18"/>
-            <w:bottom w:val="none"/>
-            <w:right w:val="none"/>
-          </w:tcBorders>
-          <w:tcMar>
-            <w:top w:type="dxa" w:w="15"/>
-            <w:left w:type="dxa" w:w="80"/>
-            <w:bottom w:type="dxa" w:w="15"/>
-            <w:right w:type="dxa" w:w="0"/>
-          </w:tcMar>
-          <w:vAlign w:val="center"/>
-        </w:tcPr>
-        <w:p>
-          <w:pPr>
-            <w:spacing w:after="4" w:before="0"/>
-          </w:pPr>
-          <w:r>
-            <w:rPr>
-              <w:rFonts w:ascii="Arial" w:cs="Arial" w:eastAsia="Arial" w:hAnsi="Arial"/>
-              <w:b/>
-              <w:bCs/>
-              <w:color w:val="0C2340"/>
-              <w:sz w:val="18"/>
-              <w:szCs w:val="18"/>
-            </w:rPr>
-            <w:t xml:space="preserve">SGB</w:t>
-          </w:r>
-        </w:p>
-        <w:p>
-          <w:pPr>
-            <w:spacing w:after="0" w:before="0"/>
-          </w:pPr>
-          <w:r>
-            <w:rPr>
-              <w:rFonts w:ascii="Arial" w:cs="Arial" w:eastAsia="Arial" w:hAnsi="Arial"/>
-              <w:color w:val="64748B"/>
-              <w:sz w:val="14"/>
-              <w:szCs w:val="14"/>
-            </w:rPr>
-            <w:t xml:space="preserve">ADOPTION RESOLUTION</w:t>
-          </w:r>
-        </w:p>
-      </w:tc>
-    </w:tr>
-  </w:tbl>
-</w:hdr>
 </file>
 
 <file path=word/numbering.xml><?xml version="1.0" encoding="utf-8"?>

--- a/SGB_Functionality_Audit_2026/01_SGB_Constitution/05_Formal_Adoption_Resolution_2026-01-28.docx
+++ b/SGB_Functionality_Audit_2026/01_SGB_Constitution/05_Formal_Adoption_Resolution_2026-01-28.docx
@@ -1438,7 +1438,7 @@
           <w:tcPr>
             <w:tcW w:type="dxa" w:w="3590"/>
             <w:tcMar>
-              <w:top w:type="dxa" w:w="160"/>
+              <w:top w:type="dxa" w:w="140"/>
               <w:left w:type="dxa" w:w="40"/>
               <w:bottom w:type="dxa" w:w="40"/>
               <w:right w:type="dxa" w:w="40"/>
@@ -1447,22 +1447,24 @@
           <w:p>
             <w:pPr>
               <w:keepLines/>
+              <w:pBdr>
+                <w:bottom w:val="single" w:color="64748B" w:sz="6"/>
+              </w:pBdr>
               <w:spacing w:after="20" w:before="0"/>
             </w:pPr>
             <w:r>
               <w:rPr>
                 <w:rFonts w:ascii="Arial" w:cs="Arial" w:eastAsia="Arial" w:hAnsi="Arial"/>
-                <w:color w:val="64748B"/>
-                <w:sz w:val="20"/>
-                <w:szCs w:val="20"/>
-              </w:rPr>
-              <w:t xml:space="preserve">__________________________________</w:t>
+                <w:sz w:val="2"/>
+                <w:szCs w:val="2"/>
+              </w:rPr>
+              <w:t xml:space="preserve"/>
             </w:r>
           </w:p>
           <w:p>
             <w:pPr>
               <w:keepLines/>
-              <w:spacing w:after="60" w:before="0"/>
+              <w:spacing w:after="50" w:before="0"/>
             </w:pPr>
             <w:r>
               <w:rPr>
@@ -1479,30 +1481,24 @@
           <w:p>
             <w:pPr>
               <w:keepLines/>
+              <w:spacing w:after="20" w:before="0"/>
+            </w:pPr>
+            <w:r>
+              <w:rPr>
+                <w:rFonts w:ascii="Arial" w:cs="Arial" w:eastAsia="Arial" w:hAnsi="Arial"/>
+                <w:b/>
+                <w:bCs/>
+                <w:color w:val="1A1A1A"/>
+                <w:sz w:val="20"/>
+                <w:szCs w:val="20"/>
+              </w:rPr>
+              <w:t xml:space="preserve">Mr. K. Dyasi</w:t>
+            </w:r>
+          </w:p>
+          <w:p>
+            <w:pPr>
+              <w:keepLines/>
               <w:spacing w:after="30" w:before="0"/>
-            </w:pPr>
-            <w:r>
-              <w:rPr>
-                <w:rFonts w:ascii="Arial" w:cs="Arial" w:eastAsia="Arial" w:hAnsi="Arial"/>
-                <w:sz w:val="19"/>
-                <w:szCs w:val="19"/>
-              </w:rPr>
-              <w:t xml:space="preserve">Surname, Name: </w:t>
-            </w:r>
-            <w:r>
-              <w:rPr>
-                <w:rFonts w:ascii="Arial" w:cs="Arial" w:eastAsia="Arial" w:hAnsi="Arial"/>
-                <w:color w:val="1A1A1A"/>
-                <w:sz w:val="19"/>
-                <w:szCs w:val="19"/>
-              </w:rPr>
-              <w:t xml:space="preserve">Mr. K. Dyasi</w:t>
-            </w:r>
-          </w:p>
-          <w:p>
-            <w:pPr>
-              <w:keepLines/>
-              <w:spacing w:after="0" w:before="0"/>
             </w:pPr>
             <w:r>
               <w:rPr>
@@ -1519,24 +1515,16 @@
           <w:p>
             <w:pPr>
               <w:keepLines/>
-              <w:spacing w:after="0" w:before="140"/>
-            </w:pPr>
-            <w:r>
-              <w:rPr>
-                <w:rFonts w:ascii="Arial" w:cs="Arial" w:eastAsia="Arial" w:hAnsi="Arial"/>
+              <w:spacing w:after="0" w:before="40"/>
+            </w:pPr>
+            <w:r>
+              <w:rPr>
+                <w:rFonts w:ascii="Arial" w:cs="Arial" w:eastAsia="Arial" w:hAnsi="Arial"/>
+                <w:color w:val="64748B"/>
                 <w:sz w:val="18"/>
                 <w:szCs w:val="18"/>
               </w:rPr>
-              <w:t xml:space="preserve">Date: </w:t>
-            </w:r>
-            <w:r>
-              <w:rPr>
-                <w:rFonts w:ascii="Arial" w:cs="Arial" w:eastAsia="Arial" w:hAnsi="Arial"/>
-                <w:color w:val="1A1A1A"/>
-                <w:sz w:val="18"/>
-                <w:szCs w:val="18"/>
-              </w:rPr>
-              <w:t xml:space="preserve">28/01/2026</w:t>
+              <w:t xml:space="preserve">Date: 28/01/2026</w:t>
             </w:r>
           </w:p>
         </w:tc>
@@ -1544,7 +1532,7 @@
           <w:tcPr>
             <w:tcW w:type="dxa" w:w="3590"/>
             <w:tcMar>
-              <w:top w:type="dxa" w:w="160"/>
+              <w:top w:type="dxa" w:w="140"/>
               <w:left w:type="dxa" w:w="40"/>
               <w:bottom w:type="dxa" w:w="40"/>
               <w:right w:type="dxa" w:w="40"/>
@@ -1553,22 +1541,24 @@
           <w:p>
             <w:pPr>
               <w:keepLines/>
+              <w:pBdr>
+                <w:bottom w:val="single" w:color="64748B" w:sz="6"/>
+              </w:pBdr>
               <w:spacing w:after="20" w:before="0"/>
             </w:pPr>
             <w:r>
               <w:rPr>
                 <w:rFonts w:ascii="Arial" w:cs="Arial" w:eastAsia="Arial" w:hAnsi="Arial"/>
-                <w:color w:val="64748B"/>
-                <w:sz w:val="20"/>
-                <w:szCs w:val="20"/>
-              </w:rPr>
-              <w:t xml:space="preserve">__________________________________</w:t>
+                <w:sz w:val="2"/>
+                <w:szCs w:val="2"/>
+              </w:rPr>
+              <w:t xml:space="preserve"/>
             </w:r>
           </w:p>
           <w:p>
             <w:pPr>
               <w:keepLines/>
-              <w:spacing w:after="60" w:before="0"/>
+              <w:spacing w:after="50" w:before="0"/>
             </w:pPr>
             <w:r>
               <w:rPr>
@@ -1585,30 +1575,24 @@
           <w:p>
             <w:pPr>
               <w:keepLines/>
+              <w:spacing w:after="20" w:before="0"/>
+            </w:pPr>
+            <w:r>
+              <w:rPr>
+                <w:rFonts w:ascii="Arial" w:cs="Arial" w:eastAsia="Arial" w:hAnsi="Arial"/>
+                <w:b/>
+                <w:bCs/>
+                <w:color w:val="1A1A1A"/>
+                <w:sz w:val="20"/>
+                <w:szCs w:val="20"/>
+              </w:rPr>
+              <w:t xml:space="preserve">Mr. A. Gushmani</w:t>
+            </w:r>
+          </w:p>
+          <w:p>
+            <w:pPr>
+              <w:keepLines/>
               <w:spacing w:after="30" w:before="0"/>
-            </w:pPr>
-            <w:r>
-              <w:rPr>
-                <w:rFonts w:ascii="Arial" w:cs="Arial" w:eastAsia="Arial" w:hAnsi="Arial"/>
-                <w:sz w:val="19"/>
-                <w:szCs w:val="19"/>
-              </w:rPr>
-              <w:t xml:space="preserve">Surname, Name: </w:t>
-            </w:r>
-            <w:r>
-              <w:rPr>
-                <w:rFonts w:ascii="Arial" w:cs="Arial" w:eastAsia="Arial" w:hAnsi="Arial"/>
-                <w:color w:val="1A1A1A"/>
-                <w:sz w:val="19"/>
-                <w:szCs w:val="19"/>
-              </w:rPr>
-              <w:t xml:space="preserve">Mr. A. Gushmani</w:t>
-            </w:r>
-          </w:p>
-          <w:p>
-            <w:pPr>
-              <w:keepLines/>
-              <w:spacing w:after="0" w:before="0"/>
             </w:pPr>
             <w:r>
               <w:rPr>
@@ -1625,24 +1609,16 @@
           <w:p>
             <w:pPr>
               <w:keepLines/>
-              <w:spacing w:after="0" w:before="140"/>
-            </w:pPr>
-            <w:r>
-              <w:rPr>
-                <w:rFonts w:ascii="Arial" w:cs="Arial" w:eastAsia="Arial" w:hAnsi="Arial"/>
+              <w:spacing w:after="0" w:before="40"/>
+            </w:pPr>
+            <w:r>
+              <w:rPr>
+                <w:rFonts w:ascii="Arial" w:cs="Arial" w:eastAsia="Arial" w:hAnsi="Arial"/>
+                <w:color w:val="64748B"/>
                 <w:sz w:val="18"/>
                 <w:szCs w:val="18"/>
               </w:rPr>
-              <w:t xml:space="preserve">Date: </w:t>
-            </w:r>
-            <w:r>
-              <w:rPr>
-                <w:rFonts w:ascii="Arial" w:cs="Arial" w:eastAsia="Arial" w:hAnsi="Arial"/>
-                <w:color w:val="1A1A1A"/>
-                <w:sz w:val="18"/>
-                <w:szCs w:val="18"/>
-              </w:rPr>
-              <w:t xml:space="preserve">28/01/2026</w:t>
+              <w:t xml:space="preserve">Date: 28/01/2026</w:t>
             </w:r>
           </w:p>
         </w:tc>
@@ -1650,7 +1626,7 @@
           <w:tcPr>
             <w:tcW w:type="dxa" w:w="3590"/>
             <w:tcMar>
-              <w:top w:type="dxa" w:w="160"/>
+              <w:top w:type="dxa" w:w="140"/>
               <w:left w:type="dxa" w:w="40"/>
               <w:bottom w:type="dxa" w:w="40"/>
               <w:right w:type="dxa" w:w="40"/>
@@ -1659,22 +1635,24 @@
           <w:p>
             <w:pPr>
               <w:keepLines/>
+              <w:pBdr>
+                <w:bottom w:val="single" w:color="64748B" w:sz="6"/>
+              </w:pBdr>
               <w:spacing w:after="20" w:before="0"/>
             </w:pPr>
             <w:r>
               <w:rPr>
                 <w:rFonts w:ascii="Arial" w:cs="Arial" w:eastAsia="Arial" w:hAnsi="Arial"/>
-                <w:color w:val="64748B"/>
-                <w:sz w:val="20"/>
-                <w:szCs w:val="20"/>
-              </w:rPr>
-              <w:t xml:space="preserve">__________________________________</w:t>
+                <w:sz w:val="2"/>
+                <w:szCs w:val="2"/>
+              </w:rPr>
+              <w:t xml:space="preserve"/>
             </w:r>
           </w:p>
           <w:p>
             <w:pPr>
               <w:keepLines/>
-              <w:spacing w:after="60" w:before="0"/>
+              <w:spacing w:after="50" w:before="0"/>
             </w:pPr>
             <w:r>
               <w:rPr>
@@ -1691,30 +1669,24 @@
           <w:p>
             <w:pPr>
               <w:keepLines/>
+              <w:spacing w:after="20" w:before="0"/>
+            </w:pPr>
+            <w:r>
+              <w:rPr>
+                <w:rFonts w:ascii="Arial" w:cs="Arial" w:eastAsia="Arial" w:hAnsi="Arial"/>
+                <w:b/>
+                <w:bCs/>
+                <w:color w:val="1A1A1A"/>
+                <w:sz w:val="20"/>
+                <w:szCs w:val="20"/>
+              </w:rPr>
+              <w:t xml:space="preserve">Ms. M. Botha</w:t>
+            </w:r>
+          </w:p>
+          <w:p>
+            <w:pPr>
+              <w:keepLines/>
               <w:spacing w:after="30" w:before="0"/>
-            </w:pPr>
-            <w:r>
-              <w:rPr>
-                <w:rFonts w:ascii="Arial" w:cs="Arial" w:eastAsia="Arial" w:hAnsi="Arial"/>
-                <w:sz w:val="19"/>
-                <w:szCs w:val="19"/>
-              </w:rPr>
-              <w:t xml:space="preserve">Surname, Name: </w:t>
-            </w:r>
-            <w:r>
-              <w:rPr>
-                <w:rFonts w:ascii="Arial" w:cs="Arial" w:eastAsia="Arial" w:hAnsi="Arial"/>
-                <w:color w:val="1A1A1A"/>
-                <w:sz w:val="19"/>
-                <w:szCs w:val="19"/>
-              </w:rPr>
-              <w:t xml:space="preserve">Ms. M. Botha</w:t>
-            </w:r>
-          </w:p>
-          <w:p>
-            <w:pPr>
-              <w:keepLines/>
-              <w:spacing w:after="0" w:before="0"/>
             </w:pPr>
             <w:r>
               <w:rPr>
@@ -1731,24 +1703,16 @@
           <w:p>
             <w:pPr>
               <w:keepLines/>
-              <w:spacing w:after="0" w:before="140"/>
-            </w:pPr>
-            <w:r>
-              <w:rPr>
-                <w:rFonts w:ascii="Arial" w:cs="Arial" w:eastAsia="Arial" w:hAnsi="Arial"/>
+              <w:spacing w:after="0" w:before="40"/>
+            </w:pPr>
+            <w:r>
+              <w:rPr>
+                <w:rFonts w:ascii="Arial" w:cs="Arial" w:eastAsia="Arial" w:hAnsi="Arial"/>
+                <w:color w:val="64748B"/>
                 <w:sz w:val="18"/>
                 <w:szCs w:val="18"/>
               </w:rPr>
-              <w:t xml:space="preserve">Date: </w:t>
-            </w:r>
-            <w:r>
-              <w:rPr>
-                <w:rFonts w:ascii="Arial" w:cs="Arial" w:eastAsia="Arial" w:hAnsi="Arial"/>
-                <w:color w:val="1A1A1A"/>
-                <w:sz w:val="18"/>
-                <w:szCs w:val="18"/>
-              </w:rPr>
-              <w:t xml:space="preserve">28/01/2026</w:t>
+              <w:t xml:space="preserve">Date: 28/01/2026</w:t>
             </w:r>
           </w:p>
         </w:tc>

--- a/SGB_Functionality_Audit_2026/01_SGB_Constitution/05_Formal_Adoption_Resolution_2026-01-28.docx
+++ b/SGB_Functionality_Audit_2026/01_SGB_Constitution/05_Formal_Adoption_Resolution_2026-01-28.docx
@@ -685,7 +685,7 @@
                 <w:sz w:val="20"/>
                 <w:szCs w:val="20"/>
               </w:rPr>
-              <w:t xml:space="preserve">Unanimously Approved (10-0)</w:t>
+              <w:t xml:space="preserve">Unanimously Approved (8-0)</w:t>
             </w:r>
           </w:p>
         </w:tc>
@@ -971,7 +971,7 @@
           <w:sz w:val="20"/>
           <w:szCs w:val="20"/>
         </w:rPr>
-        <w:t xml:space="preserve">Total SGB Membership: 11 Members.</w:t>
+        <w:t xml:space="preserve">Total SGB Membership: 9 Members.</w:t>
       </w:r>
     </w:p>
     <w:p>
@@ -1011,7 +1011,7 @@
           <w:sz w:val="20"/>
           <w:szCs w:val="20"/>
         </w:rPr>
-        <w:t xml:space="preserve">Members Present in Person: 10 Members.</w:t>
+        <w:t xml:space="preserve">Members Present in Person: 8 Members.</w:t>
       </w:r>
     </w:p>
     <w:p>
@@ -1051,7 +1051,7 @@
           <w:sz w:val="20"/>
           <w:szCs w:val="20"/>
         </w:rPr>
-        <w:t xml:space="preserve">Quorum Attained: 90.9% (Exceeds statutory requirement of 50% + 1).</w:t>
+        <w:t xml:space="preserve">Quorum Attained: 88.9% (Exceeds statutory requirement of 50% + 1).</w:t>
       </w:r>
     </w:p>
     <w:p>
@@ -1107,7 +1107,7 @@
           <w:sz w:val="20"/>
           <w:szCs w:val="20"/>
         </w:rPr>
-        <w:t xml:space="preserve">- Votes in Favour: 10 (Unanimous)</w:t>
+        <w:t xml:space="preserve">- Votes in Favour: 8 (Unanimous)</w:t>
       </w:r>
     </w:p>
     <w:p>

--- a/SGB_Functionality_Audit_2026/01_SGB_Constitution/05_Formal_Adoption_Resolution_2026-01-28.docx
+++ b/SGB_Functionality_Audit_2026/01_SGB_Constitution/05_Formal_Adoption_Resolution_2026-01-28.docx
@@ -129,7 +129,7 @@
                           </pic:cNvPicPr>
                         </pic:nvPicPr>
                         <pic:blipFill>
-                          <a:blip r:embed="rId8" cstate="none"/>
+                          <a:blip r:embed="rId9" cstate="none"/>
                           <a:srcRect/>
                           <a:stretch>
                             <a:fillRect/>
@@ -701,7 +701,7 @@
         <w:tabs>
           <w:tab w:val="left" w:pos="566"/>
         </w:tabs>
-        <w:spacing w:after="100" w:before="240"/>
+        <w:spacing w:after="80" w:before="0"/>
         <w:ind w:left="0"/>
       </w:pPr>
       <w:r>
@@ -740,7 +740,7 @@
         <w:tabs>
           <w:tab w:val="left" w:pos="566"/>
         </w:tabs>
-        <w:spacing w:after="90" w:before="70" w:line="276"/>
+        <w:spacing w:after="80" w:before="0" w:line="276"/>
         <w:ind w:left="566" w:hanging="566"/>
         <w:jc w:val="both"/>
       </w:pPr>
@@ -780,7 +780,7 @@
         <w:tabs>
           <w:tab w:val="left" w:pos="566"/>
         </w:tabs>
-        <w:spacing w:after="90" w:before="70" w:line="276"/>
+        <w:spacing w:after="80" w:before="0" w:line="276"/>
         <w:ind w:left="566" w:hanging="566"/>
         <w:jc w:val="both"/>
       </w:pPr>
@@ -820,7 +820,7 @@
         <w:tabs>
           <w:tab w:val="left" w:pos="566"/>
         </w:tabs>
-        <w:spacing w:after="90" w:before="70" w:line="276"/>
+        <w:spacing w:after="80" w:before="0" w:line="276"/>
         <w:ind w:left="566" w:hanging="566"/>
         <w:jc w:val="both"/>
       </w:pPr>
@@ -860,7 +860,7 @@
         <w:tabs>
           <w:tab w:val="left" w:pos="566"/>
         </w:tabs>
-        <w:spacing w:after="90" w:before="70" w:line="276"/>
+        <w:spacing w:after="80" w:before="0" w:line="276"/>
         <w:ind w:left="566" w:hanging="566"/>
         <w:jc w:val="both"/>
       </w:pPr>
@@ -900,7 +900,7 @@
         <w:tabs>
           <w:tab w:val="left" w:pos="566"/>
         </w:tabs>
-        <w:spacing w:after="100" w:before="240"/>
+        <w:spacing w:after="80" w:before="0"/>
         <w:ind w:left="0"/>
       </w:pPr>
       <w:r>
@@ -939,7 +939,7 @@
         <w:tabs>
           <w:tab w:val="left" w:pos="566"/>
         </w:tabs>
-        <w:spacing w:after="90" w:before="70" w:line="276"/>
+        <w:spacing w:after="80" w:before="0" w:line="276"/>
         <w:ind w:left="566" w:hanging="566"/>
         <w:jc w:val="both"/>
       </w:pPr>
@@ -979,7 +979,7 @@
         <w:tabs>
           <w:tab w:val="left" w:pos="566"/>
         </w:tabs>
-        <w:spacing w:after="90" w:before="70" w:line="276"/>
+        <w:spacing w:after="80" w:before="0" w:line="276"/>
         <w:ind w:left="566" w:hanging="566"/>
         <w:jc w:val="both"/>
       </w:pPr>
@@ -1019,7 +1019,7 @@
         <w:tabs>
           <w:tab w:val="left" w:pos="566"/>
         </w:tabs>
-        <w:spacing w:after="90" w:before="70" w:line="276"/>
+        <w:spacing w:after="80" w:before="0" w:line="276"/>
         <w:ind w:left="566" w:hanging="566"/>
         <w:jc w:val="both"/>
       </w:pPr>
@@ -1059,7 +1059,7 @@
         <w:tabs>
           <w:tab w:val="left" w:pos="566"/>
         </w:tabs>
-        <w:spacing w:after="90" w:before="70" w:line="276"/>
+        <w:spacing w:after="80" w:before="0" w:line="276"/>
         <w:ind w:left="566" w:hanging="566"/>
         <w:jc w:val="both"/>
       </w:pPr>
@@ -1096,50 +1096,122 @@
     </w:p>
     <w:p>
       <w:pPr>
-        <w:spacing w:after="90" w:before="70" w:line="276"/>
-        <w:ind w:left="0"/>
+        <w:tabs>
+          <w:tab w:val="left" w:pos="1700"/>
+        </w:tabs>
+        <w:spacing w:after="80" w:before="0" w:line="276"/>
+        <w:ind w:left="1700" w:hanging="566"/>
         <w:jc w:val="both"/>
       </w:pPr>
       <w:r>
         <w:rPr>
           <w:rFonts w:ascii="Arial" w:cs="Arial" w:eastAsia="Arial" w:hAnsi="Arial"/>
-          <w:color w:val="1A1A1A"/>
-          <w:sz w:val="20"/>
-          <w:szCs w:val="20"/>
-        </w:rPr>
-        <w:t xml:space="preserve">- Votes in Favour: 8 (Unanimous)</w:t>
-      </w:r>
-    </w:p>
-    <w:p>
-      <w:pPr>
-        <w:spacing w:after="90" w:before="70" w:line="276"/>
-        <w:ind w:left="0"/>
+          <w:b/>
+          <w:bCs/>
+          <w:color w:val="1A1A1A"/>
+          <w:sz w:val="20"/>
+          <w:szCs w:val="20"/>
+        </w:rPr>
+        <w:t xml:space="preserve">•</w:t>
+      </w:r>
+      <w:r>
+        <w:rPr>
+          <w:rFonts w:ascii="Arial" w:cs="Arial" w:eastAsia="Arial" w:hAnsi="Arial"/>
+          <w:sz w:val="20"/>
+          <w:szCs w:val="20"/>
+        </w:rPr>
+        <w:t xml:space="preserve">	</w:t>
+      </w:r>
+      <w:r>
+        <w:rPr>
+          <w:rFonts w:ascii="Arial" w:cs="Arial" w:eastAsia="Arial" w:hAnsi="Arial"/>
+          <w:b w:val="false"/>
+          <w:bCs w:val="false"/>
+          <w:color w:val="1A1A1A"/>
+          <w:sz w:val="20"/>
+          <w:szCs w:val="20"/>
+        </w:rPr>
+        <w:t xml:space="preserve">Votes in Favour: 8 (Unanimous)</w:t>
+      </w:r>
+    </w:p>
+    <w:p>
+      <w:pPr>
+        <w:tabs>
+          <w:tab w:val="left" w:pos="1700"/>
+        </w:tabs>
+        <w:spacing w:after="80" w:before="0" w:line="276"/>
+        <w:ind w:left="1700" w:hanging="566"/>
         <w:jc w:val="both"/>
       </w:pPr>
       <w:r>
         <w:rPr>
           <w:rFonts w:ascii="Arial" w:cs="Arial" w:eastAsia="Arial" w:hAnsi="Arial"/>
-          <w:color w:val="1A1A1A"/>
-          <w:sz w:val="20"/>
-          <w:szCs w:val="20"/>
-        </w:rPr>
-        <w:t xml:space="preserve">- Votes Against: 0</w:t>
-      </w:r>
-    </w:p>
-    <w:p>
-      <w:pPr>
-        <w:spacing w:after="90" w:before="70" w:line="276"/>
-        <w:ind w:left="0"/>
+          <w:b/>
+          <w:bCs/>
+          <w:color w:val="1A1A1A"/>
+          <w:sz w:val="20"/>
+          <w:szCs w:val="20"/>
+        </w:rPr>
+        <w:t xml:space="preserve">•</w:t>
+      </w:r>
+      <w:r>
+        <w:rPr>
+          <w:rFonts w:ascii="Arial" w:cs="Arial" w:eastAsia="Arial" w:hAnsi="Arial"/>
+          <w:sz w:val="20"/>
+          <w:szCs w:val="20"/>
+        </w:rPr>
+        <w:t xml:space="preserve">	</w:t>
+      </w:r>
+      <w:r>
+        <w:rPr>
+          <w:rFonts w:ascii="Arial" w:cs="Arial" w:eastAsia="Arial" w:hAnsi="Arial"/>
+          <w:b w:val="false"/>
+          <w:bCs w:val="false"/>
+          <w:color w:val="1A1A1A"/>
+          <w:sz w:val="20"/>
+          <w:szCs w:val="20"/>
+        </w:rPr>
+        <w:t xml:space="preserve">Votes Against: 0</w:t>
+      </w:r>
+    </w:p>
+    <w:p>
+      <w:pPr>
+        <w:tabs>
+          <w:tab w:val="left" w:pos="1700"/>
+        </w:tabs>
+        <w:spacing w:after="80" w:before="0" w:line="276"/>
+        <w:ind w:left="1700" w:hanging="566"/>
         <w:jc w:val="both"/>
       </w:pPr>
       <w:r>
         <w:rPr>
           <w:rFonts w:ascii="Arial" w:cs="Arial" w:eastAsia="Arial" w:hAnsi="Arial"/>
-          <w:color w:val="1A1A1A"/>
-          <w:sz w:val="20"/>
-          <w:szCs w:val="20"/>
-        </w:rPr>
-        <w:t xml:space="preserve">- Abstentions: 0</w:t>
+          <w:b/>
+          <w:bCs/>
+          <w:color w:val="1A1A1A"/>
+          <w:sz w:val="20"/>
+          <w:szCs w:val="20"/>
+        </w:rPr>
+        <w:t xml:space="preserve">•</w:t>
+      </w:r>
+      <w:r>
+        <w:rPr>
+          <w:rFonts w:ascii="Arial" w:cs="Arial" w:eastAsia="Arial" w:hAnsi="Arial"/>
+          <w:sz w:val="20"/>
+          <w:szCs w:val="20"/>
+        </w:rPr>
+        <w:t xml:space="preserve">	</w:t>
+      </w:r>
+      <w:r>
+        <w:rPr>
+          <w:rFonts w:ascii="Arial" w:cs="Arial" w:eastAsia="Arial" w:hAnsi="Arial"/>
+          <w:b w:val="false"/>
+          <w:bCs w:val="false"/>
+          <w:color w:val="1A1A1A"/>
+          <w:sz w:val="20"/>
+          <w:szCs w:val="20"/>
+        </w:rPr>
+        <w:t xml:space="preserve">Abstentions: 0</w:t>
       </w:r>
     </w:p>
     <w:p>
@@ -1147,7 +1219,7 @@
         <w:tabs>
           <w:tab w:val="left" w:pos="566"/>
         </w:tabs>
-        <w:spacing w:after="100" w:before="240"/>
+        <w:spacing w:after="80" w:before="0"/>
         <w:ind w:left="0"/>
       </w:pPr>
       <w:r>
@@ -1186,7 +1258,7 @@
         <w:tabs>
           <w:tab w:val="left" w:pos="566"/>
         </w:tabs>
-        <w:spacing w:after="90" w:before="70" w:line="276"/>
+        <w:spacing w:after="80" w:before="0" w:line="276"/>
         <w:ind w:left="566" w:hanging="566"/>
         <w:jc w:val="both"/>
       </w:pPr>
@@ -1226,7 +1298,7 @@
         <w:tabs>
           <w:tab w:val="left" w:pos="566"/>
         </w:tabs>
-        <w:spacing w:after="90" w:before="70" w:line="276"/>
+        <w:spacing w:after="80" w:before="0" w:line="276"/>
         <w:ind w:left="566" w:hanging="566"/>
         <w:jc w:val="both"/>
       </w:pPr>
@@ -1266,7 +1338,7 @@
         <w:tabs>
           <w:tab w:val="left" w:pos="566"/>
         </w:tabs>
-        <w:spacing w:after="90" w:before="70" w:line="276"/>
+        <w:spacing w:after="80" w:before="0" w:line="276"/>
         <w:ind w:left="566" w:hanging="566"/>
         <w:jc w:val="both"/>
       </w:pPr>
@@ -1306,7 +1378,7 @@
         <w:tabs>
           <w:tab w:val="left" w:pos="566"/>
         </w:tabs>
-        <w:spacing w:after="100" w:before="240"/>
+        <w:spacing w:after="80" w:before="0"/>
         <w:ind w:left="0"/>
       </w:pPr>
       <w:r>
@@ -1345,7 +1417,7 @@
         <w:tabs>
           <w:tab w:val="left" w:pos="566"/>
         </w:tabs>
-        <w:spacing w:after="90" w:before="70" w:line="276"/>
+        <w:spacing w:after="80" w:before="0" w:line="276"/>
         <w:ind w:left="566" w:hanging="566"/>
         <w:jc w:val="both"/>
       </w:pPr>
@@ -1378,39 +1450,6 @@
           <w:szCs w:val="20"/>
         </w:rPr>
         <w:t xml:space="preserve">We, the undersigned Executive Office Bearers of the School Governing Body of Lady Grey Arts Academy, hereby attest and certify that this resolution was formally passed at a duly constituted meeting of the SGB.</w:t>
-      </w:r>
-    </w:p>
-    <w:p>
-      <w:pPr>
-        <w:keepLines/>
-        <w:spacing w:after="100" w:before="260"/>
-      </w:pPr>
-      <w:r>
-        <w:rPr>
-          <w:rFonts w:ascii="Arial" w:cs="Arial" w:eastAsia="Arial" w:hAnsi="Arial"/>
-          <w:b/>
-          <w:bCs/>
-          <w:color w:val="0C2340"/>
-          <w:sz w:val="22"/>
-          <w:szCs w:val="22"/>
-        </w:rPr>
-        <w:t xml:space="preserve">EXECUTED AND CERTIFIED UNDER SGB SEAL</w:t>
-      </w:r>
-    </w:p>
-    <w:p>
-      <w:pPr>
-        <w:keepLines/>
-        <w:spacing w:after="140" w:before="60" w:line="276"/>
-        <w:jc w:val="both"/>
-      </w:pPr>
-      <w:r>
-        <w:rPr>
-          <w:rFonts w:ascii="Arial" w:cs="Arial" w:eastAsia="Arial" w:hAnsi="Arial"/>
-          <w:color w:val="1A1A1A"/>
-          <w:sz w:val="20"/>
-          <w:szCs w:val="20"/>
-        </w:rPr>
-        <w:t xml:space="preserve">Signed on this 28th day of January 2026 at Lady Grey, Eastern Cape:</w:t>
       </w:r>
     </w:p>
     <w:tbl>
@@ -1436,35 +1475,100 @@
         </w:trPr>
         <w:tc>
           <w:tcPr>
+            <w:tcW w:type="dxa" w:w="10771"/>
+            <w:gridSpan w:val="3"/>
+            <w:tcMar>
+              <w:top w:type="dxa" w:w="160"/>
+              <w:left w:type="dxa" w:w="0"/>
+              <w:bottom w:type="dxa" w:w="40"/>
+              <w:right w:type="dxa" w:w="0"/>
+            </w:tcMar>
+          </w:tcPr>
+          <w:p>
+            <w:pPr>
+              <w:keepLines/>
+              <w:spacing w:after="40" w:before="160"/>
+            </w:pPr>
+            <w:r>
+              <w:rPr>
+                <w:rFonts w:ascii="Arial" w:cs="Arial" w:eastAsia="Arial" w:hAnsi="Arial"/>
+                <w:b/>
+                <w:bCs/>
+                <w:color w:val="0C2340"/>
+                <w:sz w:val="22"/>
+                <w:szCs w:val="22"/>
+              </w:rPr>
+              <w:t xml:space="preserve">EXECUTED AND CERTIFIED UNDER SGB SEAL</w:t>
+            </w:r>
+          </w:p>
+        </w:tc>
+      </w:tr>
+      <w:tr>
+        <w:trPr>
+          <w:cantSplit/>
+        </w:trPr>
+        <w:tc>
+          <w:tcPr>
+            <w:tcW w:type="dxa" w:w="10771"/>
+            <w:gridSpan w:val="3"/>
+            <w:tcMar>
+              <w:top w:type="dxa" w:w="20"/>
+              <w:left w:type="dxa" w:w="0"/>
+              <w:bottom w:type="dxa" w:w="80"/>
+              <w:right w:type="dxa" w:w="0"/>
+            </w:tcMar>
+          </w:tcPr>
+          <w:p>
+            <w:pPr>
+              <w:keepLines/>
+              <w:spacing w:after="80" w:before="20" w:line="276"/>
+              <w:jc w:val="both"/>
+            </w:pPr>
+            <w:r>
+              <w:rPr>
+                <w:rFonts w:ascii="Arial" w:cs="Arial" w:eastAsia="Arial" w:hAnsi="Arial"/>
+                <w:color w:val="1A1A1A"/>
+                <w:sz w:val="20"/>
+                <w:szCs w:val="20"/>
+              </w:rPr>
+              <w:t xml:space="preserve">Signed on this 28th day of January 2026 at Lady Grey, Eastern Cape:</w:t>
+            </w:r>
+          </w:p>
+        </w:tc>
+      </w:tr>
+      <w:tr>
+        <w:trPr>
+          <w:cantSplit/>
+        </w:trPr>
+        <w:tc>
+          <w:tcPr>
             <w:tcW w:type="dxa" w:w="3590"/>
             <w:tcMar>
-              <w:top w:type="dxa" w:w="140"/>
-              <w:left w:type="dxa" w:w="40"/>
+              <w:top w:type="dxa" w:w="80"/>
+              <w:left w:type="dxa" w:w="20"/>
               <w:bottom w:type="dxa" w:w="40"/>
-              <w:right w:type="dxa" w:w="40"/>
+              <w:right w:type="dxa" w:w="20"/>
             </w:tcMar>
           </w:tcPr>
           <w:p>
             <w:pPr>
               <w:keepLines/>
-              <w:pBdr>
-                <w:bottom w:val="single" w:color="64748B" w:sz="6"/>
-              </w:pBdr>
-              <w:spacing w:after="20" w:before="0"/>
-            </w:pPr>
-            <w:r>
-              <w:rPr>
-                <w:rFonts w:ascii="Arial" w:cs="Arial" w:eastAsia="Arial" w:hAnsi="Arial"/>
-                <w:sz w:val="2"/>
-                <w:szCs w:val="2"/>
-              </w:rPr>
-              <w:t xml:space="preserve"/>
+              <w:spacing w:after="10" w:before="0"/>
+            </w:pPr>
+            <w:r>
+              <w:rPr>
+                <w:rFonts w:ascii="Arial" w:cs="Arial" w:eastAsia="Arial" w:hAnsi="Arial"/>
+                <w:color w:val="64748B"/>
+                <w:sz w:val="20"/>
+                <w:szCs w:val="20"/>
+              </w:rPr>
+              <w:t xml:space="preserve">_________________________</w:t>
             </w:r>
           </w:p>
           <w:p>
             <w:pPr>
               <w:keepLines/>
-              <w:spacing w:after="50" w:before="0"/>
+              <w:spacing w:after="40" w:before="0"/>
             </w:pPr>
             <w:r>
               <w:rPr>
@@ -1515,7 +1619,7 @@
           <w:p>
             <w:pPr>
               <w:keepLines/>
-              <w:spacing w:after="0" w:before="40"/>
+              <w:spacing w:after="0" w:before="30"/>
             </w:pPr>
             <w:r>
               <w:rPr>
@@ -1532,33 +1636,31 @@
           <w:tcPr>
             <w:tcW w:type="dxa" w:w="3590"/>
             <w:tcMar>
-              <w:top w:type="dxa" w:w="140"/>
-              <w:left w:type="dxa" w:w="40"/>
+              <w:top w:type="dxa" w:w="80"/>
+              <w:left w:type="dxa" w:w="20"/>
               <w:bottom w:type="dxa" w:w="40"/>
-              <w:right w:type="dxa" w:w="40"/>
+              <w:right w:type="dxa" w:w="20"/>
             </w:tcMar>
           </w:tcPr>
           <w:p>
             <w:pPr>
               <w:keepLines/>
-              <w:pBdr>
-                <w:bottom w:val="single" w:color="64748B" w:sz="6"/>
-              </w:pBdr>
-              <w:spacing w:after="20" w:before="0"/>
-            </w:pPr>
-            <w:r>
-              <w:rPr>
-                <w:rFonts w:ascii="Arial" w:cs="Arial" w:eastAsia="Arial" w:hAnsi="Arial"/>
-                <w:sz w:val="2"/>
-                <w:szCs w:val="2"/>
-              </w:rPr>
-              <w:t xml:space="preserve"/>
+              <w:spacing w:after="10" w:before="0"/>
+            </w:pPr>
+            <w:r>
+              <w:rPr>
+                <w:rFonts w:ascii="Arial" w:cs="Arial" w:eastAsia="Arial" w:hAnsi="Arial"/>
+                <w:color w:val="64748B"/>
+                <w:sz w:val="20"/>
+                <w:szCs w:val="20"/>
+              </w:rPr>
+              <w:t xml:space="preserve">_________________________</w:t>
             </w:r>
           </w:p>
           <w:p>
             <w:pPr>
               <w:keepLines/>
-              <w:spacing w:after="50" w:before="0"/>
+              <w:spacing w:after="40" w:before="0"/>
             </w:pPr>
             <w:r>
               <w:rPr>
@@ -1609,7 +1711,7 @@
           <w:p>
             <w:pPr>
               <w:keepLines/>
-              <w:spacing w:after="0" w:before="40"/>
+              <w:spacing w:after="0" w:before="30"/>
             </w:pPr>
             <w:r>
               <w:rPr>
@@ -1626,33 +1728,31 @@
           <w:tcPr>
             <w:tcW w:type="dxa" w:w="3590"/>
             <w:tcMar>
-              <w:top w:type="dxa" w:w="140"/>
-              <w:left w:type="dxa" w:w="40"/>
+              <w:top w:type="dxa" w:w="80"/>
+              <w:left w:type="dxa" w:w="20"/>
               <w:bottom w:type="dxa" w:w="40"/>
-              <w:right w:type="dxa" w:w="40"/>
+              <w:right w:type="dxa" w:w="20"/>
             </w:tcMar>
           </w:tcPr>
           <w:p>
             <w:pPr>
               <w:keepLines/>
-              <w:pBdr>
-                <w:bottom w:val="single" w:color="64748B" w:sz="6"/>
-              </w:pBdr>
-              <w:spacing w:after="20" w:before="0"/>
-            </w:pPr>
-            <w:r>
-              <w:rPr>
-                <w:rFonts w:ascii="Arial" w:cs="Arial" w:eastAsia="Arial" w:hAnsi="Arial"/>
-                <w:sz w:val="2"/>
-                <w:szCs w:val="2"/>
-              </w:rPr>
-              <w:t xml:space="preserve"/>
+              <w:spacing w:after="10" w:before="0"/>
+            </w:pPr>
+            <w:r>
+              <w:rPr>
+                <w:rFonts w:ascii="Arial" w:cs="Arial" w:eastAsia="Arial" w:hAnsi="Arial"/>
+                <w:color w:val="64748B"/>
+                <w:sz w:val="20"/>
+                <w:szCs w:val="20"/>
+              </w:rPr>
+              <w:t xml:space="preserve">_________________________</w:t>
             </w:r>
           </w:p>
           <w:p>
             <w:pPr>
               <w:keepLines/>
-              <w:spacing w:after="50" w:before="0"/>
+              <w:spacing w:after="40" w:before="0"/>
             </w:pPr>
             <w:r>
               <w:rPr>
@@ -1703,7 +1803,7 @@
           <w:p>
             <w:pPr>
               <w:keepLines/>
-              <w:spacing w:after="0" w:before="40"/>
+              <w:spacing w:after="0" w:before="30"/>
             </w:pPr>
             <w:r>
               <w:rPr>
@@ -1719,7 +1819,8 @@
       </w:tr>
     </w:tbl>
     <w:sectPr>
-      <w:footerReference w:type="default" r:id="rId7"/>
+      <w:headerReference w:type="default" r:id="rId7"/>
+      <w:footerReference w:type="default" r:id="rId8"/>
       <w:pgSz w:w="11905" w:h="16837" w:orient="portrait"/>
       <w:pgMar w:top="566" w:right="566" w:bottom="566" w:left="566" w:header="453" w:footer="453" w:gutter="0"/>
       <w:pgNumType/>
@@ -1787,24 +1888,6 @@
         <w:sz w:val="17"/>
         <w:szCs w:val="17"/>
       </w:rPr>
-      <w:t xml:space="preserve">LGAA SGB RESOLUTION CERTIFICATE • 2026-01   </w:t>
-    </w:r>
-    <w:r>
-      <w:rPr>
-        <w:rFonts w:ascii="Arial" w:cs="Arial" w:eastAsia="Arial" w:hAnsi="Arial"/>
-        <w:color w:val="64748B"/>
-        <w:sz w:val="17"/>
-        <w:szCs w:val="17"/>
-      </w:rPr>
-      <w:t xml:space="preserve">Page </w:t>
-    </w:r>
-    <w:r>
-      <w:rPr>
-        <w:rFonts w:ascii="Arial" w:cs="Arial" w:eastAsia="Arial" w:hAnsi="Arial"/>
-        <w:color w:val="64748B"/>
-        <w:sz w:val="17"/>
-        <w:szCs w:val="17"/>
-      </w:rPr>
       <w:fldChar w:fldCharType="begin"/>
       <w:instrText xml:space="preserve">PAGE</w:instrText>
       <w:fldChar w:fldCharType="separate"/>
@@ -1817,7 +1900,7 @@
         <w:sz w:val="17"/>
         <w:szCs w:val="17"/>
       </w:rPr>
-      <w:t xml:space="preserve"> of </w:t>
+      <w:t xml:space="preserve"> / </w:t>
     </w:r>
     <w:r>
       <w:rPr>
@@ -1870,6 +1953,45 @@
     </w:p>
   </w:footnote>
 </w:footnotes>
+</file>
+
+<file path=word/header1.xml><?xml version="1.0" encoding="utf-8"?>
+<w:hdr xmlns:wpc="http://schemas.microsoft.com/office/word/2010/wordprocessingCanvas" xmlns:mc="http://schemas.openxmlformats.org/markup-compatibility/2006" xmlns:o="urn:schemas-microsoft-com:office:office" xmlns:r="http://schemas.openxmlformats.org/officeDocument/2006/relationships" xmlns:m="http://schemas.openxmlformats.org/officeDocument/2006/math" xmlns:v="urn:schemas-microsoft-com:vml" xmlns:wp14="http://schemas.microsoft.com/office/word/2010/wordprocessingDrawing" xmlns:wp="http://schemas.openxmlformats.org/drawingml/2006/wordprocessingDrawing" xmlns:w10="urn:schemas-microsoft-com:office:word" xmlns:w="http://schemas.openxmlformats.org/wordprocessingml/2006/main" xmlns:w14="http://schemas.microsoft.com/office/word/2010/wordml" xmlns:w15="http://schemas.microsoft.com/office/word/2012/wordml" xmlns:wpg="http://schemas.microsoft.com/office/word/2010/wordprocessingGroup" xmlns:wpi="http://schemas.microsoft.com/office/word/2010/wordprocessingInk" xmlns:wne="http://schemas.microsoft.com/office/word/2006/wordml" xmlns:wps="http://schemas.microsoft.com/office/word/2010/wordprocessingShape" xmlns:cx="http://schemas.microsoft.com/office/drawing/2014/chartex" xmlns:cx1="http://schemas.microsoft.com/office/drawing/2015/9/8/chartex" xmlns:cx2="http://schemas.microsoft.com/office/drawing/2015/10/21/chartex" xmlns:cx3="http://schemas.microsoft.com/office/drawing/2016/5/9/chartex" xmlns:cx4="http://schemas.microsoft.com/office/drawing/2016/5/10/chartex" xmlns:cx5="http://schemas.microsoft.com/office/drawing/2016/5/11/chartex" xmlns:cx6="http://schemas.microsoft.com/office/drawing/2016/5/12/chartex" xmlns:cx7="http://schemas.microsoft.com/office/drawing/2016/5/13/chartex" xmlns:cx8="http://schemas.microsoft.com/office/drawing/2016/5/14/chartex" xmlns:w16cid="http://schemas.microsoft.com/office/word/2016/wordml/cid" xmlns:w16se="http://schemas.microsoft.com/office/word/2015/wordml/symex">
+  <w:p>
+    <w:pPr>
+      <w:pBdr>
+        <w:bottom w:val="single" w:color="CBD5E1" w:sz="6"/>
+      </w:pBdr>
+      <w:spacing w:after="80" w:before="0"/>
+    </w:pPr>
+    <w:r>
+      <w:rPr>
+        <w:rFonts w:ascii="Arial" w:cs="Arial" w:eastAsia="Arial" w:hAnsi="Arial"/>
+        <w:b/>
+        <w:bCs/>
+        <w:color w:val="0C2340"/>
+        <w:sz w:val="16"/>
+        <w:szCs w:val="16"/>
+      </w:rPr>
+      <w:t xml:space="preserve">LADY GREY ARTS ACADEMY • CERTIFICATE OF SGB GOVERNANCE RESOLUTION</w:t>
+    </w:r>
+    <w:r>
+      <w:rPr>
+        <w:rFonts w:ascii="Arial" w:cs="Arial" w:eastAsia="Arial" w:hAnsi="Arial"/>
+      </w:rPr>
+      <w:t xml:space="preserve">	</w:t>
+    </w:r>
+    <w:r>
+      <w:rPr>
+        <w:rFonts w:ascii="Arial" w:cs="Arial" w:eastAsia="Arial" w:hAnsi="Arial"/>
+        <w:color w:val="64748B"/>
+        <w:sz w:val="14"/>
+        <w:szCs w:val="14"/>
+      </w:rPr>
+      <w:t xml:space="preserve">SGB</w:t>
+    </w:r>
+  </w:p>
+</w:hdr>
 </file>
 
 <file path=word/numbering.xml><?xml version="1.0" encoding="utf-8"?>

--- a/SGB_Functionality_Audit_2026/01_SGB_Constitution/05_Formal_Adoption_Resolution_2026-01-28.docx
+++ b/SGB_Functionality_Audit_2026/01_SGB_Constitution/05_Formal_Adoption_Resolution_2026-01-28.docx
@@ -1543,49 +1543,52 @@
         <w:tc>
           <w:tcPr>
             <w:tcW w:type="dxa" w:w="3590"/>
+            <w:tcBorders>
+              <w:top w:val="single" w:color="E2E8F0" w:sz="4"/>
+              <w:left w:val="single" w:color="E2E8F0" w:sz="4"/>
+              <w:bottom w:val="single" w:color="E2E8F0" w:sz="4"/>
+              <w:right w:val="single" w:color="E2E8F0" w:sz="4"/>
+            </w:tcBorders>
+            <w:shd w:fill="F8FAFC" w:val="clear"/>
             <w:tcMar>
-              <w:top w:type="dxa" w:w="80"/>
-              <w:left w:type="dxa" w:w="20"/>
-              <w:bottom w:type="dxa" w:w="40"/>
-              <w:right w:type="dxa" w:w="20"/>
+              <w:top w:type="dxa" w:w="60"/>
+              <w:left w:type="dxa" w:w="80"/>
+              <w:bottom w:type="dxa" w:w="60"/>
+              <w:right w:type="dxa" w:w="80"/>
             </w:tcMar>
           </w:tcPr>
           <w:p>
             <w:pPr>
-              <w:keepLines/>
+              <w:spacing w:after="0" w:before="200"/>
+            </w:pPr>
+          </w:p>
+          <w:p>
+            <w:pPr>
+              <w:pBdr>
+                <w:bottom w:val="single" w:color="0C2340" w:sz="8"/>
+              </w:pBdr>
               <w:spacing w:after="10" w:before="0"/>
             </w:pPr>
-            <w:r>
-              <w:rPr>
-                <w:rFonts w:ascii="Arial" w:cs="Arial" w:eastAsia="Arial" w:hAnsi="Arial"/>
+          </w:p>
+          <w:p>
+            <w:pPr>
+              <w:spacing w:after="30" w:before="0"/>
+            </w:pPr>
+            <w:r>
+              <w:rPr>
+                <w:rFonts w:ascii="Arial" w:cs="Arial" w:eastAsia="Arial" w:hAnsi="Arial"/>
+                <w:b/>
+                <w:bCs/>
                 <w:color w:val="64748B"/>
-                <w:sz w:val="20"/>
-                <w:szCs w:val="20"/>
-              </w:rPr>
-              <w:t xml:space="preserve">_________________________</w:t>
-            </w:r>
-          </w:p>
-          <w:p>
-            <w:pPr>
-              <w:keepLines/>
-              <w:spacing w:after="40" w:before="0"/>
-            </w:pPr>
-            <w:r>
-              <w:rPr>
-                <w:rFonts w:ascii="Arial" w:cs="Arial" w:eastAsia="Arial" w:hAnsi="Arial"/>
-                <w:i/>
-                <w:iCs/>
-                <w:color w:val="64748B"/>
-                <w:sz w:val="16"/>
-                <w:szCs w:val="16"/>
-              </w:rPr>
-              <w:t xml:space="preserve">Signature</w:t>
-            </w:r>
-          </w:p>
-          <w:p>
-            <w:pPr>
-              <w:keepLines/>
-              <w:spacing w:after="20" w:before="0"/>
+                <w:sz w:val="14"/>
+                <w:szCs w:val="14"/>
+              </w:rPr>
+              <w:t xml:space="preserve">SIGNATURE</w:t>
+            </w:r>
+          </w:p>
+          <w:p>
+            <w:pPr>
+              <w:spacing w:after="15" w:before="0"/>
             </w:pPr>
             <w:r>
               <w:rPr>
@@ -1601,8 +1604,7 @@
           </w:p>
           <w:p>
             <w:pPr>
-              <w:keepLines/>
-              <w:spacing w:after="30" w:before="0"/>
+              <w:spacing w:after="20" w:before="0"/>
             </w:pPr>
             <w:r>
               <w:rPr>
@@ -1613,71 +1615,84 @@
                 <w:sz w:val="19"/>
                 <w:szCs w:val="19"/>
               </w:rPr>
-              <w:t xml:space="preserve">SGB Chairperson</w:t>
-            </w:r>
-          </w:p>
-          <w:p>
-            <w:pPr>
-              <w:keepLines/>
-              <w:spacing w:after="0" w:before="30"/>
-            </w:pPr>
-            <w:r>
-              <w:rPr>
-                <w:rFonts w:ascii="Arial" w:cs="Arial" w:eastAsia="Arial" w:hAnsi="Arial"/>
+              <w:t xml:space="preserve">SGB CHAIRPERSON</w:t>
+            </w:r>
+          </w:p>
+          <w:p>
+            <w:pPr>
+              <w:spacing w:after="0" w:before="10"/>
+            </w:pPr>
+            <w:r>
+              <w:rPr>
+                <w:rFonts w:ascii="Arial" w:cs="Arial" w:eastAsia="Arial" w:hAnsi="Arial"/>
+                <w:b/>
+                <w:bCs/>
                 <w:color w:val="64748B"/>
                 <w:sz w:val="18"/>
                 <w:szCs w:val="18"/>
               </w:rPr>
-              <w:t xml:space="preserve">Date: 28/01/2026</w:t>
+              <w:t xml:space="preserve">Date: </w:t>
+            </w:r>
+            <w:r>
+              <w:rPr>
+                <w:rFonts w:ascii="Arial" w:cs="Arial" w:eastAsia="Arial" w:hAnsi="Arial"/>
+                <w:color w:val="1A1A1A"/>
+                <w:sz w:val="18"/>
+                <w:szCs w:val="18"/>
+              </w:rPr>
+              <w:t xml:space="preserve">28/01/2026</w:t>
             </w:r>
           </w:p>
         </w:tc>
         <w:tc>
           <w:tcPr>
             <w:tcW w:type="dxa" w:w="3590"/>
+            <w:tcBorders>
+              <w:top w:val="single" w:color="E2E8F0" w:sz="4"/>
+              <w:left w:val="single" w:color="E2E8F0" w:sz="4"/>
+              <w:bottom w:val="single" w:color="E2E8F0" w:sz="4"/>
+              <w:right w:val="single" w:color="E2E8F0" w:sz="4"/>
+            </w:tcBorders>
+            <w:shd w:fill="F8FAFC" w:val="clear"/>
             <w:tcMar>
-              <w:top w:type="dxa" w:w="80"/>
-              <w:left w:type="dxa" w:w="20"/>
-              <w:bottom w:type="dxa" w:w="40"/>
-              <w:right w:type="dxa" w:w="20"/>
+              <w:top w:type="dxa" w:w="60"/>
+              <w:left w:type="dxa" w:w="80"/>
+              <w:bottom w:type="dxa" w:w="60"/>
+              <w:right w:type="dxa" w:w="80"/>
             </w:tcMar>
           </w:tcPr>
           <w:p>
             <w:pPr>
-              <w:keepLines/>
+              <w:spacing w:after="0" w:before="200"/>
+            </w:pPr>
+          </w:p>
+          <w:p>
+            <w:pPr>
+              <w:pBdr>
+                <w:bottom w:val="single" w:color="0C2340" w:sz="8"/>
+              </w:pBdr>
               <w:spacing w:after="10" w:before="0"/>
             </w:pPr>
-            <w:r>
-              <w:rPr>
-                <w:rFonts w:ascii="Arial" w:cs="Arial" w:eastAsia="Arial" w:hAnsi="Arial"/>
+          </w:p>
+          <w:p>
+            <w:pPr>
+              <w:spacing w:after="30" w:before="0"/>
+            </w:pPr>
+            <w:r>
+              <w:rPr>
+                <w:rFonts w:ascii="Arial" w:cs="Arial" w:eastAsia="Arial" w:hAnsi="Arial"/>
+                <w:b/>
+                <w:bCs/>
                 <w:color w:val="64748B"/>
-                <w:sz w:val="20"/>
-                <w:szCs w:val="20"/>
-              </w:rPr>
-              <w:t xml:space="preserve">_________________________</w:t>
-            </w:r>
-          </w:p>
-          <w:p>
-            <w:pPr>
-              <w:keepLines/>
-              <w:spacing w:after="40" w:before="0"/>
-            </w:pPr>
-            <w:r>
-              <w:rPr>
-                <w:rFonts w:ascii="Arial" w:cs="Arial" w:eastAsia="Arial" w:hAnsi="Arial"/>
-                <w:i/>
-                <w:iCs/>
-                <w:color w:val="64748B"/>
-                <w:sz w:val="16"/>
-                <w:szCs w:val="16"/>
-              </w:rPr>
-              <w:t xml:space="preserve">Signature</w:t>
-            </w:r>
-          </w:p>
-          <w:p>
-            <w:pPr>
-              <w:keepLines/>
-              <w:spacing w:after="20" w:before="0"/>
+                <w:sz w:val="14"/>
+                <w:szCs w:val="14"/>
+              </w:rPr>
+              <w:t xml:space="preserve">SIGNATURE</w:t>
+            </w:r>
+          </w:p>
+          <w:p>
+            <w:pPr>
+              <w:spacing w:after="15" w:before="0"/>
             </w:pPr>
             <w:r>
               <w:rPr>
@@ -1693,8 +1708,7 @@
           </w:p>
           <w:p>
             <w:pPr>
-              <w:keepLines/>
-              <w:spacing w:after="30" w:before="0"/>
+              <w:spacing w:after="20" w:before="0"/>
             </w:pPr>
             <w:r>
               <w:rPr>
@@ -1705,71 +1719,84 @@
                 <w:sz w:val="19"/>
                 <w:szCs w:val="19"/>
               </w:rPr>
-              <w:t xml:space="preserve">SGB Treasurer</w:t>
-            </w:r>
-          </w:p>
-          <w:p>
-            <w:pPr>
-              <w:keepLines/>
-              <w:spacing w:after="0" w:before="30"/>
-            </w:pPr>
-            <w:r>
-              <w:rPr>
-                <w:rFonts w:ascii="Arial" w:cs="Arial" w:eastAsia="Arial" w:hAnsi="Arial"/>
+              <w:t xml:space="preserve">SGB TREASURER</w:t>
+            </w:r>
+          </w:p>
+          <w:p>
+            <w:pPr>
+              <w:spacing w:after="0" w:before="10"/>
+            </w:pPr>
+            <w:r>
+              <w:rPr>
+                <w:rFonts w:ascii="Arial" w:cs="Arial" w:eastAsia="Arial" w:hAnsi="Arial"/>
+                <w:b/>
+                <w:bCs/>
                 <w:color w:val="64748B"/>
                 <w:sz w:val="18"/>
                 <w:szCs w:val="18"/>
               </w:rPr>
-              <w:t xml:space="preserve">Date: 28/01/2026</w:t>
+              <w:t xml:space="preserve">Date: </w:t>
+            </w:r>
+            <w:r>
+              <w:rPr>
+                <w:rFonts w:ascii="Arial" w:cs="Arial" w:eastAsia="Arial" w:hAnsi="Arial"/>
+                <w:color w:val="1A1A1A"/>
+                <w:sz w:val="18"/>
+                <w:szCs w:val="18"/>
+              </w:rPr>
+              <w:t xml:space="preserve">28/01/2026</w:t>
             </w:r>
           </w:p>
         </w:tc>
         <w:tc>
           <w:tcPr>
             <w:tcW w:type="dxa" w:w="3590"/>
+            <w:tcBorders>
+              <w:top w:val="single" w:color="E2E8F0" w:sz="4"/>
+              <w:left w:val="single" w:color="E2E8F0" w:sz="4"/>
+              <w:bottom w:val="single" w:color="E2E8F0" w:sz="4"/>
+              <w:right w:val="single" w:color="E2E8F0" w:sz="4"/>
+            </w:tcBorders>
+            <w:shd w:fill="F8FAFC" w:val="clear"/>
             <w:tcMar>
-              <w:top w:type="dxa" w:w="80"/>
-              <w:left w:type="dxa" w:w="20"/>
-              <w:bottom w:type="dxa" w:w="40"/>
-              <w:right w:type="dxa" w:w="20"/>
+              <w:top w:type="dxa" w:w="60"/>
+              <w:left w:type="dxa" w:w="80"/>
+              <w:bottom w:type="dxa" w:w="60"/>
+              <w:right w:type="dxa" w:w="80"/>
             </w:tcMar>
           </w:tcPr>
           <w:p>
             <w:pPr>
-              <w:keepLines/>
+              <w:spacing w:after="0" w:before="200"/>
+            </w:pPr>
+          </w:p>
+          <w:p>
+            <w:pPr>
+              <w:pBdr>
+                <w:bottom w:val="single" w:color="0C2340" w:sz="8"/>
+              </w:pBdr>
               <w:spacing w:after="10" w:before="0"/>
             </w:pPr>
-            <w:r>
-              <w:rPr>
-                <w:rFonts w:ascii="Arial" w:cs="Arial" w:eastAsia="Arial" w:hAnsi="Arial"/>
+          </w:p>
+          <w:p>
+            <w:pPr>
+              <w:spacing w:after="30" w:before="0"/>
+            </w:pPr>
+            <w:r>
+              <w:rPr>
+                <w:rFonts w:ascii="Arial" w:cs="Arial" w:eastAsia="Arial" w:hAnsi="Arial"/>
+                <w:b/>
+                <w:bCs/>
                 <w:color w:val="64748B"/>
-                <w:sz w:val="20"/>
-                <w:szCs w:val="20"/>
-              </w:rPr>
-              <w:t xml:space="preserve">_________________________</w:t>
-            </w:r>
-          </w:p>
-          <w:p>
-            <w:pPr>
-              <w:keepLines/>
-              <w:spacing w:after="40" w:before="0"/>
-            </w:pPr>
-            <w:r>
-              <w:rPr>
-                <w:rFonts w:ascii="Arial" w:cs="Arial" w:eastAsia="Arial" w:hAnsi="Arial"/>
-                <w:i/>
-                <w:iCs/>
-                <w:color w:val="64748B"/>
-                <w:sz w:val="16"/>
-                <w:szCs w:val="16"/>
-              </w:rPr>
-              <w:t xml:space="preserve">Signature</w:t>
-            </w:r>
-          </w:p>
-          <w:p>
-            <w:pPr>
-              <w:keepLines/>
-              <w:spacing w:after="20" w:before="0"/>
+                <w:sz w:val="14"/>
+                <w:szCs w:val="14"/>
+              </w:rPr>
+              <w:t xml:space="preserve">SIGNATURE</w:t>
+            </w:r>
+          </w:p>
+          <w:p>
+            <w:pPr>
+              <w:spacing w:after="15" w:before="0"/>
             </w:pPr>
             <w:r>
               <w:rPr>
@@ -1785,8 +1812,7 @@
           </w:p>
           <w:p>
             <w:pPr>
-              <w:keepLines/>
-              <w:spacing w:after="30" w:before="0"/>
+              <w:spacing w:after="20" w:before="0"/>
             </w:pPr>
             <w:r>
               <w:rPr>
@@ -1797,22 +1823,32 @@
                 <w:sz w:val="19"/>
                 <w:szCs w:val="19"/>
               </w:rPr>
-              <w:t xml:space="preserve">School Principal</w:t>
-            </w:r>
-          </w:p>
-          <w:p>
-            <w:pPr>
-              <w:keepLines/>
-              <w:spacing w:after="0" w:before="30"/>
-            </w:pPr>
-            <w:r>
-              <w:rPr>
-                <w:rFonts w:ascii="Arial" w:cs="Arial" w:eastAsia="Arial" w:hAnsi="Arial"/>
+              <w:t xml:space="preserve">SCHOOL PRINCIPAL</w:t>
+            </w:r>
+          </w:p>
+          <w:p>
+            <w:pPr>
+              <w:spacing w:after="0" w:before="10"/>
+            </w:pPr>
+            <w:r>
+              <w:rPr>
+                <w:rFonts w:ascii="Arial" w:cs="Arial" w:eastAsia="Arial" w:hAnsi="Arial"/>
+                <w:b/>
+                <w:bCs/>
                 <w:color w:val="64748B"/>
                 <w:sz w:val="18"/>
                 <w:szCs w:val="18"/>
               </w:rPr>
-              <w:t xml:space="preserve">Date: 28/01/2026</w:t>
+              <w:t xml:space="preserve">Date: </w:t>
+            </w:r>
+            <w:r>
+              <w:rPr>
+                <w:rFonts w:ascii="Arial" w:cs="Arial" w:eastAsia="Arial" w:hAnsi="Arial"/>
+                <w:color w:val="1A1A1A"/>
+                <w:sz w:val="18"/>
+                <w:szCs w:val="18"/>
+              </w:rPr>
+              <w:t xml:space="preserve">28/01/2026</w:t>
             </w:r>
           </w:p>
         </w:tc>

--- a/SGB_Functionality_Audit_2026/01_SGB_Constitution/05_Formal_Adoption_Resolution_2026-01-28.docx
+++ b/SGB_Functionality_Audit_2026/01_SGB_Constitution/05_Formal_Adoption_Resolution_2026-01-28.docx
@@ -1452,6 +1452,12 @@
         <w:t xml:space="preserve">We, the undersigned Executive Office Bearers of the School Governing Body of Lady Grey Arts Academy, hereby attest and certify that this resolution was formally passed at a duly constituted meeting of the SGB.</w:t>
       </w:r>
     </w:p>
+    <w:p>
+      <w:pPr>
+        <w:pageBreakBefore/>
+        <w:spacing w:after="0" w:before="0"/>
+      </w:pPr>
+    </w:p>
     <w:tbl>
       <w:tblPr>
         <w:tblW w:type="dxa" w:w="10771"/>
@@ -1544,12 +1550,11 @@
           <w:tcPr>
             <w:tcW w:type="dxa" w:w="3590"/>
             <w:tcBorders>
-              <w:top w:val="single" w:color="E2E8F0" w:sz="4"/>
-              <w:left w:val="single" w:color="E2E8F0" w:sz="4"/>
-              <w:bottom w:val="single" w:color="E2E8F0" w:sz="4"/>
-              <w:right w:val="single" w:color="E2E8F0" w:sz="4"/>
+              <w:top w:val="single" w:color="CBD5E1" w:sz="4"/>
+              <w:left w:val="single" w:color="CBD5E1" w:sz="4"/>
+              <w:bottom w:val="single" w:color="CBD5E1" w:sz="4"/>
+              <w:right w:val="single" w:color="CBD5E1" w:sz="4"/>
             </w:tcBorders>
-            <w:shd w:fill="F8FAFC" w:val="clear"/>
             <w:tcMar>
               <w:top w:type="dxa" w:w="60"/>
               <w:left w:type="dxa" w:w="80"/>
@@ -1648,12 +1653,11 @@
           <w:tcPr>
             <w:tcW w:type="dxa" w:w="3590"/>
             <w:tcBorders>
-              <w:top w:val="single" w:color="E2E8F0" w:sz="4"/>
-              <w:left w:val="single" w:color="E2E8F0" w:sz="4"/>
-              <w:bottom w:val="single" w:color="E2E8F0" w:sz="4"/>
-              <w:right w:val="single" w:color="E2E8F0" w:sz="4"/>
+              <w:top w:val="single" w:color="CBD5E1" w:sz="4"/>
+              <w:left w:val="single" w:color="CBD5E1" w:sz="4"/>
+              <w:bottom w:val="single" w:color="CBD5E1" w:sz="4"/>
+              <w:right w:val="single" w:color="CBD5E1" w:sz="4"/>
             </w:tcBorders>
-            <w:shd w:fill="F8FAFC" w:val="clear"/>
             <w:tcMar>
               <w:top w:type="dxa" w:w="60"/>
               <w:left w:type="dxa" w:w="80"/>
@@ -1752,12 +1756,11 @@
           <w:tcPr>
             <w:tcW w:type="dxa" w:w="3590"/>
             <w:tcBorders>
-              <w:top w:val="single" w:color="E2E8F0" w:sz="4"/>
-              <w:left w:val="single" w:color="E2E8F0" w:sz="4"/>
-              <w:bottom w:val="single" w:color="E2E8F0" w:sz="4"/>
-              <w:right w:val="single" w:color="E2E8F0" w:sz="4"/>
+              <w:top w:val="single" w:color="CBD5E1" w:sz="4"/>
+              <w:left w:val="single" w:color="CBD5E1" w:sz="4"/>
+              <w:bottom w:val="single" w:color="CBD5E1" w:sz="4"/>
+              <w:right w:val="single" w:color="CBD5E1" w:sz="4"/>
             </w:tcBorders>
-            <w:shd w:fill="F8FAFC" w:val="clear"/>
             <w:tcMar>
               <w:top w:type="dxa" w:w="60"/>
               <w:left w:type="dxa" w:w="80"/>

--- a/SGB_Functionality_Audit_2026/01_SGB_Constitution/05_Formal_Adoption_Resolution_2026-01-28.docx
+++ b/SGB_Functionality_Audit_2026/01_SGB_Constitution/05_Formal_Adoption_Resolution_2026-01-28.docx
@@ -1577,7 +1577,7 @@
           </w:p>
           <w:p>
             <w:pPr>
-              <w:spacing w:after="30" w:before="0"/>
+              <w:spacing w:after="90" w:before="0"/>
             </w:pPr>
             <w:r>
               <w:rPr>
@@ -1625,7 +1625,8 @@
           </w:p>
           <w:p>
             <w:pPr>
-              <w:spacing w:after="0" w:before="10"/>
+              <w:spacing w:after="0" w:before="40"/>
+              <w:jc w:val="right"/>
             </w:pPr>
             <w:r>
               <w:rPr>
@@ -1636,7 +1637,7 @@
                 <w:sz w:val="18"/>
                 <w:szCs w:val="18"/>
               </w:rPr>
-              <w:t xml:space="preserve">Date: </w:t>
+              <w:t xml:space="preserve">DATE: </w:t>
             </w:r>
             <w:r>
               <w:rPr>
@@ -1680,7 +1681,7 @@
           </w:p>
           <w:p>
             <w:pPr>
-              <w:spacing w:after="30" w:before="0"/>
+              <w:spacing w:after="90" w:before="0"/>
             </w:pPr>
             <w:r>
               <w:rPr>
@@ -1728,7 +1729,8 @@
           </w:p>
           <w:p>
             <w:pPr>
-              <w:spacing w:after="0" w:before="10"/>
+              <w:spacing w:after="0" w:before="40"/>
+              <w:jc w:val="right"/>
             </w:pPr>
             <w:r>
               <w:rPr>
@@ -1739,7 +1741,7 @@
                 <w:sz w:val="18"/>
                 <w:szCs w:val="18"/>
               </w:rPr>
-              <w:t xml:space="preserve">Date: </w:t>
+              <w:t xml:space="preserve">DATE: </w:t>
             </w:r>
             <w:r>
               <w:rPr>
@@ -1783,7 +1785,7 @@
           </w:p>
           <w:p>
             <w:pPr>
-              <w:spacing w:after="30" w:before="0"/>
+              <w:spacing w:after="90" w:before="0"/>
             </w:pPr>
             <w:r>
               <w:rPr>
@@ -1831,7 +1833,8 @@
           </w:p>
           <w:p>
             <w:pPr>
-              <w:spacing w:after="0" w:before="10"/>
+              <w:spacing w:after="0" w:before="40"/>
+              <w:jc w:val="right"/>
             </w:pPr>
             <w:r>
               <w:rPr>
@@ -1842,7 +1845,7 @@
                 <w:sz w:val="18"/>
                 <w:szCs w:val="18"/>
               </w:rPr>
-              <w:t xml:space="preserve">Date: </w:t>
+              <w:t xml:space="preserve">DATE: </w:t>
             </w:r>
             <w:r>
               <w:rPr>

--- a/SGB_Functionality_Audit_2026/01_SGB_Constitution/05_Formal_Adoption_Resolution_2026-01-28.docx
+++ b/SGB_Functionality_Audit_2026/01_SGB_Constitution/05_Formal_Adoption_Resolution_2026-01-28.docx
@@ -1096,6 +1096,7 @@
     </w:p>
     <w:p>
       <w:pPr>
+        <w:keepLines/>
         <w:tabs>
           <w:tab w:val="left" w:pos="1700"/>
         </w:tabs>
@@ -1136,6 +1137,7 @@
     </w:p>
     <w:p>
       <w:pPr>
+        <w:keepLines/>
         <w:tabs>
           <w:tab w:val="left" w:pos="1700"/>
         </w:tabs>
@@ -1176,6 +1178,7 @@
     </w:p>
     <w:p>
       <w:pPr>
+        <w:keepLines/>
         <w:tabs>
           <w:tab w:val="left" w:pos="1700"/>
         </w:tabs>
@@ -1461,16 +1464,19 @@
     <w:tbl>
       <w:tblPr>
         <w:tblW w:type="dxa" w:w="10771"/>
+        <w:jc w:val="center"/>
         <w:tblBorders>
-          <w:top w:val="none"/>
-          <w:left w:val="none"/>
-          <w:bottom w:val="none"/>
-          <w:right w:val="none"/>
-          <w:insideH w:val="none"/>
-          <w:insideV w:val="none"/>
+          <w:top w:val="single" w:color="auto" w:sz="4"/>
+          <w:left w:val="single" w:color="auto" w:sz="4"/>
+          <w:bottom w:val="single" w:color="auto" w:sz="4"/>
+          <w:right w:val="single" w:color="auto" w:sz="4"/>
+          <w:insideH w:val="single" w:color="auto" w:sz="4"/>
+          <w:insideV w:val="single" w:color="auto" w:sz="4"/>
         </w:tblBorders>
       </w:tblPr>
       <w:tblGrid>
+        <w:gridCol w:w="100"/>
+        <w:gridCol w:w="100"/>
         <w:gridCol w:w="100"/>
         <w:gridCol w:w="100"/>
         <w:gridCol w:w="100"/>
@@ -1482,7 +1488,7 @@
         <w:tc>
           <w:tcPr>
             <w:tcW w:type="dxa" w:w="10771"/>
-            <w:gridSpan w:val="3"/>
+            <w:gridSpan w:val="5"/>
             <w:tcMar>
               <w:top w:type="dxa" w:w="160"/>
               <w:left w:type="dxa" w:w="0"/>
@@ -1516,7 +1522,7 @@
         <w:tc>
           <w:tcPr>
             <w:tcW w:type="dxa" w:w="10771"/>
-            <w:gridSpan w:val="3"/>
+            <w:gridSpan w:val="5"/>
             <w:tcMar>
               <w:top w:type="dxa" w:w="20"/>
               <w:left w:type="dxa" w:w="0"/>
@@ -1548,7 +1554,7 @@
         </w:trPr>
         <w:tc>
           <w:tcPr>
-            <w:tcW w:type="dxa" w:w="3590"/>
+            <w:tcW w:type="dxa" w:w="3401"/>
             <w:tcBorders>
               <w:top w:val="single" w:color="CBD5E1" w:sz="4"/>
               <w:left w:val="single" w:color="CBD5E1" w:sz="4"/>
@@ -1556,10 +1562,10 @@
               <w:right w:val="single" w:color="CBD5E1" w:sz="4"/>
             </w:tcBorders>
             <w:tcMar>
-              <w:top w:type="dxa" w:w="60"/>
-              <w:left w:type="dxa" w:w="80"/>
-              <w:bottom w:type="dxa" w:w="60"/>
-              <w:right w:type="dxa" w:w="80"/>
+              <w:top w:type="dxa" w:w="120"/>
+              <w:left w:type="dxa" w:w="140"/>
+              <w:bottom w:type="dxa" w:w="120"/>
+              <w:right w:type="dxa" w:w="140"/>
             </w:tcMar>
           </w:tcPr>
           <w:p>
@@ -1652,7 +1658,29 @@
         </w:tc>
         <w:tc>
           <w:tcPr>
-            <w:tcW w:type="dxa" w:w="3590"/>
+            <w:tcW w:type="dxa" w:w="283"/>
+            <w:tcBorders>
+              <w:top w:val="none"/>
+              <w:left w:val="none"/>
+              <w:bottom w:val="none"/>
+              <w:right w:val="none"/>
+            </w:tcBorders>
+            <w:tcMar>
+              <w:top w:type="dxa" w:w="0"/>
+              <w:left w:type="dxa" w:w="0"/>
+              <w:bottom w:type="dxa" w:w="0"/>
+              <w:right w:type="dxa" w:w="0"/>
+            </w:tcMar>
+          </w:tcPr>
+          <w:p>
+            <w:pPr>
+              <w:spacing w:after="0" w:before="0"/>
+            </w:pPr>
+          </w:p>
+        </w:tc>
+        <w:tc>
+          <w:tcPr>
+            <w:tcW w:type="dxa" w:w="3401"/>
             <w:tcBorders>
               <w:top w:val="single" w:color="CBD5E1" w:sz="4"/>
               <w:left w:val="single" w:color="CBD5E1" w:sz="4"/>
@@ -1660,10 +1688,10 @@
               <w:right w:val="single" w:color="CBD5E1" w:sz="4"/>
             </w:tcBorders>
             <w:tcMar>
-              <w:top w:type="dxa" w:w="60"/>
-              <w:left w:type="dxa" w:w="80"/>
-              <w:bottom w:type="dxa" w:w="60"/>
-              <w:right w:type="dxa" w:w="80"/>
+              <w:top w:type="dxa" w:w="120"/>
+              <w:left w:type="dxa" w:w="140"/>
+              <w:bottom w:type="dxa" w:w="120"/>
+              <w:right w:type="dxa" w:w="140"/>
             </w:tcMar>
           </w:tcPr>
           <w:p>
@@ -1756,7 +1784,29 @@
         </w:tc>
         <w:tc>
           <w:tcPr>
-            <w:tcW w:type="dxa" w:w="3590"/>
+            <w:tcW w:type="dxa" w:w="283"/>
+            <w:tcBorders>
+              <w:top w:val="none"/>
+              <w:left w:val="none"/>
+              <w:bottom w:val="none"/>
+              <w:right w:val="none"/>
+            </w:tcBorders>
+            <w:tcMar>
+              <w:top w:type="dxa" w:w="0"/>
+              <w:left w:type="dxa" w:w="0"/>
+              <w:bottom w:type="dxa" w:w="0"/>
+              <w:right w:type="dxa" w:w="0"/>
+            </w:tcMar>
+          </w:tcPr>
+          <w:p>
+            <w:pPr>
+              <w:spacing w:after="0" w:before="0"/>
+            </w:pPr>
+          </w:p>
+        </w:tc>
+        <w:tc>
+          <w:tcPr>
+            <w:tcW w:type="dxa" w:w="3401"/>
             <w:tcBorders>
               <w:top w:val="single" w:color="CBD5E1" w:sz="4"/>
               <w:left w:val="single" w:color="CBD5E1" w:sz="4"/>
@@ -1764,10 +1814,10 @@
               <w:right w:val="single" w:color="CBD5E1" w:sz="4"/>
             </w:tcBorders>
             <w:tcMar>
-              <w:top w:type="dxa" w:w="60"/>
-              <w:left w:type="dxa" w:w="80"/>
-              <w:bottom w:type="dxa" w:w="60"/>
-              <w:right w:type="dxa" w:w="80"/>
+              <w:top w:type="dxa" w:w="120"/>
+              <w:left w:type="dxa" w:w="140"/>
+              <w:bottom w:type="dxa" w:w="120"/>
+              <w:right w:type="dxa" w:w="140"/>
             </w:tcMar>
           </w:tcPr>
           <w:p>

--- a/SGB_Functionality_Audit_2026/01_SGB_Constitution/05_Formal_Adoption_Resolution_2026-01-28.docx
+++ b/SGB_Functionality_Audit_2026/01_SGB_Constitution/05_Formal_Adoption_Resolution_2026-01-28.docx
@@ -1461,22 +1461,53 @@
         <w:spacing w:after="0" w:before="0"/>
       </w:pPr>
     </w:p>
+    <w:p>
+      <w:pPr>
+        <w:keepLines/>
+        <w:spacing w:after="40" w:before="160"/>
+      </w:pPr>
+      <w:r>
+        <w:rPr>
+          <w:rFonts w:ascii="Arial" w:cs="Arial" w:eastAsia="Arial" w:hAnsi="Arial"/>
+          <w:b/>
+          <w:bCs/>
+          <w:color w:val="0C2340"/>
+          <w:sz w:val="22"/>
+          <w:szCs w:val="22"/>
+        </w:rPr>
+        <w:t xml:space="preserve">EXECUTED AND CERTIFIED UNDER SGB SEAL</w:t>
+      </w:r>
+    </w:p>
+    <w:p>
+      <w:pPr>
+        <w:keepLines/>
+        <w:spacing w:after="120" w:before="20" w:line="276"/>
+        <w:jc w:val="both"/>
+      </w:pPr>
+      <w:r>
+        <w:rPr>
+          <w:rFonts w:ascii="Arial" w:cs="Arial" w:eastAsia="Arial" w:hAnsi="Arial"/>
+          <w:color w:val="1A1A1A"/>
+          <w:sz w:val="20"/>
+          <w:szCs w:val="20"/>
+        </w:rPr>
+        <w:t xml:space="preserve">Signed on this 28th day of January 2026 at Lady Grey, Eastern Cape:</w:t>
+      </w:r>
+    </w:p>
     <w:tbl>
       <w:tblPr>
         <w:tblW w:type="dxa" w:w="10771"/>
         <w:jc w:val="center"/>
         <w:tblBorders>
-          <w:top w:val="single" w:color="auto" w:sz="4"/>
-          <w:left w:val="single" w:color="auto" w:sz="4"/>
-          <w:bottom w:val="single" w:color="auto" w:sz="4"/>
-          <w:right w:val="single" w:color="auto" w:sz="4"/>
-          <w:insideH w:val="single" w:color="auto" w:sz="4"/>
-          <w:insideV w:val="single" w:color="auto" w:sz="4"/>
+          <w:top w:val="none"/>
+          <w:left w:val="none"/>
+          <w:bottom w:val="none"/>
+          <w:right w:val="none"/>
+          <w:insideH w:val="none"/>
+          <w:insideV w:val="none"/>
         </w:tblBorders>
       </w:tblPr>
       <w:tblGrid>
-        <w:gridCol w:w="100"/>
-        <w:gridCol w:w="100"/>
         <w:gridCol w:w="100"/>
         <w:gridCol w:w="100"/>
         <w:gridCol w:w="100"/>
@@ -1487,178 +1518,7 @@
         </w:trPr>
         <w:tc>
           <w:tcPr>
-            <w:tcW w:type="dxa" w:w="10771"/>
-            <w:gridSpan w:val="5"/>
-            <w:tcMar>
-              <w:top w:type="dxa" w:w="160"/>
-              <w:left w:type="dxa" w:w="0"/>
-              <w:bottom w:type="dxa" w:w="40"/>
-              <w:right w:type="dxa" w:w="0"/>
-            </w:tcMar>
-          </w:tcPr>
-          <w:p>
-            <w:pPr>
-              <w:keepLines/>
-              <w:spacing w:after="40" w:before="160"/>
-            </w:pPr>
-            <w:r>
-              <w:rPr>
-                <w:rFonts w:ascii="Arial" w:cs="Arial" w:eastAsia="Arial" w:hAnsi="Arial"/>
-                <w:b/>
-                <w:bCs/>
-                <w:color w:val="0C2340"/>
-                <w:sz w:val="22"/>
-                <w:szCs w:val="22"/>
-              </w:rPr>
-              <w:t xml:space="preserve">EXECUTED AND CERTIFIED UNDER SGB SEAL</w:t>
-            </w:r>
-          </w:p>
-        </w:tc>
-      </w:tr>
-      <w:tr>
-        <w:trPr>
-          <w:cantSplit/>
-        </w:trPr>
-        <w:tc>
-          <w:tcPr>
-            <w:tcW w:type="dxa" w:w="10771"/>
-            <w:gridSpan w:val="5"/>
-            <w:tcMar>
-              <w:top w:type="dxa" w:w="20"/>
-              <w:left w:type="dxa" w:w="0"/>
-              <w:bottom w:type="dxa" w:w="80"/>
-              <w:right w:type="dxa" w:w="0"/>
-            </w:tcMar>
-          </w:tcPr>
-          <w:p>
-            <w:pPr>
-              <w:keepLines/>
-              <w:spacing w:after="80" w:before="20" w:line="276"/>
-              <w:jc w:val="both"/>
-            </w:pPr>
-            <w:r>
-              <w:rPr>
-                <w:rFonts w:ascii="Arial" w:cs="Arial" w:eastAsia="Arial" w:hAnsi="Arial"/>
-                <w:color w:val="1A1A1A"/>
-                <w:sz w:val="20"/>
-                <w:szCs w:val="20"/>
-              </w:rPr>
-              <w:t xml:space="preserve">Signed on this 28th day of January 2026 at Lady Grey, Eastern Cape:</w:t>
-            </w:r>
-          </w:p>
-        </w:tc>
-      </w:tr>
-      <w:tr>
-        <w:trPr>
-          <w:cantSplit/>
-        </w:trPr>
-        <w:tc>
-          <w:tcPr>
-            <w:tcW w:type="dxa" w:w="3401"/>
-            <w:tcBorders>
-              <w:top w:val="single" w:color="CBD5E1" w:sz="4"/>
-              <w:left w:val="single" w:color="CBD5E1" w:sz="4"/>
-              <w:bottom w:val="single" w:color="CBD5E1" w:sz="4"/>
-              <w:right w:val="single" w:color="CBD5E1" w:sz="4"/>
-            </w:tcBorders>
-            <w:tcMar>
-              <w:top w:type="dxa" w:w="120"/>
-              <w:left w:type="dxa" w:w="140"/>
-              <w:bottom w:type="dxa" w:w="120"/>
-              <w:right w:type="dxa" w:w="140"/>
-            </w:tcMar>
-          </w:tcPr>
-          <w:p>
-            <w:pPr>
-              <w:spacing w:after="0" w:before="200"/>
-            </w:pPr>
-          </w:p>
-          <w:p>
-            <w:pPr>
-              <w:pBdr>
-                <w:bottom w:val="single" w:color="0C2340" w:sz="8"/>
-              </w:pBdr>
-              <w:spacing w:after="10" w:before="0"/>
-            </w:pPr>
-          </w:p>
-          <w:p>
-            <w:pPr>
-              <w:spacing w:after="90" w:before="0"/>
-            </w:pPr>
-            <w:r>
-              <w:rPr>
-                <w:rFonts w:ascii="Arial" w:cs="Arial" w:eastAsia="Arial" w:hAnsi="Arial"/>
-                <w:b/>
-                <w:bCs/>
-                <w:color w:val="64748B"/>
-                <w:sz w:val="14"/>
-                <w:szCs w:val="14"/>
-              </w:rPr>
-              <w:t xml:space="preserve">SIGNATURE</w:t>
-            </w:r>
-          </w:p>
-          <w:p>
-            <w:pPr>
-              <w:spacing w:after="15" w:before="0"/>
-            </w:pPr>
-            <w:r>
-              <w:rPr>
-                <w:rFonts w:ascii="Arial" w:cs="Arial" w:eastAsia="Arial" w:hAnsi="Arial"/>
-                <w:b/>
-                <w:bCs/>
-                <w:color w:val="1A1A1A"/>
-                <w:sz w:val="20"/>
-                <w:szCs w:val="20"/>
-              </w:rPr>
-              <w:t xml:space="preserve">Mr. K. Dyasi</w:t>
-            </w:r>
-          </w:p>
-          <w:p>
-            <w:pPr>
-              <w:spacing w:after="20" w:before="0"/>
-            </w:pPr>
-            <w:r>
-              <w:rPr>
-                <w:rFonts w:ascii="Arial" w:cs="Arial" w:eastAsia="Arial" w:hAnsi="Arial"/>
-                <w:b/>
-                <w:bCs/>
-                <w:color w:val="0C2340"/>
-                <w:sz w:val="19"/>
-                <w:szCs w:val="19"/>
-              </w:rPr>
-              <w:t xml:space="preserve">SGB CHAIRPERSON</w:t>
-            </w:r>
-          </w:p>
-          <w:p>
-            <w:pPr>
-              <w:spacing w:after="0" w:before="40"/>
-              <w:jc w:val="right"/>
-            </w:pPr>
-            <w:r>
-              <w:rPr>
-                <w:rFonts w:ascii="Arial" w:cs="Arial" w:eastAsia="Arial" w:hAnsi="Arial"/>
-                <w:b/>
-                <w:bCs/>
-                <w:color w:val="64748B"/>
-                <w:sz w:val="18"/>
-                <w:szCs w:val="18"/>
-              </w:rPr>
-              <w:t xml:space="preserve">DATE: </w:t>
-            </w:r>
-            <w:r>
-              <w:rPr>
-                <w:rFonts w:ascii="Arial" w:cs="Arial" w:eastAsia="Arial" w:hAnsi="Arial"/>
-                <w:color w:val="1A1A1A"/>
-                <w:sz w:val="18"/>
-                <w:szCs w:val="18"/>
-              </w:rPr>
-              <w:t xml:space="preserve">28/01/2026</w:t>
-            </w:r>
-          </w:p>
-        </w:tc>
-        <w:tc>
-          <w:tcPr>
-            <w:tcW w:type="dxa" w:w="283"/>
+            <w:tcW w:type="dxa" w:w="3590"/>
             <w:tcBorders>
               <w:top w:val="none"/>
               <w:left w:val="none"/>
@@ -1666,37 +1526,15 @@
               <w:right w:val="none"/>
             </w:tcBorders>
             <w:tcMar>
-              <w:top w:type="dxa" w:w="0"/>
-              <w:left w:type="dxa" w:w="0"/>
-              <w:bottom w:type="dxa" w:w="0"/>
-              <w:right w:type="dxa" w:w="0"/>
-            </w:tcMar>
-          </w:tcPr>
-          <w:p>
-            <w:pPr>
-              <w:spacing w:after="0" w:before="0"/>
-            </w:pPr>
-          </w:p>
-        </w:tc>
-        <w:tc>
-          <w:tcPr>
-            <w:tcW w:type="dxa" w:w="3401"/>
-            <w:tcBorders>
-              <w:top w:val="single" w:color="CBD5E1" w:sz="4"/>
-              <w:left w:val="single" w:color="CBD5E1" w:sz="4"/>
-              <w:bottom w:val="single" w:color="CBD5E1" w:sz="4"/>
-              <w:right w:val="single" w:color="CBD5E1" w:sz="4"/>
-            </w:tcBorders>
-            <w:tcMar>
-              <w:top w:type="dxa" w:w="120"/>
+              <w:top w:type="dxa" w:w="40"/>
               <w:left w:type="dxa" w:w="140"/>
-              <w:bottom w:type="dxa" w:w="120"/>
+              <w:bottom w:type="dxa" w:w="80"/>
               <w:right w:type="dxa" w:w="140"/>
             </w:tcMar>
           </w:tcPr>
           <w:p>
             <w:pPr>
-              <w:spacing w:after="0" w:before="200"/>
+              <w:spacing w:after="0" w:before="180"/>
             </w:pPr>
           </w:p>
           <w:p>
@@ -1736,7 +1574,7 @@
                 <w:sz w:val="20"/>
                 <w:szCs w:val="20"/>
               </w:rPr>
-              <w:t xml:space="preserve">Mr. A. Gushmani</w:t>
+              <w:t xml:space="preserve">Mr. K. Dyasi</w:t>
             </w:r>
           </w:p>
           <w:p>
@@ -1752,7 +1590,7 @@
                 <w:sz w:val="19"/>
                 <w:szCs w:val="19"/>
               </w:rPr>
-              <w:t xml:space="preserve">SGB TREASURER</w:t>
+              <w:t xml:space="preserve">SGB CHAIRPERSON</w:t>
             </w:r>
           </w:p>
           <w:p>
@@ -1784,7 +1622,7 @@
         </w:tc>
         <w:tc>
           <w:tcPr>
-            <w:tcW w:type="dxa" w:w="283"/>
+            <w:tcW w:type="dxa" w:w="3590"/>
             <w:tcBorders>
               <w:top w:val="none"/>
               <w:left w:val="none"/>
@@ -1792,37 +1630,119 @@
               <w:right w:val="none"/>
             </w:tcBorders>
             <w:tcMar>
-              <w:top w:type="dxa" w:w="0"/>
-              <w:left w:type="dxa" w:w="0"/>
-              <w:bottom w:type="dxa" w:w="0"/>
-              <w:right w:type="dxa" w:w="0"/>
+              <w:top w:type="dxa" w:w="40"/>
+              <w:left w:type="dxa" w:w="140"/>
+              <w:bottom w:type="dxa" w:w="80"/>
+              <w:right w:type="dxa" w:w="140"/>
             </w:tcMar>
           </w:tcPr>
           <w:p>
             <w:pPr>
-              <w:spacing w:after="0" w:before="0"/>
-            </w:pPr>
+              <w:spacing w:after="0" w:before="180"/>
+            </w:pPr>
+          </w:p>
+          <w:p>
+            <w:pPr>
+              <w:pBdr>
+                <w:bottom w:val="single" w:color="0C2340" w:sz="8"/>
+              </w:pBdr>
+              <w:spacing w:after="10" w:before="0"/>
+            </w:pPr>
+          </w:p>
+          <w:p>
+            <w:pPr>
+              <w:spacing w:after="90" w:before="0"/>
+            </w:pPr>
+            <w:r>
+              <w:rPr>
+                <w:rFonts w:ascii="Arial" w:cs="Arial" w:eastAsia="Arial" w:hAnsi="Arial"/>
+                <w:b/>
+                <w:bCs/>
+                <w:color w:val="64748B"/>
+                <w:sz w:val="14"/>
+                <w:szCs w:val="14"/>
+              </w:rPr>
+              <w:t xml:space="preserve">SIGNATURE</w:t>
+            </w:r>
+          </w:p>
+          <w:p>
+            <w:pPr>
+              <w:spacing w:after="15" w:before="0"/>
+            </w:pPr>
+            <w:r>
+              <w:rPr>
+                <w:rFonts w:ascii="Arial" w:cs="Arial" w:eastAsia="Arial" w:hAnsi="Arial"/>
+                <w:b/>
+                <w:bCs/>
+                <w:color w:val="1A1A1A"/>
+                <w:sz w:val="20"/>
+                <w:szCs w:val="20"/>
+              </w:rPr>
+              <w:t xml:space="preserve">Mr. A. Gushmani</w:t>
+            </w:r>
+          </w:p>
+          <w:p>
+            <w:pPr>
+              <w:spacing w:after="20" w:before="0"/>
+            </w:pPr>
+            <w:r>
+              <w:rPr>
+                <w:rFonts w:ascii="Arial" w:cs="Arial" w:eastAsia="Arial" w:hAnsi="Arial"/>
+                <w:b/>
+                <w:bCs/>
+                <w:color w:val="0C2340"/>
+                <w:sz w:val="19"/>
+                <w:szCs w:val="19"/>
+              </w:rPr>
+              <w:t xml:space="preserve">SGB TREASURER</w:t>
+            </w:r>
+          </w:p>
+          <w:p>
+            <w:pPr>
+              <w:spacing w:after="0" w:before="40"/>
+              <w:jc w:val="right"/>
+            </w:pPr>
+            <w:r>
+              <w:rPr>
+                <w:rFonts w:ascii="Arial" w:cs="Arial" w:eastAsia="Arial" w:hAnsi="Arial"/>
+                <w:b/>
+                <w:bCs/>
+                <w:color w:val="64748B"/>
+                <w:sz w:val="18"/>
+                <w:szCs w:val="18"/>
+              </w:rPr>
+              <w:t xml:space="preserve">DATE: </w:t>
+            </w:r>
+            <w:r>
+              <w:rPr>
+                <w:rFonts w:ascii="Arial" w:cs="Arial" w:eastAsia="Arial" w:hAnsi="Arial"/>
+                <w:color w:val="1A1A1A"/>
+                <w:sz w:val="18"/>
+                <w:szCs w:val="18"/>
+              </w:rPr>
+              <w:t xml:space="preserve">28/01/2026</w:t>
+            </w:r>
           </w:p>
         </w:tc>
         <w:tc>
           <w:tcPr>
-            <w:tcW w:type="dxa" w:w="3401"/>
+            <w:tcW w:type="dxa" w:w="3590"/>
             <w:tcBorders>
-              <w:top w:val="single" w:color="CBD5E1" w:sz="4"/>
-              <w:left w:val="single" w:color="CBD5E1" w:sz="4"/>
-              <w:bottom w:val="single" w:color="CBD5E1" w:sz="4"/>
-              <w:right w:val="single" w:color="CBD5E1" w:sz="4"/>
+              <w:top w:val="none"/>
+              <w:left w:val="none"/>
+              <w:bottom w:val="none"/>
+              <w:right w:val="none"/>
             </w:tcBorders>
             <w:tcMar>
-              <w:top w:type="dxa" w:w="120"/>
+              <w:top w:type="dxa" w:w="40"/>
               <w:left w:type="dxa" w:w="140"/>
-              <w:bottom w:type="dxa" w:w="120"/>
+              <w:bottom w:type="dxa" w:w="80"/>
               <w:right w:type="dxa" w:w="140"/>
             </w:tcMar>
           </w:tcPr>
           <w:p>
             <w:pPr>
-              <w:spacing w:after="0" w:before="200"/>
+              <w:spacing w:after="0" w:before="180"/>
             </w:pPr>
           </w:p>
           <w:p>

--- a/SGB_Functionality_Audit_2026/01_SGB_Constitution/05_Formal_Adoption_Resolution_2026-01-28.docx
+++ b/SGB_Functionality_Audit_2026/01_SGB_Constitution/05_Formal_Adoption_Resolution_2026-01-28.docx
@@ -698,6 +698,7 @@
     </w:p>
     <w:p>
       <w:pPr>
+        <w:keepLines/>
         <w:tabs>
           <w:tab w:val="left" w:pos="566"/>
         </w:tabs>
@@ -737,6 +738,7 @@
     </w:p>
     <w:p>
       <w:pPr>
+        <w:keepLines/>
         <w:tabs>
           <w:tab w:val="left" w:pos="566"/>
         </w:tabs>
@@ -777,6 +779,7 @@
     </w:p>
     <w:p>
       <w:pPr>
+        <w:keepLines/>
         <w:tabs>
           <w:tab w:val="left" w:pos="566"/>
         </w:tabs>
@@ -817,6 +820,7 @@
     </w:p>
     <w:p>
       <w:pPr>
+        <w:keepLines/>
         <w:tabs>
           <w:tab w:val="left" w:pos="566"/>
         </w:tabs>
@@ -857,6 +861,7 @@
     </w:p>
     <w:p>
       <w:pPr>
+        <w:keepLines/>
         <w:tabs>
           <w:tab w:val="left" w:pos="566"/>
         </w:tabs>
@@ -897,6 +902,7 @@
     </w:p>
     <w:p>
       <w:pPr>
+        <w:keepLines/>
         <w:tabs>
           <w:tab w:val="left" w:pos="566"/>
         </w:tabs>
@@ -936,6 +942,7 @@
     </w:p>
     <w:p>
       <w:pPr>
+        <w:keepLines/>
         <w:tabs>
           <w:tab w:val="left" w:pos="566"/>
         </w:tabs>
@@ -976,6 +983,7 @@
     </w:p>
     <w:p>
       <w:pPr>
+        <w:keepLines/>
         <w:tabs>
           <w:tab w:val="left" w:pos="566"/>
         </w:tabs>
@@ -1016,6 +1024,7 @@
     </w:p>
     <w:p>
       <w:pPr>
+        <w:keepLines/>
         <w:tabs>
           <w:tab w:val="left" w:pos="566"/>
         </w:tabs>
@@ -1056,6 +1065,7 @@
     </w:p>
     <w:p>
       <w:pPr>
+        <w:keepLines/>
         <w:tabs>
           <w:tab w:val="left" w:pos="566"/>
         </w:tabs>
@@ -1219,6 +1229,7 @@
     </w:p>
     <w:p>
       <w:pPr>
+        <w:keepLines/>
         <w:tabs>
           <w:tab w:val="left" w:pos="566"/>
         </w:tabs>
@@ -1258,6 +1269,7 @@
     </w:p>
     <w:p>
       <w:pPr>
+        <w:keepLines/>
         <w:tabs>
           <w:tab w:val="left" w:pos="566"/>
         </w:tabs>
@@ -1298,6 +1310,7 @@
     </w:p>
     <w:p>
       <w:pPr>
+        <w:keepLines/>
         <w:tabs>
           <w:tab w:val="left" w:pos="566"/>
         </w:tabs>
@@ -1338,6 +1351,7 @@
     </w:p>
     <w:p>
       <w:pPr>
+        <w:keepLines/>
         <w:tabs>
           <w:tab w:val="left" w:pos="566"/>
         </w:tabs>
@@ -1378,6 +1392,7 @@
     </w:p>
     <w:p>
       <w:pPr>
+        <w:keepLines/>
         <w:tabs>
           <w:tab w:val="left" w:pos="566"/>
         </w:tabs>
@@ -1417,6 +1432,7 @@
     </w:p>
     <w:p>
       <w:pPr>
+        <w:keepLines/>
         <w:tabs>
           <w:tab w:val="left" w:pos="566"/>
         </w:tabs>

--- a/SGB_Functionality_Audit_2026/01_SGB_Constitution/05_Formal_Adoption_Resolution_2026-01-28.docx
+++ b/SGB_Functionality_Audit_2026/01_SGB_Constitution/05_Formal_Adoption_Resolution_2026-01-28.docx
@@ -1527,6 +1527,8 @@
         <w:gridCol w:w="100"/>
         <w:gridCol w:w="100"/>
         <w:gridCol w:w="100"/>
+        <w:gridCol w:w="100"/>
+        <w:gridCol w:w="100"/>
       </w:tblGrid>
       <w:tr>
         <w:trPr>
@@ -1534,7 +1536,111 @@
         </w:trPr>
         <w:tc>
           <w:tcPr>
-            <w:tcW w:type="dxa" w:w="3590"/>
+            <w:tcW w:type="dxa" w:w="3401"/>
+            <w:tcBorders>
+              <w:top w:val="single" w:color="94A3B8" w:sz="6"/>
+              <w:left w:val="single" w:color="94A3B8" w:sz="6"/>
+              <w:bottom w:val="single" w:color="94A3B8" w:sz="6"/>
+              <w:right w:val="single" w:color="94A3B8" w:sz="6"/>
+            </w:tcBorders>
+            <w:tcMar>
+              <w:top w:type="dxa" w:w="100"/>
+              <w:left w:type="dxa" w:w="160"/>
+              <w:bottom w:type="dxa" w:w="100"/>
+              <w:right w:type="dxa" w:w="160"/>
+            </w:tcMar>
+          </w:tcPr>
+          <w:p>
+            <w:pPr>
+              <w:spacing w:after="0" w:before="180"/>
+            </w:pPr>
+          </w:p>
+          <w:p>
+            <w:pPr>
+              <w:pBdr>
+                <w:bottom w:val="single" w:color="0C2340" w:sz="8"/>
+              </w:pBdr>
+              <w:spacing w:after="10" w:before="0"/>
+            </w:pPr>
+          </w:p>
+          <w:p>
+            <w:pPr>
+              <w:spacing w:after="90" w:before="0"/>
+            </w:pPr>
+            <w:r>
+              <w:rPr>
+                <w:rFonts w:ascii="Arial" w:cs="Arial" w:eastAsia="Arial" w:hAnsi="Arial"/>
+                <w:b/>
+                <w:bCs/>
+                <w:color w:val="64748B"/>
+                <w:sz w:val="14"/>
+                <w:szCs w:val="14"/>
+              </w:rPr>
+              <w:t xml:space="preserve">SIGNATURE</w:t>
+            </w:r>
+          </w:p>
+          <w:p>
+            <w:pPr>
+              <w:spacing w:after="15" w:before="0"/>
+            </w:pPr>
+            <w:r>
+              <w:rPr>
+                <w:rFonts w:ascii="Arial" w:cs="Arial" w:eastAsia="Arial" w:hAnsi="Arial"/>
+                <w:b/>
+                <w:bCs/>
+                <w:color w:val="1A1A1A"/>
+                <w:sz w:val="20"/>
+                <w:szCs w:val="20"/>
+              </w:rPr>
+              <w:t xml:space="preserve">Mr. K. Dyasi</w:t>
+            </w:r>
+          </w:p>
+          <w:p>
+            <w:pPr>
+              <w:spacing w:after="20" w:before="0"/>
+            </w:pPr>
+            <w:r>
+              <w:rPr>
+                <w:rFonts w:ascii="Arial" w:cs="Arial" w:eastAsia="Arial" w:hAnsi="Arial"/>
+                <w:b/>
+                <w:bCs/>
+                <w:color w:val="0C2340"/>
+                <w:sz w:val="19"/>
+                <w:szCs w:val="19"/>
+              </w:rPr>
+              <w:t xml:space="preserve">SGB CHAIRPERSON</w:t>
+            </w:r>
+          </w:p>
+          <w:p>
+            <w:pPr>
+              <w:spacing w:after="0" w:before="40"/>
+              <w:jc w:val="right"/>
+            </w:pPr>
+            <w:r>
+              <w:rPr>
+                <w:rFonts w:ascii="Arial" w:cs="Arial" w:eastAsia="Arial" w:hAnsi="Arial"/>
+                <w:b/>
+                <w:bCs/>
+                <w:color w:val="64748B"/>
+                <w:sz w:val="18"/>
+                <w:szCs w:val="18"/>
+              </w:rPr>
+              <w:t xml:space="preserve">DATE: </w:t>
+            </w:r>
+            <w:r>
+              <w:rPr>
+                <w:rFonts w:ascii="Arial" w:cs="Arial" w:eastAsia="Arial" w:hAnsi="Arial"/>
+                <w:color w:val="1A1A1A"/>
+                <w:sz w:val="18"/>
+                <w:szCs w:val="18"/>
+              </w:rPr>
+              <w:t xml:space="preserve">28/01/2026</w:t>
+            </w:r>
+          </w:p>
+        </w:tc>
+        <w:tc>
+          <w:tcPr>
+            <w:tcW w:type="dxa" w:w="283"/>
             <w:tcBorders>
               <w:top w:val="none"/>
               <w:left w:val="none"/>
@@ -1542,10 +1648,32 @@
               <w:right w:val="none"/>
             </w:tcBorders>
             <w:tcMar>
-              <w:top w:type="dxa" w:w="40"/>
-              <w:left w:type="dxa" w:w="140"/>
-              <w:bottom w:type="dxa" w:w="80"/>
-              <w:right w:type="dxa" w:w="140"/>
+              <w:top w:type="dxa" w:w="0"/>
+              <w:left w:type="dxa" w:w="0"/>
+              <w:bottom w:type="dxa" w:w="0"/>
+              <w:right w:type="dxa" w:w="0"/>
+            </w:tcMar>
+          </w:tcPr>
+          <w:p>
+            <w:pPr>
+              <w:spacing w:after="0" w:before="0"/>
+            </w:pPr>
+          </w:p>
+        </w:tc>
+        <w:tc>
+          <w:tcPr>
+            <w:tcW w:type="dxa" w:w="3401"/>
+            <w:tcBorders>
+              <w:top w:val="single" w:color="94A3B8" w:sz="6"/>
+              <w:left w:val="single" w:color="94A3B8" w:sz="6"/>
+              <w:bottom w:val="single" w:color="94A3B8" w:sz="6"/>
+              <w:right w:val="single" w:color="94A3B8" w:sz="6"/>
+            </w:tcBorders>
+            <w:tcMar>
+              <w:top w:type="dxa" w:w="100"/>
+              <w:left w:type="dxa" w:w="160"/>
+              <w:bottom w:type="dxa" w:w="100"/>
+              <w:right w:type="dxa" w:w="160"/>
             </w:tcMar>
           </w:tcPr>
           <w:p>
@@ -1590,7 +1718,7 @@
                 <w:sz w:val="20"/>
                 <w:szCs w:val="20"/>
               </w:rPr>
-              <w:t xml:space="preserve">Mr. K. Dyasi</w:t>
+              <w:t xml:space="preserve">Mr. A. Gushmani</w:t>
             </w:r>
           </w:p>
           <w:p>
@@ -1606,7 +1734,7 @@
                 <w:sz w:val="19"/>
                 <w:szCs w:val="19"/>
               </w:rPr>
-              <w:t xml:space="preserve">SGB CHAIRPERSON</w:t>
+              <w:t xml:space="preserve">SGB TREASURER</w:t>
             </w:r>
           </w:p>
           <w:p>
@@ -1638,7 +1766,7 @@
         </w:tc>
         <w:tc>
           <w:tcPr>
-            <w:tcW w:type="dxa" w:w="3590"/>
+            <w:tcW w:type="dxa" w:w="283"/>
             <w:tcBorders>
               <w:top w:val="none"/>
               <w:left w:val="none"/>
@@ -1646,114 +1774,32 @@
               <w:right w:val="none"/>
             </w:tcBorders>
             <w:tcMar>
-              <w:top w:type="dxa" w:w="40"/>
-              <w:left w:type="dxa" w:w="140"/>
-              <w:bottom w:type="dxa" w:w="80"/>
-              <w:right w:type="dxa" w:w="140"/>
+              <w:top w:type="dxa" w:w="0"/>
+              <w:left w:type="dxa" w:w="0"/>
+              <w:bottom w:type="dxa" w:w="0"/>
+              <w:right w:type="dxa" w:w="0"/>
             </w:tcMar>
           </w:tcPr>
           <w:p>
             <w:pPr>
-              <w:spacing w:after="0" w:before="180"/>
-            </w:pPr>
-          </w:p>
-          <w:p>
-            <w:pPr>
-              <w:pBdr>
-                <w:bottom w:val="single" w:color="0C2340" w:sz="8"/>
-              </w:pBdr>
-              <w:spacing w:after="10" w:before="0"/>
-            </w:pPr>
-          </w:p>
-          <w:p>
-            <w:pPr>
-              <w:spacing w:after="90" w:before="0"/>
-            </w:pPr>
-            <w:r>
-              <w:rPr>
-                <w:rFonts w:ascii="Arial" w:cs="Arial" w:eastAsia="Arial" w:hAnsi="Arial"/>
-                <w:b/>
-                <w:bCs/>
-                <w:color w:val="64748B"/>
-                <w:sz w:val="14"/>
-                <w:szCs w:val="14"/>
-              </w:rPr>
-              <w:t xml:space="preserve">SIGNATURE</w:t>
-            </w:r>
-          </w:p>
-          <w:p>
-            <w:pPr>
-              <w:spacing w:after="15" w:before="0"/>
-            </w:pPr>
-            <w:r>
-              <w:rPr>
-                <w:rFonts w:ascii="Arial" w:cs="Arial" w:eastAsia="Arial" w:hAnsi="Arial"/>
-                <w:b/>
-                <w:bCs/>
-                <w:color w:val="1A1A1A"/>
-                <w:sz w:val="20"/>
-                <w:szCs w:val="20"/>
-              </w:rPr>
-              <w:t xml:space="preserve">Mr. A. Gushmani</w:t>
-            </w:r>
-          </w:p>
-          <w:p>
-            <w:pPr>
-              <w:spacing w:after="20" w:before="0"/>
-            </w:pPr>
-            <w:r>
-              <w:rPr>
-                <w:rFonts w:ascii="Arial" w:cs="Arial" w:eastAsia="Arial" w:hAnsi="Arial"/>
-                <w:b/>
-                <w:bCs/>
-                <w:color w:val="0C2340"/>
-                <w:sz w:val="19"/>
-                <w:szCs w:val="19"/>
-              </w:rPr>
-              <w:t xml:space="preserve">SGB TREASURER</w:t>
-            </w:r>
-          </w:p>
-          <w:p>
-            <w:pPr>
-              <w:spacing w:after="0" w:before="40"/>
-              <w:jc w:val="right"/>
-            </w:pPr>
-            <w:r>
-              <w:rPr>
-                <w:rFonts w:ascii="Arial" w:cs="Arial" w:eastAsia="Arial" w:hAnsi="Arial"/>
-                <w:b/>
-                <w:bCs/>
-                <w:color w:val="64748B"/>
-                <w:sz w:val="18"/>
-                <w:szCs w:val="18"/>
-              </w:rPr>
-              <w:t xml:space="preserve">DATE: </w:t>
-            </w:r>
-            <w:r>
-              <w:rPr>
-                <w:rFonts w:ascii="Arial" w:cs="Arial" w:eastAsia="Arial" w:hAnsi="Arial"/>
-                <w:color w:val="1A1A1A"/>
-                <w:sz w:val="18"/>
-                <w:szCs w:val="18"/>
-              </w:rPr>
-              <w:t xml:space="preserve">28/01/2026</w:t>
-            </w:r>
+              <w:spacing w:after="0" w:before="0"/>
+            </w:pPr>
           </w:p>
         </w:tc>
         <w:tc>
           <w:tcPr>
-            <w:tcW w:type="dxa" w:w="3590"/>
+            <w:tcW w:type="dxa" w:w="3401"/>
             <w:tcBorders>
-              <w:top w:val="none"/>
-              <w:left w:val="none"/>
-              <w:bottom w:val="none"/>
-              <w:right w:val="none"/>
+              <w:top w:val="single" w:color="94A3B8" w:sz="6"/>
+              <w:left w:val="single" w:color="94A3B8" w:sz="6"/>
+              <w:bottom w:val="single" w:color="94A3B8" w:sz="6"/>
+              <w:right w:val="single" w:color="94A3B8" w:sz="6"/>
             </w:tcBorders>
             <w:tcMar>
-              <w:top w:type="dxa" w:w="40"/>
-              <w:left w:type="dxa" w:w="140"/>
-              <w:bottom w:type="dxa" w:w="80"/>
-              <w:right w:type="dxa" w:w="140"/>
+              <w:top w:type="dxa" w:w="100"/>
+              <w:left w:type="dxa" w:w="160"/>
+              <w:bottom w:type="dxa" w:w="100"/>
+              <w:right w:type="dxa" w:w="160"/>
             </w:tcMar>
           </w:tcPr>
           <w:p>

--- a/SGB_Functionality_Audit_2026/01_SGB_Constitution/05_Formal_Adoption_Resolution_2026-01-28.docx
+++ b/SGB_Functionality_Audit_2026/01_SGB_Constitution/05_Formal_Adoption_Resolution_2026-01-28.docx
@@ -2036,6 +2036,9 @@
       <w:pBdr>
         <w:bottom w:val="single" w:color="CBD5E1" w:sz="6"/>
       </w:pBdr>
+      <w:tabs>
+        <w:tab w:val="right" w:pos="10771"/>
+      </w:tabs>
       <w:spacing w:after="80" w:before="0"/>
     </w:pPr>
     <w:r>

--- a/SGB_Functionality_Audit_2026/01_SGB_Constitution/05_Formal_Adoption_Resolution_2026-01-28.docx
+++ b/SGB_Functionality_Audit_2026/01_SGB_Constitution/05_Formal_Adoption_Resolution_2026-01-28.docx
@@ -1887,6 +1887,312 @@
                 <w:szCs w:val="18"/>
               </w:rPr>
               <w:t xml:space="preserve">28/01/2026</w:t>
+            </w:r>
+          </w:p>
+        </w:tc>
+      </w:tr>
+    </w:tbl>
+    <w:p>
+      <w:pPr>
+        <w:spacing w:after="0" w:before="140"/>
+      </w:pPr>
+    </w:p>
+    <w:tbl>
+      <w:tblPr>
+        <w:tblW w:type="dxa" w:w="3590"/>
+        <w:jc w:val="left"/>
+        <w:tblBorders>
+          <w:top w:val="dashed" w:color="94A3B8" w:sz="6"/>
+          <w:left w:val="dashed" w:color="94A3B8" w:sz="6"/>
+          <w:bottom w:val="dashed" w:color="94A3B8" w:sz="6"/>
+          <w:right w:val="dashed" w:color="94A3B8" w:sz="6"/>
+          <w:insideH w:val="single" w:color="auto" w:sz="4"/>
+          <w:insideV w:val="single" w:color="auto" w:sz="4"/>
+        </w:tblBorders>
+      </w:tblPr>
+      <w:tblGrid>
+        <w:gridCol w:w="100"/>
+      </w:tblGrid>
+      <w:tr>
+        <w:trPr>
+          <w:cantSplit/>
+        </w:trPr>
+        <w:tc>
+          <w:tcPr>
+            <w:tcW w:type="dxa" w:w="3590"/>
+            <w:shd w:fill="F8FAFC" w:val="clear"/>
+            <w:tcMar>
+              <w:top w:type="dxa" w:w="100"/>
+              <w:left w:type="dxa" w:w="140"/>
+              <w:bottom w:type="dxa" w:w="100"/>
+              <w:right w:type="dxa" w:w="140"/>
+            </w:tcMar>
+          </w:tcPr>
+          <w:p>
+            <w:pPr>
+              <w:spacing w:after="30" w:before="60"/>
+              <w:jc w:val="center"/>
+            </w:pPr>
+            <w:r>
+              <w:rPr>
+                <w:rFonts w:ascii="Arial" w:cs="Arial" w:eastAsia="Arial" w:hAnsi="Arial"/>
+                <w:b/>
+                <w:bCs/>
+                <w:color w:val="475569"/>
+                <w:sz w:val="15"/>
+                <w:szCs w:val="15"/>
+              </w:rPr>
+              <w:t xml:space="preserve">OFFICIAL SCHOOL STAMP</w:t>
+            </w:r>
+          </w:p>
+          <w:p>
+            <w:pPr>
+              <w:spacing w:after="80" w:before="80"/>
+              <w:jc w:val="center"/>
+            </w:pPr>
+            <w:r>
+              <w:rPr>
+                <w:rFonts w:ascii="Arial" w:cs="Arial" w:eastAsia="Arial" w:hAnsi="Arial"/>
+                <w:color w:val="94A3B8"/>
+                <w:sz w:val="14"/>
+                <w:szCs w:val="14"/>
+              </w:rPr>
+              <w:t xml:space="preserve">(Place Official School Date Stamp Here)</w:t>
+            </w:r>
+          </w:p>
+        </w:tc>
+      </w:tr>
+    </w:tbl>
+    <w:p>
+      <w:pPr>
+        <w:keepLines/>
+        <w:spacing w:after="30" w:before="180"/>
+      </w:pPr>
+      <w:r>
+        <w:rPr>
+          <w:rFonts w:ascii="Arial" w:cs="Arial" w:eastAsia="Arial" w:hAnsi="Arial"/>
+          <w:b/>
+          <w:bCs/>
+          <w:color w:val="0C2340"/>
+          <w:sz w:val="18"/>
+          <w:szCs w:val="18"/>
+        </w:rPr>
+        <w:t xml:space="preserve">DISTRICT ENDORSEMENT &amp; RECORD OF RECEIPT</w:t>
+      </w:r>
+    </w:p>
+    <w:p>
+      <w:pPr>
+        <w:keepLines/>
+        <w:spacing w:after="60" w:before="0"/>
+      </w:pPr>
+      <w:r>
+        <w:rPr>
+          <w:rFonts w:ascii="Arial" w:cs="Arial" w:eastAsia="Arial" w:hAnsi="Arial"/>
+          <w:color w:val="1A1A1A"/>
+          <w:sz w:val="18"/>
+          <w:szCs w:val="18"/>
+        </w:rPr>
+        <w:t xml:space="preserve">Received, verified, and endorsed for departmental records by the District Office:</w:t>
+      </w:r>
+    </w:p>
+    <w:tbl>
+      <w:tblPr>
+        <w:tblW w:type="dxa" w:w="10771"/>
+        <w:jc w:val="center"/>
+        <w:tblBorders>
+          <w:top w:val="none"/>
+          <w:left w:val="none"/>
+          <w:bottom w:val="none"/>
+          <w:right w:val="none"/>
+          <w:insideH w:val="none"/>
+          <w:insideV w:val="none"/>
+        </w:tblBorders>
+      </w:tblPr>
+      <w:tblGrid>
+        <w:gridCol w:w="100"/>
+        <w:gridCol w:w="100"/>
+        <w:gridCol w:w="100"/>
+      </w:tblGrid>
+      <w:tr>
+        <w:trPr>
+          <w:cantSplit/>
+        </w:trPr>
+        <w:tc>
+          <w:tcPr>
+            <w:tcW w:type="dxa" w:w="5244"/>
+            <w:tcBorders>
+              <w:top w:val="dashed" w:color="94A3B8" w:sz="6"/>
+              <w:left w:val="dashed" w:color="94A3B8" w:sz="6"/>
+              <w:bottom w:val="dashed" w:color="94A3B8" w:sz="6"/>
+              <w:right w:val="dashed" w:color="94A3B8" w:sz="6"/>
+            </w:tcBorders>
+            <w:shd w:fill="F8FAFC" w:val="clear"/>
+            <w:tcMar>
+              <w:top w:type="dxa" w:w="120"/>
+              <w:left w:type="dxa" w:w="160"/>
+              <w:bottom w:type="dxa" w:w="120"/>
+              <w:right w:type="dxa" w:w="160"/>
+            </w:tcMar>
+          </w:tcPr>
+          <w:p>
+            <w:pPr>
+              <w:spacing w:after="40" w:before="80"/>
+              <w:jc w:val="center"/>
+            </w:pPr>
+            <w:r>
+              <w:rPr>
+                <w:rFonts w:ascii="Arial" w:cs="Arial" w:eastAsia="Arial" w:hAnsi="Arial"/>
+                <w:b/>
+                <w:bCs/>
+                <w:color w:val="475569"/>
+                <w:sz w:val="15"/>
+                <w:szCs w:val="15"/>
+              </w:rPr>
+              <w:t xml:space="preserve">OFFICIAL DISTRICT / CIRCUIT STAMP</w:t>
+            </w:r>
+          </w:p>
+          <w:p>
+            <w:pPr>
+              <w:spacing w:after="160" w:before="180"/>
+              <w:jc w:val="center"/>
+            </w:pPr>
+            <w:r>
+              <w:rPr>
+                <w:rFonts w:ascii="Arial" w:cs="Arial" w:eastAsia="Arial" w:hAnsi="Arial"/>
+                <w:color w:val="94A3B8"/>
+                <w:sz w:val="14"/>
+                <w:szCs w:val="14"/>
+              </w:rPr>
+              <w:t xml:space="preserve">(Place District Registry / Circuit Office Date Stamp Here)</w:t>
+            </w:r>
+          </w:p>
+        </w:tc>
+        <w:tc>
+          <w:tcPr>
+            <w:tcW w:type="dxa" w:w="283"/>
+            <w:tcBorders>
+              <w:top w:val="none"/>
+              <w:left w:val="none"/>
+              <w:bottom w:val="none"/>
+              <w:right w:val="none"/>
+            </w:tcBorders>
+            <w:tcMar>
+              <w:top w:type="dxa" w:w="0"/>
+              <w:left w:type="dxa" w:w="0"/>
+              <w:bottom w:type="dxa" w:w="0"/>
+              <w:right w:type="dxa" w:w="0"/>
+            </w:tcMar>
+          </w:tcPr>
+          <w:p>
+            <w:pPr>
+              <w:spacing w:after="0" w:before="0"/>
+            </w:pPr>
+          </w:p>
+        </w:tc>
+        <w:tc>
+          <w:tcPr>
+            <w:tcW w:type="dxa" w:w="5244"/>
+            <w:tcBorders>
+              <w:top w:val="single" w:color="94A3B8" w:sz="6"/>
+              <w:left w:val="single" w:color="94A3B8" w:sz="6"/>
+              <w:bottom w:val="single" w:color="94A3B8" w:sz="6"/>
+              <w:right w:val="single" w:color="94A3B8" w:sz="6"/>
+            </w:tcBorders>
+            <w:tcMar>
+              <w:top w:type="dxa" w:w="100"/>
+              <w:left w:type="dxa" w:w="160"/>
+              <w:bottom w:type="dxa" w:w="100"/>
+              <w:right w:type="dxa" w:w="160"/>
+            </w:tcMar>
+          </w:tcPr>
+          <w:p>
+            <w:pPr>
+              <w:spacing w:after="0" w:before="180"/>
+            </w:pPr>
+          </w:p>
+          <w:p>
+            <w:pPr>
+              <w:pBdr>
+                <w:bottom w:val="single" w:color="0C2340" w:sz="8"/>
+              </w:pBdr>
+              <w:spacing w:after="10" w:before="0"/>
+            </w:pPr>
+          </w:p>
+          <w:p>
+            <w:pPr>
+              <w:spacing w:after="90" w:before="0"/>
+            </w:pPr>
+            <w:r>
+              <w:rPr>
+                <w:rFonts w:ascii="Arial" w:cs="Arial" w:eastAsia="Arial" w:hAnsi="Arial"/>
+                <w:b/>
+                <w:bCs/>
+                <w:color w:val="64748B"/>
+                <w:sz w:val="14"/>
+                <w:szCs w:val="14"/>
+              </w:rPr>
+              <w:t xml:space="preserve">SIGNATURE</w:t>
+            </w:r>
+          </w:p>
+          <w:p>
+            <w:pPr>
+              <w:tabs>
+                <w:tab w:val="right" w:pos="4924" w:leader="underscore"/>
+              </w:tabs>
+              <w:spacing w:after="15" w:before="0"/>
+            </w:pPr>
+            <w:r>
+              <w:rPr>
+                <w:rFonts w:ascii="Arial" w:cs="Arial" w:eastAsia="Arial" w:hAnsi="Arial"/>
+                <w:b/>
+                <w:bCs/>
+                <w:color w:val="64748B"/>
+                <w:sz w:val="18"/>
+                <w:szCs w:val="18"/>
+              </w:rPr>
+              <w:t xml:space="preserve">NAME:	</w:t>
+            </w:r>
+          </w:p>
+          <w:p>
+            <w:pPr>
+              <w:spacing w:after="20" w:before="0"/>
+            </w:pPr>
+            <w:r>
+              <w:rPr>
+                <w:rFonts w:ascii="Arial" w:cs="Arial" w:eastAsia="Arial" w:hAnsi="Arial"/>
+                <w:b/>
+                <w:bCs/>
+                <w:color w:val="0C2340"/>
+                <w:sz w:val="19"/>
+                <w:szCs w:val="19"/>
+              </w:rPr>
+              <w:t xml:space="preserve">CIRCUIT MANAGER</w:t>
+            </w:r>
+          </w:p>
+          <w:p>
+            <w:pPr>
+              <w:spacing w:after="0" w:before="40"/>
+              <w:jc w:val="right"/>
+            </w:pPr>
+            <w:r>
+              <w:rPr>
+                <w:rFonts w:ascii="Arial" w:cs="Arial" w:eastAsia="Arial" w:hAnsi="Arial"/>
+                <w:b/>
+                <w:bCs/>
+                <w:color w:val="64748B"/>
+                <w:sz w:val="18"/>
+                <w:szCs w:val="18"/>
+              </w:rPr>
+              <w:t xml:space="preserve">DATE: </w:t>
+            </w:r>
+            <w:r>
+              <w:rPr>
+                <w:rFonts w:ascii="Arial" w:cs="Arial" w:eastAsia="Arial" w:hAnsi="Arial"/>
+                <w:color w:val="94A3B8"/>
+                <w:sz w:val="18"/>
+                <w:szCs w:val="18"/>
+              </w:rPr>
+              <w:t xml:space="preserve">________________________</w:t>
             </w:r>
           </w:p>
         </w:tc>

--- a/SGB_Functionality_Audit_2026/01_SGB_Constitution/05_Formal_Adoption_Resolution_2026-01-28.docx
+++ b/SGB_Functionality_Audit_2026/01_SGB_Constitution/05_Formal_Adoption_Resolution_2026-01-28.docx
@@ -129,7 +129,7 @@
                           </pic:cNvPicPr>
                         </pic:nvPicPr>
                         <pic:blipFill>
-                          <a:blip r:embed="rId9" cstate="none"/>
+                          <a:blip r:embed="rId8" cstate="none"/>
                           <a:srcRect/>
                           <a:stretch>
                             <a:fillRect/>
@@ -154,7 +154,7 @@
         </w:tc>
         <w:tc>
           <w:tcPr>
-            <w:tcW w:type="dxa" w:w="7823"/>
+            <w:tcW w:type="dxa" w:w="8674"/>
             <w:tcMar>
               <w:top w:type="dxa" w:w="10"/>
               <w:left w:type="dxa" w:w="30"/>
@@ -228,7 +228,7 @@
         </w:tc>
         <w:tc>
           <w:tcPr>
-            <w:tcW w:type="dxa" w:w="2040"/>
+            <w:tcW w:type="dxa" w:w="1190"/>
             <w:tcBorders>
               <w:top w:val="none"/>
               <w:left w:val="single" w:color="0C2340" w:sz="20"/>
@@ -237,7 +237,7 @@
             </w:tcBorders>
             <w:tcMar>
               <w:top w:type="dxa" w:w="10"/>
-              <w:left w:type="dxa" w:w="60"/>
+              <w:left w:type="dxa" w:w="90"/>
               <w:bottom w:type="dxa" w:w="10"/>
               <w:right w:type="dxa" w:w="0"/>
             </w:tcMar>
@@ -245,7 +245,7 @@
           </w:tcPr>
           <w:p>
             <w:pPr>
-              <w:spacing w:after="2" w:before="0" w:line="200"/>
+              <w:spacing w:after="30" w:before="0" w:line="220"/>
             </w:pPr>
             <w:r>
               <w:rPr>
@@ -261,7 +261,7 @@
           </w:p>
           <w:p>
             <w:pPr>
-              <w:spacing w:after="0" w:before="0" w:line="180"/>
+              <w:spacing w:after="0" w:before="20" w:line="200"/>
             </w:pPr>
             <w:r>
               <w:rPr>
@@ -315,386 +315,48 @@
           <w:sz w:val="24"/>
           <w:szCs w:val="24"/>
         </w:rPr>
+        <w:t xml:space="preserve">LADY GREY ARTS ACADEMY</w:t>
+      </w:r>
+    </w:p>
+    <w:p>
+      <w:pPr>
+        <w:keepLines/>
+        <w:tabs>
+          <w:tab w:val="left" w:pos="566"/>
+        </w:tabs>
+        <w:spacing w:after="80" w:before="0"/>
+        <w:ind w:left="0"/>
+      </w:pPr>
+      <w:r>
+        <w:rPr>
+          <w:rFonts w:ascii="Arial" w:cs="Arial" w:eastAsia="Arial" w:hAnsi="Arial"/>
+          <w:b/>
+          <w:bCs/>
+          <w:color w:val="0C2340"/>
+          <w:sz w:val="22"/>
+          <w:szCs w:val="22"/>
+        </w:rPr>
+        <w:t xml:space="preserve">1.</w:t>
+      </w:r>
+      <w:r>
+        <w:rPr>
+          <w:rFonts w:ascii="Arial" w:cs="Arial" w:eastAsia="Arial" w:hAnsi="Arial"/>
+          <w:sz w:val="22"/>
+          <w:szCs w:val="22"/>
+        </w:rPr>
+        <w:t xml:space="preserve">	</w:t>
+      </w:r>
+      <w:r>
+        <w:rPr>
+          <w:rFonts w:ascii="Arial" w:cs="Arial" w:eastAsia="Arial" w:hAnsi="Arial"/>
+          <w:b/>
+          <w:bCs/>
+          <w:color w:val="0C2340"/>
+          <w:sz w:val="22"/>
+          <w:szCs w:val="22"/>
+        </w:rPr>
         <w:t xml:space="preserve">FORMAL ADOPTION OF THE SGB CONSTITUTION 2026</w:t>
       </w:r>
-    </w:p>
-    <w:tbl>
-      <w:tblPr>
-        <w:tblW w:type="dxa" w:w="10771"/>
-        <w:tblBorders>
-          <w:top w:val="single" w:color="auto" w:sz="4"/>
-          <w:left w:val="single" w:color="auto" w:sz="4"/>
-          <w:bottom w:val="single" w:color="auto" w:sz="4"/>
-          <w:right w:val="single" w:color="auto" w:sz="4"/>
-          <w:insideH w:val="single" w:color="auto" w:sz="4"/>
-          <w:insideV w:val="single" w:color="auto" w:sz="4"/>
-        </w:tblBorders>
-      </w:tblPr>
-      <w:tblGrid>
-        <w:gridCol w:w="100"/>
-        <w:gridCol w:w="100"/>
-      </w:tblGrid>
-      <w:tr>
-        <w:tc>
-          <w:tcPr>
-            <w:tcW w:type="dxa" w:w="4081"/>
-            <w:shd w:fill="0C2340"/>
-            <w:tcMar>
-              <w:top w:type="dxa" w:w="100"/>
-              <w:left w:type="dxa" w:w="140"/>
-              <w:bottom w:type="dxa" w:w="100"/>
-              <w:right w:type="dxa" w:w="140"/>
-            </w:tcMar>
-          </w:tcPr>
-          <w:p>
-            <w:r>
-              <w:rPr>
-                <w:rFonts w:ascii="Arial" w:cs="Arial" w:eastAsia="Arial" w:hAnsi="Arial"/>
-                <w:b/>
-                <w:bCs/>
-                <w:color w:val="FFFFFF"/>
-                <w:sz w:val="19"/>
-                <w:szCs w:val="19"/>
-              </w:rPr>
-              <w:t xml:space="preserve">Resolution Parameter</w:t>
-            </w:r>
-          </w:p>
-        </w:tc>
-        <w:tc>
-          <w:tcPr>
-            <w:tcW w:type="dxa" w:w="6689"/>
-            <w:shd w:fill="0C2340"/>
-            <w:tcMar>
-              <w:top w:type="dxa" w:w="100"/>
-              <w:left w:type="dxa" w:w="140"/>
-              <w:bottom w:type="dxa" w:w="100"/>
-              <w:right w:type="dxa" w:w="140"/>
-            </w:tcMar>
-          </w:tcPr>
-          <w:p>
-            <w:r>
-              <w:rPr>
-                <w:rFonts w:ascii="Arial" w:cs="Arial" w:eastAsia="Arial" w:hAnsi="Arial"/>
-                <w:b/>
-                <w:bCs/>
-                <w:color w:val="FFFFFF"/>
-                <w:sz w:val="19"/>
-                <w:szCs w:val="19"/>
-              </w:rPr>
-              <w:t xml:space="preserve">Official Record</w:t>
-            </w:r>
-          </w:p>
-        </w:tc>
-      </w:tr>
-      <w:tr>
-        <w:tc>
-          <w:tcPr>
-            <w:tcW w:type="dxa" w:w="4081"/>
-            <w:tcBorders>
-              <w:top w:val="single" w:color="CBD5E1" w:sz="4"/>
-              <w:left w:val="single" w:color="CBD5E1" w:sz="4"/>
-              <w:bottom w:val="single" w:color="CBD5E1" w:sz="4"/>
-              <w:right w:val="single" w:color="CBD5E1" w:sz="4"/>
-            </w:tcBorders>
-            <w:tcMar>
-              <w:top w:type="dxa" w:w="80"/>
-              <w:left w:type="dxa" w:w="140"/>
-              <w:bottom w:type="dxa" w:w="80"/>
-              <w:right w:type="dxa" w:w="140"/>
-            </w:tcMar>
-          </w:tcPr>
-          <w:p>
-            <w:r>
-              <w:rPr>
-                <w:rFonts w:ascii="Arial" w:cs="Arial" w:eastAsia="Arial" w:hAnsi="Arial"/>
-                <w:b/>
-                <w:bCs/>
-                <w:color w:val="0C2340"/>
-                <w:sz w:val="20"/>
-                <w:szCs w:val="20"/>
-              </w:rPr>
-              <w:t xml:space="preserve">Resolution Ref</w:t>
-            </w:r>
-          </w:p>
-        </w:tc>
-        <w:tc>
-          <w:tcPr>
-            <w:tcW w:type="dxa" w:w="6689"/>
-            <w:tcBorders>
-              <w:top w:val="single" w:color="CBD5E1" w:sz="4"/>
-              <w:left w:val="single" w:color="CBD5E1" w:sz="4"/>
-              <w:bottom w:val="single" w:color="CBD5E1" w:sz="4"/>
-              <w:right w:val="single" w:color="CBD5E1" w:sz="4"/>
-            </w:tcBorders>
-            <w:tcMar>
-              <w:top w:type="dxa" w:w="80"/>
-              <w:left w:type="dxa" w:w="140"/>
-              <w:bottom w:type="dxa" w:w="80"/>
-              <w:right w:type="dxa" w:w="140"/>
-            </w:tcMar>
-          </w:tcPr>
-          <w:p>
-            <w:r>
-              <w:rPr>
-                <w:rFonts w:ascii="Arial" w:cs="Arial" w:eastAsia="Arial" w:hAnsi="Arial"/>
-                <w:color w:val="1A1A1A"/>
-                <w:sz w:val="20"/>
-                <w:szCs w:val="20"/>
-              </w:rPr>
-              <w:t xml:space="preserve">LGAA-SGB-RES-2026-01</w:t>
-            </w:r>
-          </w:p>
-        </w:tc>
-      </w:tr>
-      <w:tr>
-        <w:tc>
-          <w:tcPr>
-            <w:tcW w:type="dxa" w:w="4081"/>
-            <w:tcBorders>
-              <w:top w:val="single" w:color="CBD5E1" w:sz="4"/>
-              <w:left w:val="single" w:color="CBD5E1" w:sz="4"/>
-              <w:bottom w:val="single" w:color="CBD5E1" w:sz="4"/>
-              <w:right w:val="single" w:color="CBD5E1" w:sz="4"/>
-            </w:tcBorders>
-            <w:shd w:fill="F8FAFC"/>
-            <w:tcMar>
-              <w:top w:type="dxa" w:w="80"/>
-              <w:left w:type="dxa" w:w="140"/>
-              <w:bottom w:type="dxa" w:w="80"/>
-              <w:right w:type="dxa" w:w="140"/>
-            </w:tcMar>
-          </w:tcPr>
-          <w:p>
-            <w:r>
-              <w:rPr>
-                <w:rFonts w:ascii="Arial" w:cs="Arial" w:eastAsia="Arial" w:hAnsi="Arial"/>
-                <w:b/>
-                <w:bCs/>
-                <w:color w:val="0C2340"/>
-                <w:sz w:val="20"/>
-                <w:szCs w:val="20"/>
-              </w:rPr>
-              <w:t xml:space="preserve">Document Adopted</w:t>
-            </w:r>
-          </w:p>
-        </w:tc>
-        <w:tc>
-          <w:tcPr>
-            <w:tcW w:type="dxa" w:w="6689"/>
-            <w:tcBorders>
-              <w:top w:val="single" w:color="CBD5E1" w:sz="4"/>
-              <w:left w:val="single" w:color="CBD5E1" w:sz="4"/>
-              <w:bottom w:val="single" w:color="CBD5E1" w:sz="4"/>
-              <w:right w:val="single" w:color="CBD5E1" w:sz="4"/>
-            </w:tcBorders>
-            <w:shd w:fill="F8FAFC"/>
-            <w:tcMar>
-              <w:top w:type="dxa" w:w="80"/>
-              <w:left w:type="dxa" w:w="140"/>
-              <w:bottom w:type="dxa" w:w="80"/>
-              <w:right w:type="dxa" w:w="140"/>
-            </w:tcMar>
-          </w:tcPr>
-          <w:p>
-            <w:r>
-              <w:rPr>
-                <w:rFonts w:ascii="Arial" w:cs="Arial" w:eastAsia="Arial" w:hAnsi="Arial"/>
-                <w:color w:val="1A1A1A"/>
-                <w:sz w:val="20"/>
-                <w:szCs w:val="20"/>
-              </w:rPr>
-              <w:t xml:space="preserve">Constitution of the School Governing Body</w:t>
-            </w:r>
-          </w:p>
-        </w:tc>
-      </w:tr>
-      <w:tr>
-        <w:tc>
-          <w:tcPr>
-            <w:tcW w:type="dxa" w:w="4081"/>
-            <w:tcBorders>
-              <w:top w:val="single" w:color="CBD5E1" w:sz="4"/>
-              <w:left w:val="single" w:color="CBD5E1" w:sz="4"/>
-              <w:bottom w:val="single" w:color="CBD5E1" w:sz="4"/>
-              <w:right w:val="single" w:color="CBD5E1" w:sz="4"/>
-            </w:tcBorders>
-            <w:tcMar>
-              <w:top w:type="dxa" w:w="80"/>
-              <w:left w:type="dxa" w:w="140"/>
-              <w:bottom w:type="dxa" w:w="80"/>
-              <w:right w:type="dxa" w:w="140"/>
-            </w:tcMar>
-          </w:tcPr>
-          <w:p>
-            <w:r>
-              <w:rPr>
-                <w:rFonts w:ascii="Arial" w:cs="Arial" w:eastAsia="Arial" w:hAnsi="Arial"/>
-                <w:b/>
-                <w:bCs/>
-                <w:color w:val="0C2340"/>
-                <w:sz w:val="20"/>
-                <w:szCs w:val="20"/>
-              </w:rPr>
-              <w:t xml:space="preserve">Meeting Date</w:t>
-            </w:r>
-          </w:p>
-        </w:tc>
-        <w:tc>
-          <w:tcPr>
-            <w:tcW w:type="dxa" w:w="6689"/>
-            <w:tcBorders>
-              <w:top w:val="single" w:color="CBD5E1" w:sz="4"/>
-              <w:left w:val="single" w:color="CBD5E1" w:sz="4"/>
-              <w:bottom w:val="single" w:color="CBD5E1" w:sz="4"/>
-              <w:right w:val="single" w:color="CBD5E1" w:sz="4"/>
-            </w:tcBorders>
-            <w:tcMar>
-              <w:top w:type="dxa" w:w="80"/>
-              <w:left w:type="dxa" w:w="140"/>
-              <w:bottom w:type="dxa" w:w="80"/>
-              <w:right w:type="dxa" w:w="140"/>
-            </w:tcMar>
-          </w:tcPr>
-          <w:p>
-            <w:r>
-              <w:rPr>
-                <w:rFonts w:ascii="Arial" w:cs="Arial" w:eastAsia="Arial" w:hAnsi="Arial"/>
-                <w:color w:val="1A1A1A"/>
-                <w:sz w:val="20"/>
-                <w:szCs w:val="20"/>
-              </w:rPr>
-              <w:t xml:space="preserve">Wednesday, 28 January 2026</w:t>
-            </w:r>
-          </w:p>
-        </w:tc>
-      </w:tr>
-      <w:tr>
-        <w:tc>
-          <w:tcPr>
-            <w:tcW w:type="dxa" w:w="4081"/>
-            <w:tcBorders>
-              <w:top w:val="single" w:color="CBD5E1" w:sz="4"/>
-              <w:left w:val="single" w:color="CBD5E1" w:sz="4"/>
-              <w:bottom w:val="single" w:color="CBD5E1" w:sz="4"/>
-              <w:right w:val="single" w:color="CBD5E1" w:sz="4"/>
-            </w:tcBorders>
-            <w:shd w:fill="F8FAFC"/>
-            <w:tcMar>
-              <w:top w:type="dxa" w:w="80"/>
-              <w:left w:type="dxa" w:w="140"/>
-              <w:bottom w:type="dxa" w:w="80"/>
-              <w:right w:type="dxa" w:w="140"/>
-            </w:tcMar>
-          </w:tcPr>
-          <w:p>
-            <w:r>
-              <w:rPr>
-                <w:rFonts w:ascii="Arial" w:cs="Arial" w:eastAsia="Arial" w:hAnsi="Arial"/>
-                <w:b/>
-                <w:bCs/>
-                <w:color w:val="0C2340"/>
-                <w:sz w:val="20"/>
-                <w:szCs w:val="20"/>
-              </w:rPr>
-              <w:t xml:space="preserve">Statutory Alignment</w:t>
-            </w:r>
-          </w:p>
-        </w:tc>
-        <w:tc>
-          <w:tcPr>
-            <w:tcW w:type="dxa" w:w="6689"/>
-            <w:tcBorders>
-              <w:top w:val="single" w:color="CBD5E1" w:sz="4"/>
-              <w:left w:val="single" w:color="CBD5E1" w:sz="4"/>
-              <w:bottom w:val="single" w:color="CBD5E1" w:sz="4"/>
-              <w:right w:val="single" w:color="CBD5E1" w:sz="4"/>
-            </w:tcBorders>
-            <w:shd w:fill="F8FAFC"/>
-            <w:tcMar>
-              <w:top w:type="dxa" w:w="80"/>
-              <w:left w:type="dxa" w:w="140"/>
-              <w:bottom w:type="dxa" w:w="80"/>
-              <w:right w:type="dxa" w:w="140"/>
-            </w:tcMar>
-          </w:tcPr>
-          <w:p>
-            <w:r>
-              <w:rPr>
-                <w:rFonts w:ascii="Arial" w:cs="Arial" w:eastAsia="Arial" w:hAnsi="Arial"/>
-                <w:color w:val="1A1A1A"/>
-                <w:sz w:val="20"/>
-                <w:szCs w:val="20"/>
-              </w:rPr>
-              <w:t xml:space="preserve">SASA Act No. 84 of 1996 (as amended)</w:t>
-            </w:r>
-          </w:p>
-        </w:tc>
-      </w:tr>
-      <w:tr>
-        <w:tc>
-          <w:tcPr>
-            <w:tcW w:type="dxa" w:w="4081"/>
-            <w:tcBorders>
-              <w:top w:val="single" w:color="CBD5E1" w:sz="4"/>
-              <w:left w:val="single" w:color="CBD5E1" w:sz="4"/>
-              <w:bottom w:val="single" w:color="CBD5E1" w:sz="4"/>
-              <w:right w:val="single" w:color="CBD5E1" w:sz="4"/>
-            </w:tcBorders>
-            <w:tcMar>
-              <w:top w:type="dxa" w:w="80"/>
-              <w:left w:type="dxa" w:w="140"/>
-              <w:bottom w:type="dxa" w:w="80"/>
-              <w:right w:type="dxa" w:w="140"/>
-            </w:tcMar>
-          </w:tcPr>
-          <w:p>
-            <w:r>
-              <w:rPr>
-                <w:rFonts w:ascii="Arial" w:cs="Arial" w:eastAsia="Arial" w:hAnsi="Arial"/>
-                <w:b/>
-                <w:bCs/>
-                <w:color w:val="0C2340"/>
-                <w:sz w:val="20"/>
-                <w:szCs w:val="20"/>
-              </w:rPr>
-              <w:t xml:space="preserve">Adoption Status</w:t>
-            </w:r>
-          </w:p>
-        </w:tc>
-        <w:tc>
-          <w:tcPr>
-            <w:tcW w:type="dxa" w:w="6689"/>
-            <w:tcBorders>
-              <w:top w:val="single" w:color="CBD5E1" w:sz="4"/>
-              <w:left w:val="single" w:color="CBD5E1" w:sz="4"/>
-              <w:bottom w:val="single" w:color="CBD5E1" w:sz="4"/>
-              <w:right w:val="single" w:color="CBD5E1" w:sz="4"/>
-            </w:tcBorders>
-            <w:tcMar>
-              <w:top w:type="dxa" w:w="80"/>
-              <w:left w:type="dxa" w:w="140"/>
-              <w:bottom w:type="dxa" w:w="80"/>
-              <w:right w:type="dxa" w:w="140"/>
-            </w:tcMar>
-          </w:tcPr>
-          <w:p>
-            <w:r>
-              <w:rPr>
-                <w:rFonts w:ascii="Arial" w:cs="Arial" w:eastAsia="Arial" w:hAnsi="Arial"/>
-                <w:color w:val="1A1A1A"/>
-                <w:sz w:val="20"/>
-                <w:szCs w:val="20"/>
-              </w:rPr>
-              <w:t xml:space="preserve">Unanimously Approved (8-0)</w:t>
-            </w:r>
-          </w:p>
-        </w:tc>
-      </w:tr>
-    </w:tbl>
-    <w:p>
-      <w:pPr>
-        <w:spacing w:after="0" w:before="120"/>
-      </w:pPr>
     </w:p>
     <w:p>
       <w:pPr>
@@ -751,7 +413,7 @@
           <w:rFonts w:ascii="Arial" w:cs="Arial" w:eastAsia="Arial" w:hAnsi="Arial"/>
           <w:b/>
           <w:bCs/>
-          <w:color w:val="1A1A1A"/>
+          <w:color w:val="0C2340"/>
           <w:sz w:val="20"/>
           <w:szCs w:val="20"/>
         </w:rPr>
@@ -792,7 +454,7 @@
           <w:rFonts w:ascii="Arial" w:cs="Arial" w:eastAsia="Arial" w:hAnsi="Arial"/>
           <w:b/>
           <w:bCs/>
-          <w:color w:val="1A1A1A"/>
+          <w:color w:val="0C2340"/>
           <w:sz w:val="20"/>
           <w:szCs w:val="20"/>
         </w:rPr>
@@ -833,7 +495,7 @@
           <w:rFonts w:ascii="Arial" w:cs="Arial" w:eastAsia="Arial" w:hAnsi="Arial"/>
           <w:b/>
           <w:bCs/>
-          <w:color w:val="1A1A1A"/>
+          <w:color w:val="0C2340"/>
           <w:sz w:val="20"/>
           <w:szCs w:val="20"/>
         </w:rPr>
@@ -874,7 +536,7 @@
           <w:rFonts w:ascii="Arial" w:cs="Arial" w:eastAsia="Arial" w:hAnsi="Arial"/>
           <w:b/>
           <w:bCs/>
-          <w:color w:val="1A1A1A"/>
+          <w:color w:val="0C2340"/>
           <w:sz w:val="20"/>
           <w:szCs w:val="20"/>
         </w:rPr>
@@ -955,7 +617,7 @@
           <w:rFonts w:ascii="Arial" w:cs="Arial" w:eastAsia="Arial" w:hAnsi="Arial"/>
           <w:b/>
           <w:bCs/>
-          <w:color w:val="1A1A1A"/>
+          <w:color w:val="0C2340"/>
           <w:sz w:val="20"/>
           <w:szCs w:val="20"/>
         </w:rPr>
@@ -996,7 +658,7 @@
           <w:rFonts w:ascii="Arial" w:cs="Arial" w:eastAsia="Arial" w:hAnsi="Arial"/>
           <w:b/>
           <w:bCs/>
-          <w:color w:val="1A1A1A"/>
+          <w:color w:val="0C2340"/>
           <w:sz w:val="20"/>
           <w:szCs w:val="20"/>
         </w:rPr>
@@ -1037,7 +699,7 @@
           <w:rFonts w:ascii="Arial" w:cs="Arial" w:eastAsia="Arial" w:hAnsi="Arial"/>
           <w:b/>
           <w:bCs/>
-          <w:color w:val="1A1A1A"/>
+          <w:color w:val="0C2340"/>
           <w:sz w:val="20"/>
           <w:szCs w:val="20"/>
         </w:rPr>
@@ -1078,7 +740,7 @@
           <w:rFonts w:ascii="Arial" w:cs="Arial" w:eastAsia="Arial" w:hAnsi="Arial"/>
           <w:b/>
           <w:bCs/>
-          <w:color w:val="1A1A1A"/>
+          <w:color w:val="0C2340"/>
           <w:sz w:val="20"/>
           <w:szCs w:val="20"/>
         </w:rPr>
@@ -1119,7 +781,7 @@
           <w:rFonts w:ascii="Arial" w:cs="Arial" w:eastAsia="Arial" w:hAnsi="Arial"/>
           <w:b/>
           <w:bCs/>
-          <w:color w:val="1A1A1A"/>
+          <w:color w:val="0C2340"/>
           <w:sz w:val="20"/>
           <w:szCs w:val="20"/>
         </w:rPr>
@@ -1160,7 +822,7 @@
           <w:rFonts w:ascii="Arial" w:cs="Arial" w:eastAsia="Arial" w:hAnsi="Arial"/>
           <w:b/>
           <w:bCs/>
-          <w:color w:val="1A1A1A"/>
+          <w:color w:val="0C2340"/>
           <w:sz w:val="20"/>
           <w:szCs w:val="20"/>
         </w:rPr>
@@ -1201,7 +863,7 @@
           <w:rFonts w:ascii="Arial" w:cs="Arial" w:eastAsia="Arial" w:hAnsi="Arial"/>
           <w:b/>
           <w:bCs/>
-          <w:color w:val="1A1A1A"/>
+          <w:color w:val="0C2340"/>
           <w:sz w:val="20"/>
           <w:szCs w:val="20"/>
         </w:rPr>
@@ -1282,7 +944,7 @@
           <w:rFonts w:ascii="Arial" w:cs="Arial" w:eastAsia="Arial" w:hAnsi="Arial"/>
           <w:b/>
           <w:bCs/>
-          <w:color w:val="1A1A1A"/>
+          <w:color w:val="0C2340"/>
           <w:sz w:val="20"/>
           <w:szCs w:val="20"/>
         </w:rPr>
@@ -1323,7 +985,7 @@
           <w:rFonts w:ascii="Arial" w:cs="Arial" w:eastAsia="Arial" w:hAnsi="Arial"/>
           <w:b/>
           <w:bCs/>
-          <w:color w:val="1A1A1A"/>
+          <w:color w:val="0C2340"/>
           <w:sz w:val="20"/>
           <w:szCs w:val="20"/>
         </w:rPr>
@@ -1364,7 +1026,7 @@
           <w:rFonts w:ascii="Arial" w:cs="Arial" w:eastAsia="Arial" w:hAnsi="Arial"/>
           <w:b/>
           <w:bCs/>
-          <w:color w:val="1A1A1A"/>
+          <w:color w:val="0C2340"/>
           <w:sz w:val="20"/>
           <w:szCs w:val="20"/>
         </w:rPr>
@@ -1445,7 +1107,7 @@
           <w:rFonts w:ascii="Arial" w:cs="Arial" w:eastAsia="Arial" w:hAnsi="Arial"/>
           <w:b/>
           <w:bCs/>
-          <w:color w:val="1A1A1A"/>
+          <w:color w:val="0C2340"/>
           <w:sz w:val="20"/>
           <w:szCs w:val="20"/>
         </w:rPr>
@@ -1473,6 +1135,120 @@
     </w:p>
     <w:p>
       <w:pPr>
+        <w:keepLines/>
+        <w:tabs>
+          <w:tab w:val="left" w:pos="566"/>
+        </w:tabs>
+        <w:spacing w:after="80" w:before="0"/>
+        <w:ind w:left="0"/>
+      </w:pPr>
+      <w:r>
+        <w:rPr>
+          <w:rFonts w:ascii="Arial" w:cs="Arial" w:eastAsia="Arial" w:hAnsi="Arial"/>
+          <w:b/>
+          <w:bCs/>
+          <w:color w:val="0C2340"/>
+          <w:sz w:val="22"/>
+          <w:szCs w:val="22"/>
+        </w:rPr>
+        <w:t xml:space="preserve">5.</w:t>
+      </w:r>
+      <w:r>
+        <w:rPr>
+          <w:rFonts w:ascii="Arial" w:cs="Arial" w:eastAsia="Arial" w:hAnsi="Arial"/>
+          <w:sz w:val="22"/>
+          <w:szCs w:val="22"/>
+        </w:rPr>
+        <w:t xml:space="preserve">	</w:t>
+      </w:r>
+      <w:r>
+        <w:rPr>
+          <w:rFonts w:ascii="Arial" w:cs="Arial" w:eastAsia="Arial" w:hAnsi="Arial"/>
+          <w:b/>
+          <w:bCs/>
+          <w:color w:val="0C2340"/>
+          <w:sz w:val="22"/>
+          <w:szCs w:val="22"/>
+        </w:rPr>
+        <w:t xml:space="preserve">EXECUTED AND CERTIFIED UNDER SGB SEAL</w:t>
+      </w:r>
+    </w:p>
+    <w:p>
+      <w:pPr>
+        <w:keepLines/>
+        <w:spacing w:after="80" w:before="0" w:line="276"/>
+        <w:ind w:left="566"/>
+        <w:jc w:val="both"/>
+      </w:pPr>
+      <w:r>
+        <w:rPr>
+          <w:rFonts w:ascii="Arial" w:cs="Arial" w:eastAsia="Arial" w:hAnsi="Arial"/>
+          <w:color w:val="1A1A1A"/>
+          <w:sz w:val="20"/>
+          <w:szCs w:val="20"/>
+        </w:rPr>
+        <w:t xml:space="preserve">Signed on this 28th day of January 2026 at Lady Grey, Eastern Cape:</w:t>
+      </w:r>
+    </w:p>
+    <w:p>
+      <w:pPr>
+        <w:keepLines/>
+        <w:tabs>
+          <w:tab w:val="left" w:pos="566"/>
+        </w:tabs>
+        <w:spacing w:after="80" w:before="0"/>
+        <w:ind w:left="0"/>
+      </w:pPr>
+      <w:r>
+        <w:rPr>
+          <w:rFonts w:ascii="Arial" w:cs="Arial" w:eastAsia="Arial" w:hAnsi="Arial"/>
+          <w:b/>
+          <w:bCs/>
+          <w:color w:val="0C2340"/>
+          <w:sz w:val="22"/>
+          <w:szCs w:val="22"/>
+        </w:rPr>
+        <w:t xml:space="preserve">6.</w:t>
+      </w:r>
+      <w:r>
+        <w:rPr>
+          <w:rFonts w:ascii="Arial" w:cs="Arial" w:eastAsia="Arial" w:hAnsi="Arial"/>
+          <w:sz w:val="22"/>
+          <w:szCs w:val="22"/>
+        </w:rPr>
+        <w:t xml:space="preserve">	</w:t>
+      </w:r>
+      <w:r>
+        <w:rPr>
+          <w:rFonts w:ascii="Arial" w:cs="Arial" w:eastAsia="Arial" w:hAnsi="Arial"/>
+          <w:b/>
+          <w:bCs/>
+          <w:color w:val="0C2340"/>
+          <w:sz w:val="22"/>
+          <w:szCs w:val="22"/>
+        </w:rPr>
+        <w:t xml:space="preserve">DISTRICT ENDORSEMENT &amp; RECORD OF RECEIPT</w:t>
+      </w:r>
+    </w:p>
+    <w:p>
+      <w:pPr>
+        <w:keepLines/>
+        <w:spacing w:after="80" w:before="0" w:line="276"/>
+        <w:ind w:left="566"/>
+        <w:jc w:val="both"/>
+      </w:pPr>
+      <w:r>
+        <w:rPr>
+          <w:rFonts w:ascii="Arial" w:cs="Arial" w:eastAsia="Arial" w:hAnsi="Arial"/>
+          <w:color w:val="1A1A1A"/>
+          <w:sz w:val="20"/>
+          <w:szCs w:val="20"/>
+        </w:rPr>
+        <w:t xml:space="preserve">Received, verified, and endorsed for departmental records by the District Office:</w:t>
+      </w:r>
+    </w:p>
+    <w:p>
+      <w:pPr>
         <w:pageBreakBefore/>
         <w:spacing w:after="0" w:before="0"/>
       </w:pPr>
@@ -1491,7 +1267,7 @@
           <w:sz w:val="22"/>
           <w:szCs w:val="22"/>
         </w:rPr>
-        <w:t xml:space="preserve">EXECUTED AND CERTIFIED UNDER SGB SEAL</w:t>
+        <w:t xml:space="preserve">FORMAL ADOPTION AND SIGN-OFF RESOLUTION</w:t>
       </w:r>
     </w:p>
     <w:p>
@@ -1507,7 +1283,7 @@
           <w:sz w:val="20"/>
           <w:szCs w:val="20"/>
         </w:rPr>
-        <w:t xml:space="preserve">Signed on this 28th day of January 2026 at Lady Grey, Eastern Cape:</w:t>
+        <w:t xml:space="preserve">Signed on behalf of the School Governing Body in witness and execution of the unanimous resolution adopting the 2026 SGB Constitution:</w:t>
       </w:r>
     </w:p>
     <w:tbl>
@@ -1536,7 +1312,7 @@
         </w:trPr>
         <w:tc>
           <w:tcPr>
-            <w:tcW w:type="dxa" w:w="3401"/>
+            <w:tcW w:type="dxa" w:w="3288"/>
             <w:tcBorders>
               <w:top w:val="single" w:color="94A3B8" w:sz="6"/>
               <w:left w:val="single" w:color="94A3B8" w:sz="6"/>
@@ -1544,28 +1320,28 @@
               <w:right w:val="single" w:color="94A3B8" w:sz="6"/>
             </w:tcBorders>
             <w:tcMar>
-              <w:top w:type="dxa" w:w="100"/>
-              <w:left w:type="dxa" w:w="160"/>
-              <w:bottom w:type="dxa" w:w="100"/>
-              <w:right w:type="dxa" w:w="160"/>
+              <w:top w:type="dxa" w:w="160"/>
+              <w:left w:type="dxa" w:w="200"/>
+              <w:bottom w:type="dxa" w:w="160"/>
+              <w:right w:type="dxa" w:w="200"/>
             </w:tcMar>
           </w:tcPr>
           <w:p>
             <w:pPr>
-              <w:spacing w:after="0" w:before="180"/>
+              <w:spacing w:after="240" w:before="0"/>
             </w:pPr>
           </w:p>
           <w:p>
             <w:pPr>
               <w:pBdr>
-                <w:bottom w:val="single" w:color="0C2340" w:sz="8"/>
+                <w:bottom w:val="single" w:color="0C2340" w:sz="10"/>
               </w:pBdr>
-              <w:spacing w:after="10" w:before="0"/>
-            </w:pPr>
-          </w:p>
-          <w:p>
-            <w:pPr>
-              <w:spacing w:after="90" w:before="0"/>
+              <w:spacing w:after="30" w:before="0"/>
+            </w:pPr>
+          </w:p>
+          <w:p>
+            <w:pPr>
+              <w:spacing w:after="180" w:before="0"/>
             </w:pPr>
             <w:r>
               <w:rPr>
@@ -1573,15 +1349,15 @@
                 <w:b/>
                 <w:bCs/>
                 <w:color w:val="64748B"/>
-                <w:sz w:val="14"/>
-                <w:szCs w:val="14"/>
+                <w:sz w:val="13"/>
+                <w:szCs w:val="13"/>
               </w:rPr>
               <w:t xml:space="preserve">SIGNATURE</w:t>
             </w:r>
           </w:p>
           <w:p>
             <w:pPr>
-              <w:spacing w:after="15" w:before="0"/>
+              <w:spacing w:after="120" w:before="0"/>
             </w:pPr>
             <w:r>
               <w:rPr>
@@ -1589,15 +1365,15 @@
                 <w:b/>
                 <w:bCs/>
                 <w:color w:val="1A1A1A"/>
-                <w:sz w:val="20"/>
-                <w:szCs w:val="20"/>
+                <w:sz w:val="17"/>
+                <w:szCs w:val="17"/>
               </w:rPr>
               <w:t xml:space="preserve">Mr. K. Dyasi</w:t>
             </w:r>
           </w:p>
           <w:p>
             <w:pPr>
-              <w:spacing w:after="20" w:before="0"/>
+              <w:spacing w:after="160" w:before="0"/>
             </w:pPr>
             <w:r>
               <w:rPr>
@@ -1605,15 +1381,15 @@
                 <w:b/>
                 <w:bCs/>
                 <w:color w:val="0C2340"/>
-                <w:sz w:val="19"/>
-                <w:szCs w:val="19"/>
+                <w:sz w:val="16"/>
+                <w:szCs w:val="16"/>
               </w:rPr>
               <w:t xml:space="preserve">SGB CHAIRPERSON</w:t>
             </w:r>
           </w:p>
           <w:p>
             <w:pPr>
-              <w:spacing w:after="0" w:before="40"/>
+              <w:spacing w:after="60" w:before="0"/>
               <w:jc w:val="right"/>
             </w:pPr>
             <w:r>
@@ -1622,17 +1398,19 @@
                 <w:b/>
                 <w:bCs/>
                 <w:color w:val="64748B"/>
-                <w:sz w:val="18"/>
-                <w:szCs w:val="18"/>
+                <w:sz w:val="15"/>
+                <w:szCs w:val="15"/>
               </w:rPr>
               <w:t xml:space="preserve">DATE: </w:t>
             </w:r>
             <w:r>
               <w:rPr>
                 <w:rFonts w:ascii="Arial" w:cs="Arial" w:eastAsia="Arial" w:hAnsi="Arial"/>
+                <w:b/>
+                <w:bCs/>
                 <w:color w:val="1A1A1A"/>
-                <w:sz w:val="18"/>
-                <w:szCs w:val="18"/>
+                <w:sz w:val="15"/>
+                <w:szCs w:val="15"/>
               </w:rPr>
               <w:t xml:space="preserve">28/01/2026</w:t>
             </w:r>
@@ -1640,7 +1418,7 @@
         </w:tc>
         <w:tc>
           <w:tcPr>
-            <w:tcW w:type="dxa" w:w="283"/>
+            <w:tcW w:type="dxa" w:w="453"/>
             <w:tcBorders>
               <w:top w:val="none"/>
               <w:left w:val="none"/>
@@ -1662,7 +1440,7 @@
         </w:tc>
         <w:tc>
           <w:tcPr>
-            <w:tcW w:type="dxa" w:w="3401"/>
+            <w:tcW w:type="dxa" w:w="3288"/>
             <w:tcBorders>
               <w:top w:val="single" w:color="94A3B8" w:sz="6"/>
               <w:left w:val="single" w:color="94A3B8" w:sz="6"/>
@@ -1670,28 +1448,28 @@
               <w:right w:val="single" w:color="94A3B8" w:sz="6"/>
             </w:tcBorders>
             <w:tcMar>
-              <w:top w:type="dxa" w:w="100"/>
-              <w:left w:type="dxa" w:w="160"/>
-              <w:bottom w:type="dxa" w:w="100"/>
-              <w:right w:type="dxa" w:w="160"/>
+              <w:top w:type="dxa" w:w="160"/>
+              <w:left w:type="dxa" w:w="200"/>
+              <w:bottom w:type="dxa" w:w="160"/>
+              <w:right w:type="dxa" w:w="200"/>
             </w:tcMar>
           </w:tcPr>
           <w:p>
             <w:pPr>
-              <w:spacing w:after="0" w:before="180"/>
+              <w:spacing w:after="240" w:before="0"/>
             </w:pPr>
           </w:p>
           <w:p>
             <w:pPr>
               <w:pBdr>
-                <w:bottom w:val="single" w:color="0C2340" w:sz="8"/>
+                <w:bottom w:val="single" w:color="0C2340" w:sz="10"/>
               </w:pBdr>
-              <w:spacing w:after="10" w:before="0"/>
-            </w:pPr>
-          </w:p>
-          <w:p>
-            <w:pPr>
-              <w:spacing w:after="90" w:before="0"/>
+              <w:spacing w:after="30" w:before="0"/>
+            </w:pPr>
+          </w:p>
+          <w:p>
+            <w:pPr>
+              <w:spacing w:after="180" w:before="0"/>
             </w:pPr>
             <w:r>
               <w:rPr>
@@ -1699,15 +1477,15 @@
                 <w:b/>
                 <w:bCs/>
                 <w:color w:val="64748B"/>
-                <w:sz w:val="14"/>
-                <w:szCs w:val="14"/>
+                <w:sz w:val="13"/>
+                <w:szCs w:val="13"/>
               </w:rPr>
               <w:t xml:space="preserve">SIGNATURE</w:t>
             </w:r>
           </w:p>
           <w:p>
             <w:pPr>
-              <w:spacing w:after="15" w:before="0"/>
+              <w:spacing w:after="120" w:before="0"/>
             </w:pPr>
             <w:r>
               <w:rPr>
@@ -1715,15 +1493,15 @@
                 <w:b/>
                 <w:bCs/>
                 <w:color w:val="1A1A1A"/>
-                <w:sz w:val="20"/>
-                <w:szCs w:val="20"/>
+                <w:sz w:val="17"/>
+                <w:szCs w:val="17"/>
               </w:rPr>
               <w:t xml:space="preserve">Mr. A. Gushmani</w:t>
             </w:r>
           </w:p>
           <w:p>
             <w:pPr>
-              <w:spacing w:after="20" w:before="0"/>
+              <w:spacing w:after="160" w:before="0"/>
             </w:pPr>
             <w:r>
               <w:rPr>
@@ -1731,15 +1509,15 @@
                 <w:b/>
                 <w:bCs/>
                 <w:color w:val="0C2340"/>
-                <w:sz w:val="19"/>
-                <w:szCs w:val="19"/>
+                <w:sz w:val="16"/>
+                <w:szCs w:val="16"/>
               </w:rPr>
               <w:t xml:space="preserve">SGB TREASURER</w:t>
             </w:r>
           </w:p>
           <w:p>
             <w:pPr>
-              <w:spacing w:after="0" w:before="40"/>
+              <w:spacing w:after="60" w:before="0"/>
               <w:jc w:val="right"/>
             </w:pPr>
             <w:r>
@@ -1748,17 +1526,19 @@
                 <w:b/>
                 <w:bCs/>
                 <w:color w:val="64748B"/>
-                <w:sz w:val="18"/>
-                <w:szCs w:val="18"/>
+                <w:sz w:val="15"/>
+                <w:szCs w:val="15"/>
               </w:rPr>
               <w:t xml:space="preserve">DATE: </w:t>
             </w:r>
             <w:r>
               <w:rPr>
                 <w:rFonts w:ascii="Arial" w:cs="Arial" w:eastAsia="Arial" w:hAnsi="Arial"/>
+                <w:b/>
+                <w:bCs/>
                 <w:color w:val="1A1A1A"/>
-                <w:sz w:val="18"/>
-                <w:szCs w:val="18"/>
+                <w:sz w:val="15"/>
+                <w:szCs w:val="15"/>
               </w:rPr>
               <w:t xml:space="preserve">28/01/2026</w:t>
             </w:r>
@@ -1766,7 +1546,7 @@
         </w:tc>
         <w:tc>
           <w:tcPr>
-            <w:tcW w:type="dxa" w:w="283"/>
+            <w:tcW w:type="dxa" w:w="453"/>
             <w:tcBorders>
               <w:top w:val="none"/>
               <w:left w:val="none"/>
@@ -1788,7 +1568,7 @@
         </w:tc>
         <w:tc>
           <w:tcPr>
-            <w:tcW w:type="dxa" w:w="3401"/>
+            <w:tcW w:type="dxa" w:w="3288"/>
             <w:tcBorders>
               <w:top w:val="single" w:color="94A3B8" w:sz="6"/>
               <w:left w:val="single" w:color="94A3B8" w:sz="6"/>
@@ -1796,28 +1576,28 @@
               <w:right w:val="single" w:color="94A3B8" w:sz="6"/>
             </w:tcBorders>
             <w:tcMar>
-              <w:top w:type="dxa" w:w="100"/>
-              <w:left w:type="dxa" w:w="160"/>
-              <w:bottom w:type="dxa" w:w="100"/>
-              <w:right w:type="dxa" w:w="160"/>
+              <w:top w:type="dxa" w:w="160"/>
+              <w:left w:type="dxa" w:w="200"/>
+              <w:bottom w:type="dxa" w:w="160"/>
+              <w:right w:type="dxa" w:w="200"/>
             </w:tcMar>
           </w:tcPr>
           <w:p>
             <w:pPr>
-              <w:spacing w:after="0" w:before="180"/>
+              <w:spacing w:after="240" w:before="0"/>
             </w:pPr>
           </w:p>
           <w:p>
             <w:pPr>
               <w:pBdr>
-                <w:bottom w:val="single" w:color="0C2340" w:sz="8"/>
+                <w:bottom w:val="single" w:color="0C2340" w:sz="10"/>
               </w:pBdr>
-              <w:spacing w:after="10" w:before="0"/>
-            </w:pPr>
-          </w:p>
-          <w:p>
-            <w:pPr>
-              <w:spacing w:after="90" w:before="0"/>
+              <w:spacing w:after="30" w:before="0"/>
+            </w:pPr>
+          </w:p>
+          <w:p>
+            <w:pPr>
+              <w:spacing w:after="180" w:before="0"/>
             </w:pPr>
             <w:r>
               <w:rPr>
@@ -1825,15 +1605,15 @@
                 <w:b/>
                 <w:bCs/>
                 <w:color w:val="64748B"/>
-                <w:sz w:val="14"/>
-                <w:szCs w:val="14"/>
+                <w:sz w:val="13"/>
+                <w:szCs w:val="13"/>
               </w:rPr>
               <w:t xml:space="preserve">SIGNATURE</w:t>
             </w:r>
           </w:p>
           <w:p>
             <w:pPr>
-              <w:spacing w:after="15" w:before="0"/>
+              <w:spacing w:after="120" w:before="0"/>
             </w:pPr>
             <w:r>
               <w:rPr>
@@ -1841,15 +1621,15 @@
                 <w:b/>
                 <w:bCs/>
                 <w:color w:val="1A1A1A"/>
-                <w:sz w:val="20"/>
-                <w:szCs w:val="20"/>
+                <w:sz w:val="17"/>
+                <w:szCs w:val="17"/>
               </w:rPr>
               <w:t xml:space="preserve">Ms. M. Botha</w:t>
             </w:r>
           </w:p>
           <w:p>
             <w:pPr>
-              <w:spacing w:after="20" w:before="0"/>
+              <w:spacing w:after="160" w:before="0"/>
             </w:pPr>
             <w:r>
               <w:rPr>
@@ -1857,15 +1637,15 @@
                 <w:b/>
                 <w:bCs/>
                 <w:color w:val="0C2340"/>
-                <w:sz w:val="19"/>
-                <w:szCs w:val="19"/>
+                <w:sz w:val="16"/>
+                <w:szCs w:val="16"/>
               </w:rPr>
               <w:t xml:space="preserve">SCHOOL PRINCIPAL</w:t>
             </w:r>
           </w:p>
           <w:p>
             <w:pPr>
-              <w:spacing w:after="0" w:before="40"/>
+              <w:spacing w:after="60" w:before="0"/>
               <w:jc w:val="right"/>
             </w:pPr>
             <w:r>
@@ -1874,17 +1654,19 @@
                 <w:b/>
                 <w:bCs/>
                 <w:color w:val="64748B"/>
-                <w:sz w:val="18"/>
-                <w:szCs w:val="18"/>
+                <w:sz w:val="15"/>
+                <w:szCs w:val="15"/>
               </w:rPr>
               <w:t xml:space="preserve">DATE: </w:t>
             </w:r>
             <w:r>
               <w:rPr>
                 <w:rFonts w:ascii="Arial" w:cs="Arial" w:eastAsia="Arial" w:hAnsi="Arial"/>
+                <w:b/>
+                <w:bCs/>
                 <w:color w:val="1A1A1A"/>
-                <w:sz w:val="18"/>
-                <w:szCs w:val="18"/>
+                <w:sz w:val="15"/>
+                <w:szCs w:val="15"/>
               </w:rPr>
               <w:t xml:space="preserve">28/01/2026</w:t>
             </w:r>
@@ -1899,7 +1681,7 @@
     </w:p>
     <w:tbl>
       <w:tblPr>
-        <w:tblW w:type="dxa" w:w="3590"/>
+        <w:tblW w:type="dxa" w:w="4535"/>
         <w:jc w:val="left"/>
         <w:tblBorders>
           <w:top w:val="dashed" w:color="94A3B8" w:sz="6"/>
@@ -1916,21 +1698,22 @@
       <w:tr>
         <w:trPr>
           <w:cantSplit/>
+          <w:trHeight w:val="2948" w:hRule="atLeast"/>
         </w:trPr>
         <w:tc>
           <w:tcPr>
-            <w:tcW w:type="dxa" w:w="3590"/>
+            <w:tcW w:type="dxa" w:w="4535"/>
             <w:shd w:fill="F8FAFC" w:val="clear"/>
             <w:tcMar>
               <w:top w:type="dxa" w:w="100"/>
               <w:left w:type="dxa" w:w="140"/>
-              <w:bottom w:type="dxa" w:w="100"/>
+              <w:bottom w:type="dxa" w:w="80"/>
               <w:right w:type="dxa" w:w="140"/>
             </w:tcMar>
           </w:tcPr>
           <w:p>
             <w:pPr>
-              <w:spacing w:after="30" w:before="60"/>
+              <w:spacing w:after="30" w:before="80"/>
               <w:jc w:val="center"/>
             </w:pPr>
             <w:r>
@@ -1939,15 +1722,15 @@
                 <w:b/>
                 <w:bCs/>
                 <w:color w:val="475569"/>
-                <w:sz w:val="15"/>
-                <w:szCs w:val="15"/>
+                <w:sz w:val="16"/>
+                <w:szCs w:val="16"/>
               </w:rPr>
               <w:t xml:space="preserve">OFFICIAL SCHOOL STAMP</w:t>
             </w:r>
           </w:p>
           <w:p>
             <w:pPr>
-              <w:spacing w:after="80" w:before="80"/>
+              <w:spacing w:after="40" w:before="2450"/>
               <w:jc w:val="center"/>
             </w:pPr>
             <w:r>
@@ -2016,6 +1799,7 @@
       <w:tr>
         <w:trPr>
           <w:cantSplit/>
+          <w:trHeight w:val="2948" w:hRule="atLeast"/>
         </w:trPr>
         <w:tc>
           <w:tcPr>
@@ -2030,13 +1814,13 @@
             <w:tcMar>
               <w:top w:type="dxa" w:w="120"/>
               <w:left w:type="dxa" w:w="160"/>
-              <w:bottom w:type="dxa" w:w="120"/>
+              <w:bottom w:type="dxa" w:w="80"/>
               <w:right w:type="dxa" w:w="160"/>
             </w:tcMar>
           </w:tcPr>
           <w:p>
             <w:pPr>
-              <w:spacing w:after="40" w:before="80"/>
+              <w:spacing w:after="30" w:before="80"/>
               <w:jc w:val="center"/>
             </w:pPr>
             <w:r>
@@ -2045,15 +1829,15 @@
                 <w:b/>
                 <w:bCs/>
                 <w:color w:val="475569"/>
-                <w:sz w:val="15"/>
-                <w:szCs w:val="15"/>
+                <w:sz w:val="16"/>
+                <w:szCs w:val="16"/>
               </w:rPr>
               <w:t xml:space="preserve">OFFICIAL DISTRICT / CIRCUIT STAMP</w:t>
             </w:r>
           </w:p>
           <w:p>
             <w:pPr>
-              <w:spacing w:after="160" w:before="180"/>
+              <w:spacing w:after="40" w:before="2450"/>
               <w:jc w:val="center"/>
             </w:pPr>
             <w:r>
@@ -2099,28 +1883,28 @@
               <w:right w:val="single" w:color="94A3B8" w:sz="6"/>
             </w:tcBorders>
             <w:tcMar>
-              <w:top w:type="dxa" w:w="100"/>
+              <w:top w:type="dxa" w:w="120"/>
               <w:left w:type="dxa" w:w="160"/>
-              <w:bottom w:type="dxa" w:w="100"/>
+              <w:bottom w:type="dxa" w:w="120"/>
               <w:right w:type="dxa" w:w="160"/>
             </w:tcMar>
           </w:tcPr>
           <w:p>
             <w:pPr>
-              <w:spacing w:after="0" w:before="180"/>
+              <w:spacing w:after="300" w:before="0"/>
             </w:pPr>
           </w:p>
           <w:p>
             <w:pPr>
               <w:pBdr>
-                <w:bottom w:val="single" w:color="0C2340" w:sz="8"/>
+                <w:bottom w:val="single" w:color="0C2340" w:sz="10"/>
               </w:pBdr>
-              <w:spacing w:after="10" w:before="0"/>
-            </w:pPr>
-          </w:p>
-          <w:p>
-            <w:pPr>
-              <w:spacing w:after="90" w:before="0"/>
+              <w:spacing w:after="30" w:before="0"/>
+            </w:pPr>
+          </w:p>
+          <w:p>
+            <w:pPr>
+              <w:spacing w:after="300" w:before="0"/>
             </w:pPr>
             <w:r>
               <w:rPr>
@@ -2128,18 +1912,15 @@
                 <w:b/>
                 <w:bCs/>
                 <w:color w:val="64748B"/>
-                <w:sz w:val="14"/>
-                <w:szCs w:val="14"/>
+                <w:sz w:val="13"/>
+                <w:szCs w:val="13"/>
               </w:rPr>
               <w:t xml:space="preserve">SIGNATURE</w:t>
             </w:r>
           </w:p>
           <w:p>
             <w:pPr>
-              <w:tabs>
-                <w:tab w:val="right" w:pos="4924" w:leader="underscore"/>
-              </w:tabs>
-              <w:spacing w:after="15" w:before="0"/>
+              <w:spacing w:after="240" w:before="0"/>
             </w:pPr>
             <w:r>
               <w:rPr>
@@ -2147,15 +1928,24 @@
                 <w:b/>
                 <w:bCs/>
                 <w:color w:val="64748B"/>
-                <w:sz w:val="18"/>
-                <w:szCs w:val="18"/>
-              </w:rPr>
-              <w:t xml:space="preserve">NAME:	</w:t>
-            </w:r>
-          </w:p>
-          <w:p>
-            <w:pPr>
-              <w:spacing w:after="20" w:before="0"/>
+                <w:sz w:val="15"/>
+                <w:szCs w:val="15"/>
+              </w:rPr>
+              <w:t xml:space="preserve">NAME: </w:t>
+            </w:r>
+            <w:r>
+              <w:rPr>
+                <w:rFonts w:ascii="Arial" w:cs="Arial" w:eastAsia="Arial" w:hAnsi="Arial"/>
+                <w:color w:val="94A3B8"/>
+                <w:sz w:val="14"/>
+                <w:szCs w:val="14"/>
+              </w:rPr>
+              <w:t xml:space="preserve">__________________________________________________________</w:t>
+            </w:r>
+          </w:p>
+          <w:p>
+            <w:pPr>
+              <w:spacing w:after="300" w:before="0"/>
             </w:pPr>
             <w:r>
               <w:rPr>
@@ -2163,16 +1953,15 @@
                 <w:b/>
                 <w:bCs/>
                 <w:color w:val="0C2340"/>
-                <w:sz w:val="19"/>
-                <w:szCs w:val="19"/>
+                <w:sz w:val="16"/>
+                <w:szCs w:val="16"/>
               </w:rPr>
               <w:t xml:space="preserve">CIRCUIT MANAGER</w:t>
             </w:r>
           </w:p>
           <w:p>
             <w:pPr>
-              <w:spacing w:after="0" w:before="40"/>
-              <w:jc w:val="right"/>
+              <w:spacing w:after="120" w:before="0"/>
             </w:pPr>
             <w:r>
               <w:rPr>
@@ -2180,8 +1969,8 @@
                 <w:b/>
                 <w:bCs/>
                 <w:color w:val="64748B"/>
-                <w:sz w:val="18"/>
-                <w:szCs w:val="18"/>
+                <w:sz w:val="15"/>
+                <w:szCs w:val="15"/>
               </w:rPr>
               <w:t xml:space="preserve">DATE: </w:t>
             </w:r>
@@ -2189,18 +1978,17 @@
               <w:rPr>
                 <w:rFonts w:ascii="Arial" w:cs="Arial" w:eastAsia="Arial" w:hAnsi="Arial"/>
                 <w:color w:val="94A3B8"/>
-                <w:sz w:val="18"/>
-                <w:szCs w:val="18"/>
-              </w:rPr>
-              <w:t xml:space="preserve">________________________</w:t>
+                <w:sz w:val="14"/>
+                <w:szCs w:val="14"/>
+              </w:rPr>
+              <w:t xml:space="preserve">__________________________________________________________</w:t>
             </w:r>
           </w:p>
         </w:tc>
       </w:tr>
     </w:tbl>
     <w:sectPr>
-      <w:headerReference w:type="default" r:id="rId7"/>
-      <w:footerReference w:type="default" r:id="rId8"/>
+      <w:footerReference w:type="default" r:id="rId7"/>
       <w:pgSz w:w="11905" w:h="16837" w:orient="portrait"/>
       <w:pgMar w:top="566" w:right="566" w:bottom="566" w:left="566" w:header="453" w:footer="453" w:gutter="0"/>
       <w:pgNumType/>
@@ -2333,48 +2121,6 @@
     </w:p>
   </w:footnote>
 </w:footnotes>
-</file>
-
-<file path=word/header1.xml><?xml version="1.0" encoding="utf-8"?>
-<w:hdr xmlns:wpc="http://schemas.microsoft.com/office/word/2010/wordprocessingCanvas" xmlns:mc="http://schemas.openxmlformats.org/markup-compatibility/2006" xmlns:o="urn:schemas-microsoft-com:office:office" xmlns:r="http://schemas.openxmlformats.org/officeDocument/2006/relationships" xmlns:m="http://schemas.openxmlformats.org/officeDocument/2006/math" xmlns:v="urn:schemas-microsoft-com:vml" xmlns:wp14="http://schemas.microsoft.com/office/word/2010/wordprocessingDrawing" xmlns:wp="http://schemas.openxmlformats.org/drawingml/2006/wordprocessingDrawing" xmlns:w10="urn:schemas-microsoft-com:office:word" xmlns:w="http://schemas.openxmlformats.org/wordprocessingml/2006/main" xmlns:w14="http://schemas.microsoft.com/office/word/2010/wordml" xmlns:w15="http://schemas.microsoft.com/office/word/2012/wordml" xmlns:wpg="http://schemas.microsoft.com/office/word/2010/wordprocessingGroup" xmlns:wpi="http://schemas.microsoft.com/office/word/2010/wordprocessingInk" xmlns:wne="http://schemas.microsoft.com/office/word/2006/wordml" xmlns:wps="http://schemas.microsoft.com/office/word/2010/wordprocessingShape" xmlns:cx="http://schemas.microsoft.com/office/drawing/2014/chartex" xmlns:cx1="http://schemas.microsoft.com/office/drawing/2015/9/8/chartex" xmlns:cx2="http://schemas.microsoft.com/office/drawing/2015/10/21/chartex" xmlns:cx3="http://schemas.microsoft.com/office/drawing/2016/5/9/chartex" xmlns:cx4="http://schemas.microsoft.com/office/drawing/2016/5/10/chartex" xmlns:cx5="http://schemas.microsoft.com/office/drawing/2016/5/11/chartex" xmlns:cx6="http://schemas.microsoft.com/office/drawing/2016/5/12/chartex" xmlns:cx7="http://schemas.microsoft.com/office/drawing/2016/5/13/chartex" xmlns:cx8="http://schemas.microsoft.com/office/drawing/2016/5/14/chartex" xmlns:w16cid="http://schemas.microsoft.com/office/word/2016/wordml/cid" xmlns:w16se="http://schemas.microsoft.com/office/word/2015/wordml/symex">
-  <w:p>
-    <w:pPr>
-      <w:pBdr>
-        <w:bottom w:val="single" w:color="CBD5E1" w:sz="6"/>
-      </w:pBdr>
-      <w:tabs>
-        <w:tab w:val="right" w:pos="10771"/>
-      </w:tabs>
-      <w:spacing w:after="80" w:before="0"/>
-    </w:pPr>
-    <w:r>
-      <w:rPr>
-        <w:rFonts w:ascii="Arial" w:cs="Arial" w:eastAsia="Arial" w:hAnsi="Arial"/>
-        <w:b/>
-        <w:bCs/>
-        <w:color w:val="0C2340"/>
-        <w:sz w:val="16"/>
-        <w:szCs w:val="16"/>
-      </w:rPr>
-      <w:t xml:space="preserve">LADY GREY ARTS ACADEMY • CERTIFICATE OF SGB GOVERNANCE RESOLUTION</w:t>
-    </w:r>
-    <w:r>
-      <w:rPr>
-        <w:rFonts w:ascii="Arial" w:cs="Arial" w:eastAsia="Arial" w:hAnsi="Arial"/>
-      </w:rPr>
-      <w:t xml:space="preserve">	</w:t>
-    </w:r>
-    <w:r>
-      <w:rPr>
-        <w:rFonts w:ascii="Arial" w:cs="Arial" w:eastAsia="Arial" w:hAnsi="Arial"/>
-        <w:color w:val="64748B"/>
-        <w:sz w:val="14"/>
-        <w:szCs w:val="14"/>
-      </w:rPr>
-      <w:t xml:space="preserve">SGB</w:t>
-    </w:r>
-  </w:p>
-</w:hdr>
 </file>
 
 <file path=word/numbering.xml><?xml version="1.0" encoding="utf-8"?>

--- a/SGB_Functionality_Audit_2026/01_SGB_Constitution/05_Formal_Adoption_Resolution_2026-01-28.docx
+++ b/SGB_Functionality_Audit_2026/01_SGB_Constitution/05_Formal_Adoption_Resolution_2026-01-28.docx
@@ -169,7 +169,7 @@
             </w:pPr>
             <w:r>
               <w:rPr>
-                <w:rFonts w:ascii="Arial" w:cs="Arial" w:eastAsia="Arial" w:hAnsi="Arial"/>
+                <w:rFonts w:ascii="Aptos" w:cs="Aptos" w:eastAsia="Aptos" w:hAnsi="Aptos"/>
                 <w:b/>
                 <w:bCs/>
                 <w:color w:val="0C2340"/>
@@ -185,7 +185,7 @@
             </w:pPr>
             <w:r>
               <w:rPr>
-                <w:rFonts w:ascii="Arial" w:cs="Arial" w:eastAsia="Arial" w:hAnsi="Arial"/>
+                <w:rFonts w:ascii="Aptos" w:cs="Aptos" w:eastAsia="Aptos" w:hAnsi="Aptos"/>
                 <w:b/>
                 <w:bCs/>
                 <w:i/>
@@ -203,7 +203,7 @@
             </w:pPr>
             <w:r>
               <w:rPr>
-                <w:rFonts w:ascii="Arial" w:cs="Arial" w:eastAsia="Arial" w:hAnsi="Arial"/>
+                <w:rFonts w:ascii="Aptos" w:cs="Aptos" w:eastAsia="Aptos" w:hAnsi="Aptos"/>
                 <w:color w:val="475569"/>
                 <w:sz w:val="14"/>
                 <w:szCs w:val="14"/>
@@ -217,7 +217,7 @@
             </w:pPr>
             <w:r>
               <w:rPr>
-                <w:rFonts w:ascii="Arial" w:cs="Arial" w:eastAsia="Arial" w:hAnsi="Arial"/>
+                <w:rFonts w:ascii="Aptos" w:cs="Aptos" w:eastAsia="Aptos" w:hAnsi="Aptos"/>
                 <w:color w:val="475569"/>
                 <w:sz w:val="14"/>
                 <w:szCs w:val="14"/>
@@ -249,7 +249,7 @@
             </w:pPr>
             <w:r>
               <w:rPr>
-                <w:rFonts w:ascii="Arial" w:cs="Arial" w:eastAsia="Arial" w:hAnsi="Arial"/>
+                <w:rFonts w:ascii="Aptos" w:cs="Aptos" w:eastAsia="Aptos" w:hAnsi="Aptos"/>
                 <w:b/>
                 <w:bCs/>
                 <w:color w:val="0C2340"/>
@@ -265,7 +265,7 @@
             </w:pPr>
             <w:r>
               <w:rPr>
-                <w:rFonts w:ascii="Arial" w:cs="Arial" w:eastAsia="Arial" w:hAnsi="Arial"/>
+                <w:rFonts w:ascii="Aptos" w:cs="Aptos" w:eastAsia="Aptos" w:hAnsi="Aptos"/>
                 <w:color w:val="64748B"/>
                 <w:sz w:val="14"/>
                 <w:szCs w:val="14"/>
@@ -291,7 +291,7 @@
       </w:pPr>
       <w:r>
         <w:rPr>
-          <w:rFonts w:ascii="Arial" w:cs="Arial" w:eastAsia="Arial" w:hAnsi="Arial"/>
+          <w:rFonts w:ascii="Aptos" w:cs="Aptos" w:eastAsia="Aptos" w:hAnsi="Aptos"/>
           <w:b/>
           <w:bCs/>
           <w:color w:val="0C2340"/>
@@ -308,15 +308,393 @@
       </w:pPr>
       <w:r>
         <w:rPr>
-          <w:rFonts w:ascii="Arial" w:cs="Arial" w:eastAsia="Arial" w:hAnsi="Arial"/>
+          <w:rFonts w:ascii="Aptos" w:cs="Aptos" w:eastAsia="Aptos" w:hAnsi="Aptos"/>
           <w:b/>
           <w:bCs/>
           <w:color w:val="A6192E"/>
-          <w:sz w:val="24"/>
-          <w:szCs w:val="24"/>
-        </w:rPr>
-        <w:t xml:space="preserve">LADY GREY ARTS ACADEMY</w:t>
-      </w:r>
+          <w:sz w:val="22"/>
+          <w:szCs w:val="22"/>
+        </w:rPr>
+        <w:t xml:space="preserve">LADY GREY ARTS ACADEMY • RESOLUTION LGAA-SGB-RES-2026-01</w:t>
+      </w:r>
+    </w:p>
+    <w:tbl>
+      <w:tblPr>
+        <w:tblW w:type="dxa" w:w="10771"/>
+        <w:tblBorders>
+          <w:top w:val="single" w:color="auto" w:sz="4"/>
+          <w:left w:val="single" w:color="auto" w:sz="4"/>
+          <w:bottom w:val="single" w:color="auto" w:sz="4"/>
+          <w:right w:val="single" w:color="auto" w:sz="4"/>
+          <w:insideH w:val="single" w:color="auto" w:sz="4"/>
+          <w:insideV w:val="single" w:color="auto" w:sz="4"/>
+        </w:tblBorders>
+      </w:tblPr>
+      <w:tblGrid>
+        <w:gridCol w:w="100"/>
+        <w:gridCol w:w="100"/>
+      </w:tblGrid>
+      <w:tr>
+        <w:tc>
+          <w:tcPr>
+            <w:tcW w:type="dxa" w:w="4081"/>
+            <w:shd w:fill="0C2340"/>
+            <w:tcMar>
+              <w:top w:type="dxa" w:w="100"/>
+              <w:left w:type="dxa" w:w="140"/>
+              <w:bottom w:type="dxa" w:w="100"/>
+              <w:right w:type="dxa" w:w="140"/>
+            </w:tcMar>
+          </w:tcPr>
+          <w:p>
+            <w:r>
+              <w:rPr>
+                <w:rFonts w:ascii="Aptos" w:cs="Aptos" w:eastAsia="Aptos" w:hAnsi="Aptos"/>
+                <w:b/>
+                <w:bCs/>
+                <w:color w:val="FFFFFF"/>
+                <w:sz w:val="19"/>
+                <w:szCs w:val="19"/>
+              </w:rPr>
+              <w:t xml:space="preserve">Resolution Parameter</w:t>
+            </w:r>
+          </w:p>
+        </w:tc>
+        <w:tc>
+          <w:tcPr>
+            <w:tcW w:type="dxa" w:w="6689"/>
+            <w:shd w:fill="0C2340"/>
+            <w:tcMar>
+              <w:top w:type="dxa" w:w="100"/>
+              <w:left w:type="dxa" w:w="140"/>
+              <w:bottom w:type="dxa" w:w="100"/>
+              <w:right w:type="dxa" w:w="140"/>
+            </w:tcMar>
+          </w:tcPr>
+          <w:p>
+            <w:r>
+              <w:rPr>
+                <w:rFonts w:ascii="Aptos" w:cs="Aptos" w:eastAsia="Aptos" w:hAnsi="Aptos"/>
+                <w:b/>
+                <w:bCs/>
+                <w:color w:val="FFFFFF"/>
+                <w:sz w:val="19"/>
+                <w:szCs w:val="19"/>
+              </w:rPr>
+              <w:t xml:space="preserve">Official Record</w:t>
+            </w:r>
+          </w:p>
+        </w:tc>
+      </w:tr>
+      <w:tr>
+        <w:tc>
+          <w:tcPr>
+            <w:tcW w:type="dxa" w:w="4081"/>
+            <w:tcBorders>
+              <w:top w:val="single" w:color="CBD5E1" w:sz="4"/>
+              <w:left w:val="single" w:color="CBD5E1" w:sz="4"/>
+              <w:bottom w:val="single" w:color="CBD5E1" w:sz="4"/>
+              <w:right w:val="single" w:color="CBD5E1" w:sz="4"/>
+            </w:tcBorders>
+            <w:tcMar>
+              <w:top w:type="dxa" w:w="80"/>
+              <w:left w:type="dxa" w:w="140"/>
+              <w:bottom w:type="dxa" w:w="80"/>
+              <w:right w:type="dxa" w:w="140"/>
+            </w:tcMar>
+          </w:tcPr>
+          <w:p>
+            <w:r>
+              <w:rPr>
+                <w:rFonts w:ascii="Aptos" w:cs="Aptos" w:eastAsia="Aptos" w:hAnsi="Aptos"/>
+                <w:b/>
+                <w:bCs/>
+                <w:color w:val="0C2340"/>
+                <w:sz w:val="20"/>
+                <w:szCs w:val="20"/>
+              </w:rPr>
+              <w:t xml:space="preserve">Resolution Ref</w:t>
+            </w:r>
+          </w:p>
+        </w:tc>
+        <w:tc>
+          <w:tcPr>
+            <w:tcW w:type="dxa" w:w="6689"/>
+            <w:tcBorders>
+              <w:top w:val="single" w:color="CBD5E1" w:sz="4"/>
+              <w:left w:val="single" w:color="CBD5E1" w:sz="4"/>
+              <w:bottom w:val="single" w:color="CBD5E1" w:sz="4"/>
+              <w:right w:val="single" w:color="CBD5E1" w:sz="4"/>
+            </w:tcBorders>
+            <w:tcMar>
+              <w:top w:type="dxa" w:w="80"/>
+              <w:left w:type="dxa" w:w="140"/>
+              <w:bottom w:type="dxa" w:w="80"/>
+              <w:right w:type="dxa" w:w="140"/>
+            </w:tcMar>
+          </w:tcPr>
+          <w:p>
+            <w:r>
+              <w:rPr>
+                <w:rFonts w:ascii="Aptos" w:cs="Aptos" w:eastAsia="Aptos" w:hAnsi="Aptos"/>
+                <w:color w:val="1A1A1A"/>
+                <w:sz w:val="20"/>
+                <w:szCs w:val="20"/>
+              </w:rPr>
+              <w:t xml:space="preserve">LGAA-SGB-RES-2026-01</w:t>
+            </w:r>
+          </w:p>
+        </w:tc>
+      </w:tr>
+      <w:tr>
+        <w:tc>
+          <w:tcPr>
+            <w:tcW w:type="dxa" w:w="4081"/>
+            <w:tcBorders>
+              <w:top w:val="single" w:color="CBD5E1" w:sz="4"/>
+              <w:left w:val="single" w:color="CBD5E1" w:sz="4"/>
+              <w:bottom w:val="single" w:color="CBD5E1" w:sz="4"/>
+              <w:right w:val="single" w:color="CBD5E1" w:sz="4"/>
+            </w:tcBorders>
+            <w:shd w:fill="F8FAFC"/>
+            <w:tcMar>
+              <w:top w:type="dxa" w:w="80"/>
+              <w:left w:type="dxa" w:w="140"/>
+              <w:bottom w:type="dxa" w:w="80"/>
+              <w:right w:type="dxa" w:w="140"/>
+            </w:tcMar>
+          </w:tcPr>
+          <w:p>
+            <w:r>
+              <w:rPr>
+                <w:rFonts w:ascii="Aptos" w:cs="Aptos" w:eastAsia="Aptos" w:hAnsi="Aptos"/>
+                <w:b/>
+                <w:bCs/>
+                <w:color w:val="0C2340"/>
+                <w:sz w:val="20"/>
+                <w:szCs w:val="20"/>
+              </w:rPr>
+              <w:t xml:space="preserve">Document Adopted</w:t>
+            </w:r>
+          </w:p>
+        </w:tc>
+        <w:tc>
+          <w:tcPr>
+            <w:tcW w:type="dxa" w:w="6689"/>
+            <w:tcBorders>
+              <w:top w:val="single" w:color="CBD5E1" w:sz="4"/>
+              <w:left w:val="single" w:color="CBD5E1" w:sz="4"/>
+              <w:bottom w:val="single" w:color="CBD5E1" w:sz="4"/>
+              <w:right w:val="single" w:color="CBD5E1" w:sz="4"/>
+            </w:tcBorders>
+            <w:shd w:fill="F8FAFC"/>
+            <w:tcMar>
+              <w:top w:type="dxa" w:w="80"/>
+              <w:left w:type="dxa" w:w="140"/>
+              <w:bottom w:type="dxa" w:w="80"/>
+              <w:right w:type="dxa" w:w="140"/>
+            </w:tcMar>
+          </w:tcPr>
+          <w:p>
+            <w:r>
+              <w:rPr>
+                <w:rFonts w:ascii="Aptos" w:cs="Aptos" w:eastAsia="Aptos" w:hAnsi="Aptos"/>
+                <w:color w:val="1A1A1A"/>
+                <w:sz w:val="20"/>
+                <w:szCs w:val="20"/>
+              </w:rPr>
+              <w:t xml:space="preserve">Constitution of the School Governing Body</w:t>
+            </w:r>
+          </w:p>
+        </w:tc>
+      </w:tr>
+      <w:tr>
+        <w:tc>
+          <w:tcPr>
+            <w:tcW w:type="dxa" w:w="4081"/>
+            <w:tcBorders>
+              <w:top w:val="single" w:color="CBD5E1" w:sz="4"/>
+              <w:left w:val="single" w:color="CBD5E1" w:sz="4"/>
+              <w:bottom w:val="single" w:color="CBD5E1" w:sz="4"/>
+              <w:right w:val="single" w:color="CBD5E1" w:sz="4"/>
+            </w:tcBorders>
+            <w:tcMar>
+              <w:top w:type="dxa" w:w="80"/>
+              <w:left w:type="dxa" w:w="140"/>
+              <w:bottom w:type="dxa" w:w="80"/>
+              <w:right w:type="dxa" w:w="140"/>
+            </w:tcMar>
+          </w:tcPr>
+          <w:p>
+            <w:r>
+              <w:rPr>
+                <w:rFonts w:ascii="Aptos" w:cs="Aptos" w:eastAsia="Aptos" w:hAnsi="Aptos"/>
+                <w:b/>
+                <w:bCs/>
+                <w:color w:val="0C2340"/>
+                <w:sz w:val="20"/>
+                <w:szCs w:val="20"/>
+              </w:rPr>
+              <w:t xml:space="preserve">Meeting Date</w:t>
+            </w:r>
+          </w:p>
+        </w:tc>
+        <w:tc>
+          <w:tcPr>
+            <w:tcW w:type="dxa" w:w="6689"/>
+            <w:tcBorders>
+              <w:top w:val="single" w:color="CBD5E1" w:sz="4"/>
+              <w:left w:val="single" w:color="CBD5E1" w:sz="4"/>
+              <w:bottom w:val="single" w:color="CBD5E1" w:sz="4"/>
+              <w:right w:val="single" w:color="CBD5E1" w:sz="4"/>
+            </w:tcBorders>
+            <w:tcMar>
+              <w:top w:type="dxa" w:w="80"/>
+              <w:left w:type="dxa" w:w="140"/>
+              <w:bottom w:type="dxa" w:w="80"/>
+              <w:right w:type="dxa" w:w="140"/>
+            </w:tcMar>
+          </w:tcPr>
+          <w:p>
+            <w:r>
+              <w:rPr>
+                <w:rFonts w:ascii="Aptos" w:cs="Aptos" w:eastAsia="Aptos" w:hAnsi="Aptos"/>
+                <w:color w:val="1A1A1A"/>
+                <w:sz w:val="20"/>
+                <w:szCs w:val="20"/>
+              </w:rPr>
+              <w:t xml:space="preserve">Wednesday, 28 January 2026</w:t>
+            </w:r>
+          </w:p>
+        </w:tc>
+      </w:tr>
+      <w:tr>
+        <w:tc>
+          <w:tcPr>
+            <w:tcW w:type="dxa" w:w="4081"/>
+            <w:tcBorders>
+              <w:top w:val="single" w:color="CBD5E1" w:sz="4"/>
+              <w:left w:val="single" w:color="CBD5E1" w:sz="4"/>
+              <w:bottom w:val="single" w:color="CBD5E1" w:sz="4"/>
+              <w:right w:val="single" w:color="CBD5E1" w:sz="4"/>
+            </w:tcBorders>
+            <w:shd w:fill="F8FAFC"/>
+            <w:tcMar>
+              <w:top w:type="dxa" w:w="80"/>
+              <w:left w:type="dxa" w:w="140"/>
+              <w:bottom w:type="dxa" w:w="80"/>
+              <w:right w:type="dxa" w:w="140"/>
+            </w:tcMar>
+          </w:tcPr>
+          <w:p>
+            <w:r>
+              <w:rPr>
+                <w:rFonts w:ascii="Aptos" w:cs="Aptos" w:eastAsia="Aptos" w:hAnsi="Aptos"/>
+                <w:b/>
+                <w:bCs/>
+                <w:color w:val="0C2340"/>
+                <w:sz w:val="20"/>
+                <w:szCs w:val="20"/>
+              </w:rPr>
+              <w:t xml:space="preserve">Statutory Alignment</w:t>
+            </w:r>
+          </w:p>
+        </w:tc>
+        <w:tc>
+          <w:tcPr>
+            <w:tcW w:type="dxa" w:w="6689"/>
+            <w:tcBorders>
+              <w:top w:val="single" w:color="CBD5E1" w:sz="4"/>
+              <w:left w:val="single" w:color="CBD5E1" w:sz="4"/>
+              <w:bottom w:val="single" w:color="CBD5E1" w:sz="4"/>
+              <w:right w:val="single" w:color="CBD5E1" w:sz="4"/>
+            </w:tcBorders>
+            <w:shd w:fill="F8FAFC"/>
+            <w:tcMar>
+              <w:top w:type="dxa" w:w="80"/>
+              <w:left w:type="dxa" w:w="140"/>
+              <w:bottom w:type="dxa" w:w="80"/>
+              <w:right w:type="dxa" w:w="140"/>
+            </w:tcMar>
+          </w:tcPr>
+          <w:p>
+            <w:r>
+              <w:rPr>
+                <w:rFonts w:ascii="Aptos" w:cs="Aptos" w:eastAsia="Aptos" w:hAnsi="Aptos"/>
+                <w:color w:val="1A1A1A"/>
+                <w:sz w:val="20"/>
+                <w:szCs w:val="20"/>
+              </w:rPr>
+              <w:t xml:space="preserve">Section 18(1) of South African Schools Act, 1996 (Act No. 84 of 1996)</w:t>
+            </w:r>
+          </w:p>
+        </w:tc>
+      </w:tr>
+      <w:tr>
+        <w:tc>
+          <w:tcPr>
+            <w:tcW w:type="dxa" w:w="4081"/>
+            <w:tcBorders>
+              <w:top w:val="single" w:color="CBD5E1" w:sz="4"/>
+              <w:left w:val="single" w:color="CBD5E1" w:sz="4"/>
+              <w:bottom w:val="single" w:color="CBD5E1" w:sz="4"/>
+              <w:right w:val="single" w:color="CBD5E1" w:sz="4"/>
+            </w:tcBorders>
+            <w:tcMar>
+              <w:top w:type="dxa" w:w="80"/>
+              <w:left w:type="dxa" w:w="140"/>
+              <w:bottom w:type="dxa" w:w="80"/>
+              <w:right w:type="dxa" w:w="140"/>
+            </w:tcMar>
+          </w:tcPr>
+          <w:p>
+            <w:r>
+              <w:rPr>
+                <w:rFonts w:ascii="Aptos" w:cs="Aptos" w:eastAsia="Aptos" w:hAnsi="Aptos"/>
+                <w:b/>
+                <w:bCs/>
+                <w:color w:val="0C2340"/>
+                <w:sz w:val="20"/>
+                <w:szCs w:val="20"/>
+              </w:rPr>
+              <w:t xml:space="preserve">Adoption Status</w:t>
+            </w:r>
+          </w:p>
+        </w:tc>
+        <w:tc>
+          <w:tcPr>
+            <w:tcW w:type="dxa" w:w="6689"/>
+            <w:tcBorders>
+              <w:top w:val="single" w:color="CBD5E1" w:sz="4"/>
+              <w:left w:val="single" w:color="CBD5E1" w:sz="4"/>
+              <w:bottom w:val="single" w:color="CBD5E1" w:sz="4"/>
+              <w:right w:val="single" w:color="CBD5E1" w:sz="4"/>
+            </w:tcBorders>
+            <w:tcMar>
+              <w:top w:type="dxa" w:w="80"/>
+              <w:left w:type="dxa" w:w="140"/>
+              <w:bottom w:type="dxa" w:w="80"/>
+              <w:right w:type="dxa" w:w="140"/>
+            </w:tcMar>
+          </w:tcPr>
+          <w:p>
+            <w:r>
+              <w:rPr>
+                <w:rFonts w:ascii="Aptos" w:cs="Aptos" w:eastAsia="Aptos" w:hAnsi="Aptos"/>
+                <w:color w:val="1A1A1A"/>
+                <w:sz w:val="20"/>
+                <w:szCs w:val="20"/>
+              </w:rPr>
+              <w:t xml:space="preserve">Unanimously Approved (7-0)</w:t>
+            </w:r>
+          </w:p>
+        </w:tc>
+      </w:tr>
+    </w:tbl>
+    <w:p>
+      <w:pPr>
+        <w:spacing w:after="0" w:before="120"/>
+      </w:pPr>
     </w:p>
     <w:p>
       <w:pPr>
@@ -324,12 +702,12 @@
         <w:tabs>
           <w:tab w:val="left" w:pos="566"/>
         </w:tabs>
-        <w:spacing w:after="80" w:before="0"/>
+        <w:spacing w:after="0" w:before="100"/>
         <w:ind w:left="0"/>
       </w:pPr>
       <w:r>
         <w:rPr>
-          <w:rFonts w:ascii="Arial" w:cs="Arial" w:eastAsia="Arial" w:hAnsi="Arial"/>
+          <w:rFonts w:ascii="Aptos" w:cs="Aptos" w:eastAsia="Aptos" w:hAnsi="Aptos"/>
           <w:b/>
           <w:bCs/>
           <w:color w:val="0C2340"/>
@@ -340,7 +718,7 @@
       </w:r>
       <w:r>
         <w:rPr>
-          <w:rFonts w:ascii="Arial" w:cs="Arial" w:eastAsia="Arial" w:hAnsi="Arial"/>
+          <w:rFonts w:ascii="Aptos" w:cs="Aptos" w:eastAsia="Aptos" w:hAnsi="Aptos"/>
           <w:sz w:val="22"/>
           <w:szCs w:val="22"/>
         </w:rPr>
@@ -348,14 +726,14 @@
       </w:r>
       <w:r>
         <w:rPr>
-          <w:rFonts w:ascii="Arial" w:cs="Arial" w:eastAsia="Arial" w:hAnsi="Arial"/>
+          <w:rFonts w:ascii="Aptos" w:cs="Aptos" w:eastAsia="Aptos" w:hAnsi="Aptos"/>
           <w:b/>
           <w:bCs/>
           <w:color w:val="0C2340"/>
           <w:sz w:val="22"/>
           <w:szCs w:val="22"/>
         </w:rPr>
-        <w:t xml:space="preserve">FORMAL ADOPTION OF THE SGB CONSTITUTION 2026</w:t>
+        <w:t xml:space="preserve">STATUTORY AUTHORITY AND GOVERNANCE RESOLUTION</w:t>
       </w:r>
     </w:p>
     <w:p>
@@ -364,38 +742,39 @@
         <w:tabs>
           <w:tab w:val="left" w:pos="566"/>
         </w:tabs>
-        <w:spacing w:after="80" w:before="0"/>
-        <w:ind w:left="0"/>
-      </w:pPr>
-      <w:r>
-        <w:rPr>
-          <w:rFonts w:ascii="Arial" w:cs="Arial" w:eastAsia="Arial" w:hAnsi="Arial"/>
-          <w:b/>
-          <w:bCs/>
-          <w:color w:val="0C2340"/>
-          <w:sz w:val="22"/>
-          <w:szCs w:val="22"/>
-        </w:rPr>
-        <w:t xml:space="preserve">1.</w:t>
-      </w:r>
-      <w:r>
-        <w:rPr>
-          <w:rFonts w:ascii="Arial" w:cs="Arial" w:eastAsia="Arial" w:hAnsi="Arial"/>
-          <w:sz w:val="22"/>
-          <w:szCs w:val="22"/>
+        <w:spacing w:after="0" w:before="100" w:line="300"/>
+        <w:ind w:left="566" w:hanging="566"/>
+        <w:jc w:val="both"/>
+      </w:pPr>
+      <w:r>
+        <w:rPr>
+          <w:rFonts w:ascii="Aptos" w:cs="Aptos" w:eastAsia="Aptos" w:hAnsi="Aptos"/>
+          <w:b/>
+          <w:bCs/>
+          <w:color w:val="1A1A1A"/>
+          <w:sz w:val="20"/>
+          <w:szCs w:val="20"/>
+        </w:rPr>
+        <w:t xml:space="preserve">1.1</w:t>
+      </w:r>
+      <w:r>
+        <w:rPr>
+          <w:rFonts w:ascii="Aptos" w:cs="Aptos" w:eastAsia="Aptos" w:hAnsi="Aptos"/>
+          <w:sz w:val="20"/>
+          <w:szCs w:val="20"/>
         </w:rPr>
         <w:t xml:space="preserve">	</w:t>
       </w:r>
       <w:r>
         <w:rPr>
-          <w:rFonts w:ascii="Arial" w:cs="Arial" w:eastAsia="Arial" w:hAnsi="Arial"/>
-          <w:b/>
-          <w:bCs/>
-          <w:color w:val="0C2340"/>
-          <w:sz w:val="22"/>
-          <w:szCs w:val="22"/>
-        </w:rPr>
-        <w:t xml:space="preserve">STATUTORY AUTHORITY AND GOVERNANCE RESOLUTION</w:t>
+          <w:rFonts w:ascii="Aptos" w:cs="Aptos" w:eastAsia="Aptos" w:hAnsi="Aptos"/>
+          <w:b w:val="false"/>
+          <w:bCs w:val="false"/>
+          <w:color w:val="1A1A1A"/>
+          <w:sz w:val="20"/>
+          <w:szCs w:val="20"/>
+        </w:rPr>
+        <w:t xml:space="preserve">In terms of Section 18(1) of South African Schools Act, 1996 (Act No. 84 of 1996), the School Governing Body of Lady Grey Arts Academy hereby certifies the formal review, acceptance, and adoption of the Constitution of the School Governing Body.</w:t>
       </w:r>
     </w:p>
     <w:p>
@@ -404,24 +783,24 @@
         <w:tabs>
           <w:tab w:val="left" w:pos="566"/>
         </w:tabs>
-        <w:spacing w:after="80" w:before="0" w:line="276"/>
+        <w:spacing w:after="0" w:before="100" w:line="300"/>
         <w:ind w:left="566" w:hanging="566"/>
         <w:jc w:val="both"/>
       </w:pPr>
       <w:r>
         <w:rPr>
-          <w:rFonts w:ascii="Arial" w:cs="Arial" w:eastAsia="Arial" w:hAnsi="Arial"/>
-          <w:b/>
-          <w:bCs/>
-          <w:color w:val="0C2340"/>
-          <w:sz w:val="20"/>
-          <w:szCs w:val="20"/>
-        </w:rPr>
-        <w:t xml:space="preserve">1.1</w:t>
-      </w:r>
-      <w:r>
-        <w:rPr>
-          <w:rFonts w:ascii="Arial" w:cs="Arial" w:eastAsia="Arial" w:hAnsi="Arial"/>
+          <w:rFonts w:ascii="Aptos" w:cs="Aptos" w:eastAsia="Aptos" w:hAnsi="Aptos"/>
+          <w:b/>
+          <w:bCs/>
+          <w:color w:val="1A1A1A"/>
+          <w:sz w:val="20"/>
+          <w:szCs w:val="20"/>
+        </w:rPr>
+        <w:t xml:space="preserve">1.2</w:t>
+      </w:r>
+      <w:r>
+        <w:rPr>
+          <w:rFonts w:ascii="Aptos" w:cs="Aptos" w:eastAsia="Aptos" w:hAnsi="Aptos"/>
           <w:sz w:val="20"/>
           <w:szCs w:val="20"/>
         </w:rPr>
@@ -429,14 +808,14 @@
       </w:r>
       <w:r>
         <w:rPr>
-          <w:rFonts w:ascii="Arial" w:cs="Arial" w:eastAsia="Arial" w:hAnsi="Arial"/>
+          <w:rFonts w:ascii="Aptos" w:cs="Aptos" w:eastAsia="Aptos" w:hAnsi="Aptos"/>
           <w:b w:val="false"/>
           <w:bCs w:val="false"/>
           <w:color w:val="1A1A1A"/>
           <w:sz w:val="20"/>
           <w:szCs w:val="20"/>
         </w:rPr>
-        <w:t xml:space="preserve">In terms of Section 18, Section 20, and Section 21 of the South African Schools Act (Act No. 84 of 1996) as amended, the School Governing Body of Lady Grey Arts Academy hereby certifies the formal adoption of its Constitution.</w:t>
+        <w:t xml:space="preserve">Resolution Number: LGAA-SGB-RES-2026-01.</w:t>
       </w:r>
     </w:p>
     <w:p>
@@ -445,24 +824,24 @@
         <w:tabs>
           <w:tab w:val="left" w:pos="566"/>
         </w:tabs>
-        <w:spacing w:after="80" w:before="0" w:line="276"/>
+        <w:spacing w:after="0" w:before="100" w:line="300"/>
         <w:ind w:left="566" w:hanging="566"/>
         <w:jc w:val="both"/>
       </w:pPr>
       <w:r>
         <w:rPr>
-          <w:rFonts w:ascii="Arial" w:cs="Arial" w:eastAsia="Arial" w:hAnsi="Arial"/>
-          <w:b/>
-          <w:bCs/>
-          <w:color w:val="0C2340"/>
-          <w:sz w:val="20"/>
-          <w:szCs w:val="20"/>
-        </w:rPr>
-        <w:t xml:space="preserve">1.2</w:t>
-      </w:r>
-      <w:r>
-        <w:rPr>
-          <w:rFonts w:ascii="Arial" w:cs="Arial" w:eastAsia="Arial" w:hAnsi="Arial"/>
+          <w:rFonts w:ascii="Aptos" w:cs="Aptos" w:eastAsia="Aptos" w:hAnsi="Aptos"/>
+          <w:b/>
+          <w:bCs/>
+          <w:color w:val="1A1A1A"/>
+          <w:sz w:val="20"/>
+          <w:szCs w:val="20"/>
+        </w:rPr>
+        <w:t xml:space="preserve">1.3</w:t>
+      </w:r>
+      <w:r>
+        <w:rPr>
+          <w:rFonts w:ascii="Aptos" w:cs="Aptos" w:eastAsia="Aptos" w:hAnsi="Aptos"/>
           <w:sz w:val="20"/>
           <w:szCs w:val="20"/>
         </w:rPr>
@@ -470,14 +849,14 @@
       </w:r>
       <w:r>
         <w:rPr>
-          <w:rFonts w:ascii="Arial" w:cs="Arial" w:eastAsia="Arial" w:hAnsi="Arial"/>
+          <w:rFonts w:ascii="Aptos" w:cs="Aptos" w:eastAsia="Aptos" w:hAnsi="Aptos"/>
           <w:b w:val="false"/>
           <w:bCs w:val="false"/>
           <w:color w:val="1A1A1A"/>
           <w:sz w:val="20"/>
           <w:szCs w:val="20"/>
         </w:rPr>
-        <w:t xml:space="preserve">Resolution Number: LGAA-SGB-RES-2026-01.</w:t>
+        <w:t xml:space="preserve">Date of Adoption: Wednesday, 28 January 2026.</w:t>
       </w:r>
     </w:p>
     <w:p>
@@ -486,24 +865,24 @@
         <w:tabs>
           <w:tab w:val="left" w:pos="566"/>
         </w:tabs>
-        <w:spacing w:after="80" w:before="0" w:line="276"/>
+        <w:spacing w:after="0" w:before="100" w:line="300"/>
         <w:ind w:left="566" w:hanging="566"/>
         <w:jc w:val="both"/>
       </w:pPr>
       <w:r>
         <w:rPr>
-          <w:rFonts w:ascii="Arial" w:cs="Arial" w:eastAsia="Arial" w:hAnsi="Arial"/>
-          <w:b/>
-          <w:bCs/>
-          <w:color w:val="0C2340"/>
-          <w:sz w:val="20"/>
-          <w:szCs w:val="20"/>
-        </w:rPr>
-        <w:t xml:space="preserve">1.3</w:t>
-      </w:r>
-      <w:r>
-        <w:rPr>
-          <w:rFonts w:ascii="Arial" w:cs="Arial" w:eastAsia="Arial" w:hAnsi="Arial"/>
+          <w:rFonts w:ascii="Aptos" w:cs="Aptos" w:eastAsia="Aptos" w:hAnsi="Aptos"/>
+          <w:b/>
+          <w:bCs/>
+          <w:color w:val="1A1A1A"/>
+          <w:sz w:val="20"/>
+          <w:szCs w:val="20"/>
+        </w:rPr>
+        <w:t xml:space="preserve">1.4</w:t>
+      </w:r>
+      <w:r>
+        <w:rPr>
+          <w:rFonts w:ascii="Aptos" w:cs="Aptos" w:eastAsia="Aptos" w:hAnsi="Aptos"/>
           <w:sz w:val="20"/>
           <w:szCs w:val="20"/>
         </w:rPr>
@@ -511,14 +890,14 @@
       </w:r>
       <w:r>
         <w:rPr>
-          <w:rFonts w:ascii="Arial" w:cs="Arial" w:eastAsia="Arial" w:hAnsi="Arial"/>
+          <w:rFonts w:ascii="Aptos" w:cs="Aptos" w:eastAsia="Aptos" w:hAnsi="Aptos"/>
           <w:b w:val="false"/>
           <w:bCs w:val="false"/>
           <w:color w:val="1A1A1A"/>
           <w:sz w:val="20"/>
           <w:szCs w:val="20"/>
         </w:rPr>
-        <w:t xml:space="preserve">Date of Adoption: Wednesday, 28 January 2026.</w:t>
+        <w:t xml:space="preserve">Effective Date: Wednesday, 28 January 2026.</w:t>
       </w:r>
     </w:p>
     <w:p>
@@ -527,39 +906,38 @@
         <w:tabs>
           <w:tab w:val="left" w:pos="566"/>
         </w:tabs>
-        <w:spacing w:after="80" w:before="0" w:line="276"/>
-        <w:ind w:left="566" w:hanging="566"/>
-        <w:jc w:val="both"/>
-      </w:pPr>
-      <w:r>
-        <w:rPr>
-          <w:rFonts w:ascii="Arial" w:cs="Arial" w:eastAsia="Arial" w:hAnsi="Arial"/>
+        <w:spacing w:after="0" w:before="100"/>
+        <w:ind w:left="0"/>
+      </w:pPr>
+      <w:r>
+        <w:rPr>
+          <w:rFonts w:ascii="Aptos" w:cs="Aptos" w:eastAsia="Aptos" w:hAnsi="Aptos"/>
           <w:b/>
           <w:bCs/>
           <w:color w:val="0C2340"/>
-          <w:sz w:val="20"/>
-          <w:szCs w:val="20"/>
-        </w:rPr>
-        <w:t xml:space="preserve">1.4</w:t>
-      </w:r>
-      <w:r>
-        <w:rPr>
-          <w:rFonts w:ascii="Arial" w:cs="Arial" w:eastAsia="Arial" w:hAnsi="Arial"/>
-          <w:sz w:val="20"/>
-          <w:szCs w:val="20"/>
+          <w:sz w:val="22"/>
+          <w:szCs w:val="22"/>
+        </w:rPr>
+        <w:t xml:space="preserve">2.</w:t>
+      </w:r>
+      <w:r>
+        <w:rPr>
+          <w:rFonts w:ascii="Aptos" w:cs="Aptos" w:eastAsia="Aptos" w:hAnsi="Aptos"/>
+          <w:sz w:val="22"/>
+          <w:szCs w:val="22"/>
         </w:rPr>
         <w:t xml:space="preserve">	</w:t>
       </w:r>
       <w:r>
         <w:rPr>
-          <w:rFonts w:ascii="Arial" w:cs="Arial" w:eastAsia="Arial" w:hAnsi="Arial"/>
-          <w:b w:val="false"/>
-          <w:bCs w:val="false"/>
-          <w:color w:val="1A1A1A"/>
-          <w:sz w:val="20"/>
-          <w:szCs w:val="20"/>
-        </w:rPr>
-        <w:t xml:space="preserve">Effective Date: 28 January 2026.</w:t>
+          <w:rFonts w:ascii="Aptos" w:cs="Aptos" w:eastAsia="Aptos" w:hAnsi="Aptos"/>
+          <w:b/>
+          <w:bCs/>
+          <w:color w:val="0C2340"/>
+          <w:sz w:val="22"/>
+          <w:szCs w:val="22"/>
+        </w:rPr>
+        <w:t xml:space="preserve">CERTIFICATION OF QUORUM AND VOTING OUTCOME</w:t>
       </w:r>
     </w:p>
     <w:p>
@@ -568,38 +946,39 @@
         <w:tabs>
           <w:tab w:val="left" w:pos="566"/>
         </w:tabs>
-        <w:spacing w:after="80" w:before="0"/>
-        <w:ind w:left="0"/>
-      </w:pPr>
-      <w:r>
-        <w:rPr>
-          <w:rFonts w:ascii="Arial" w:cs="Arial" w:eastAsia="Arial" w:hAnsi="Arial"/>
-          <w:b/>
-          <w:bCs/>
-          <w:color w:val="0C2340"/>
-          <w:sz w:val="22"/>
-          <w:szCs w:val="22"/>
-        </w:rPr>
-        <w:t xml:space="preserve">2.</w:t>
-      </w:r>
-      <w:r>
-        <w:rPr>
-          <w:rFonts w:ascii="Arial" w:cs="Arial" w:eastAsia="Arial" w:hAnsi="Arial"/>
-          <w:sz w:val="22"/>
-          <w:szCs w:val="22"/>
+        <w:spacing w:after="0" w:before="100" w:line="300"/>
+        <w:ind w:left="566" w:hanging="566"/>
+        <w:jc w:val="both"/>
+      </w:pPr>
+      <w:r>
+        <w:rPr>
+          <w:rFonts w:ascii="Aptos" w:cs="Aptos" w:eastAsia="Aptos" w:hAnsi="Aptos"/>
+          <w:b/>
+          <w:bCs/>
+          <w:color w:val="1A1A1A"/>
+          <w:sz w:val="20"/>
+          <w:szCs w:val="20"/>
+        </w:rPr>
+        <w:t xml:space="preserve">2.1</w:t>
+      </w:r>
+      <w:r>
+        <w:rPr>
+          <w:rFonts w:ascii="Aptos" w:cs="Aptos" w:eastAsia="Aptos" w:hAnsi="Aptos"/>
+          <w:sz w:val="20"/>
+          <w:szCs w:val="20"/>
         </w:rPr>
         <w:t xml:space="preserve">	</w:t>
       </w:r>
       <w:r>
         <w:rPr>
-          <w:rFonts w:ascii="Arial" w:cs="Arial" w:eastAsia="Arial" w:hAnsi="Arial"/>
-          <w:b/>
-          <w:bCs/>
-          <w:color w:val="0C2340"/>
-          <w:sz w:val="22"/>
-          <w:szCs w:val="22"/>
-        </w:rPr>
-        <w:t xml:space="preserve">CERTIFICATION OF QUORUM AND VOTING OUTCOME</w:t>
+          <w:rFonts w:ascii="Aptos" w:cs="Aptos" w:eastAsia="Aptos" w:hAnsi="Aptos"/>
+          <w:b w:val="false"/>
+          <w:bCs w:val="false"/>
+          <w:color w:val="1A1A1A"/>
+          <w:sz w:val="20"/>
+          <w:szCs w:val="20"/>
+        </w:rPr>
+        <w:t xml:space="preserve">Total SGB Membership: 10 Members.</w:t>
       </w:r>
     </w:p>
     <w:p>
@@ -608,24 +987,24 @@
         <w:tabs>
           <w:tab w:val="left" w:pos="566"/>
         </w:tabs>
-        <w:spacing w:after="80" w:before="0" w:line="276"/>
+        <w:spacing w:after="0" w:before="100" w:line="300"/>
         <w:ind w:left="566" w:hanging="566"/>
         <w:jc w:val="both"/>
       </w:pPr>
       <w:r>
         <w:rPr>
-          <w:rFonts w:ascii="Arial" w:cs="Arial" w:eastAsia="Arial" w:hAnsi="Arial"/>
-          <w:b/>
-          <w:bCs/>
-          <w:color w:val="0C2340"/>
-          <w:sz w:val="20"/>
-          <w:szCs w:val="20"/>
-        </w:rPr>
-        <w:t xml:space="preserve">2.1</w:t>
-      </w:r>
-      <w:r>
-        <w:rPr>
-          <w:rFonts w:ascii="Arial" w:cs="Arial" w:eastAsia="Arial" w:hAnsi="Arial"/>
+          <w:rFonts w:ascii="Aptos" w:cs="Aptos" w:eastAsia="Aptos" w:hAnsi="Aptos"/>
+          <w:b/>
+          <w:bCs/>
+          <w:color w:val="1A1A1A"/>
+          <w:sz w:val="20"/>
+          <w:szCs w:val="20"/>
+        </w:rPr>
+        <w:t xml:space="preserve">2.2</w:t>
+      </w:r>
+      <w:r>
+        <w:rPr>
+          <w:rFonts w:ascii="Aptos" w:cs="Aptos" w:eastAsia="Aptos" w:hAnsi="Aptos"/>
           <w:sz w:val="20"/>
           <w:szCs w:val="20"/>
         </w:rPr>
@@ -633,14 +1012,14 @@
       </w:r>
       <w:r>
         <w:rPr>
-          <w:rFonts w:ascii="Arial" w:cs="Arial" w:eastAsia="Arial" w:hAnsi="Arial"/>
+          <w:rFonts w:ascii="Aptos" w:cs="Aptos" w:eastAsia="Aptos" w:hAnsi="Aptos"/>
           <w:b w:val="false"/>
           <w:bCs w:val="false"/>
           <w:color w:val="1A1A1A"/>
           <w:sz w:val="20"/>
           <w:szCs w:val="20"/>
         </w:rPr>
-        <w:t xml:space="preserve">Total SGB Membership: 9 Members.</w:t>
+        <w:t xml:space="preserve">Members Present in Person: 7 Members.</w:t>
       </w:r>
     </w:p>
     <w:p>
@@ -649,24 +1028,24 @@
         <w:tabs>
           <w:tab w:val="left" w:pos="566"/>
         </w:tabs>
-        <w:spacing w:after="80" w:before="0" w:line="276"/>
+        <w:spacing w:after="0" w:before="100" w:line="300"/>
         <w:ind w:left="566" w:hanging="566"/>
         <w:jc w:val="both"/>
       </w:pPr>
       <w:r>
         <w:rPr>
-          <w:rFonts w:ascii="Arial" w:cs="Arial" w:eastAsia="Arial" w:hAnsi="Arial"/>
-          <w:b/>
-          <w:bCs/>
-          <w:color w:val="0C2340"/>
-          <w:sz w:val="20"/>
-          <w:szCs w:val="20"/>
-        </w:rPr>
-        <w:t xml:space="preserve">2.2</w:t>
-      </w:r>
-      <w:r>
-        <w:rPr>
-          <w:rFonts w:ascii="Arial" w:cs="Arial" w:eastAsia="Arial" w:hAnsi="Arial"/>
+          <w:rFonts w:ascii="Aptos" w:cs="Aptos" w:eastAsia="Aptos" w:hAnsi="Aptos"/>
+          <w:b/>
+          <w:bCs/>
+          <w:color w:val="1A1A1A"/>
+          <w:sz w:val="20"/>
+          <w:szCs w:val="20"/>
+        </w:rPr>
+        <w:t xml:space="preserve">2.3</w:t>
+      </w:r>
+      <w:r>
+        <w:rPr>
+          <w:rFonts w:ascii="Aptos" w:cs="Aptos" w:eastAsia="Aptos" w:hAnsi="Aptos"/>
           <w:sz w:val="20"/>
           <w:szCs w:val="20"/>
         </w:rPr>
@@ -674,14 +1053,14 @@
       </w:r>
       <w:r>
         <w:rPr>
-          <w:rFonts w:ascii="Arial" w:cs="Arial" w:eastAsia="Arial" w:hAnsi="Arial"/>
+          <w:rFonts w:ascii="Aptos" w:cs="Aptos" w:eastAsia="Aptos" w:hAnsi="Aptos"/>
           <w:b w:val="false"/>
           <w:bCs w:val="false"/>
           <w:color w:val="1A1A1A"/>
           <w:sz w:val="20"/>
           <w:szCs w:val="20"/>
         </w:rPr>
-        <w:t xml:space="preserve">Members Present in Person: 8 Members.</w:t>
+        <w:t xml:space="preserve">Quorum Attained: 70.0% (Exceeds statutory requirement of 50% + 1).</w:t>
       </w:r>
     </w:p>
     <w:p>
@@ -690,24 +1069,24 @@
         <w:tabs>
           <w:tab w:val="left" w:pos="566"/>
         </w:tabs>
-        <w:spacing w:after="80" w:before="0" w:line="276"/>
+        <w:spacing w:after="0" w:before="100" w:line="300"/>
         <w:ind w:left="566" w:hanging="566"/>
         <w:jc w:val="both"/>
       </w:pPr>
       <w:r>
         <w:rPr>
-          <w:rFonts w:ascii="Arial" w:cs="Arial" w:eastAsia="Arial" w:hAnsi="Arial"/>
-          <w:b/>
-          <w:bCs/>
-          <w:color w:val="0C2340"/>
-          <w:sz w:val="20"/>
-          <w:szCs w:val="20"/>
-        </w:rPr>
-        <w:t xml:space="preserve">2.3</w:t>
-      </w:r>
-      <w:r>
-        <w:rPr>
-          <w:rFonts w:ascii="Arial" w:cs="Arial" w:eastAsia="Arial" w:hAnsi="Arial"/>
+          <w:rFonts w:ascii="Aptos" w:cs="Aptos" w:eastAsia="Aptos" w:hAnsi="Aptos"/>
+          <w:b/>
+          <w:bCs/>
+          <w:color w:val="1A1A1A"/>
+          <w:sz w:val="20"/>
+          <w:szCs w:val="20"/>
+        </w:rPr>
+        <w:t xml:space="preserve">2.4</w:t>
+      </w:r>
+      <w:r>
+        <w:rPr>
+          <w:rFonts w:ascii="Aptos" w:cs="Aptos" w:eastAsia="Aptos" w:hAnsi="Aptos"/>
           <w:sz w:val="20"/>
           <w:szCs w:val="20"/>
         </w:rPr>
@@ -715,14 +1094,137 @@
       </w:r>
       <w:r>
         <w:rPr>
-          <w:rFonts w:ascii="Arial" w:cs="Arial" w:eastAsia="Arial" w:hAnsi="Arial"/>
+          <w:rFonts w:ascii="Aptos" w:cs="Aptos" w:eastAsia="Aptos" w:hAnsi="Aptos"/>
           <w:b w:val="false"/>
           <w:bCs w:val="false"/>
           <w:color w:val="1A1A1A"/>
           <w:sz w:val="20"/>
           <w:szCs w:val="20"/>
         </w:rPr>
-        <w:t xml:space="preserve">Quorum Attained: 88.9% (Exceeds statutory requirement of 50% + 1).</w:t>
+        <w:t xml:space="preserve">Voting Outcome:</w:t>
+      </w:r>
+    </w:p>
+    <w:p>
+      <w:pPr>
+        <w:keepLines/>
+        <w:tabs>
+          <w:tab w:val="left" w:pos="1700"/>
+        </w:tabs>
+        <w:spacing w:after="0" w:before="100" w:line="300"/>
+        <w:ind w:left="1700" w:hanging="566"/>
+        <w:jc w:val="both"/>
+      </w:pPr>
+      <w:r>
+        <w:rPr>
+          <w:rFonts w:ascii="Aptos" w:cs="Aptos" w:eastAsia="Aptos" w:hAnsi="Aptos"/>
+          <w:b/>
+          <w:bCs/>
+          <w:color w:val="1A1A1A"/>
+          <w:sz w:val="20"/>
+          <w:szCs w:val="20"/>
+        </w:rPr>
+        <w:t xml:space="preserve">•</w:t>
+      </w:r>
+      <w:r>
+        <w:rPr>
+          <w:rFonts w:ascii="Aptos" w:cs="Aptos" w:eastAsia="Aptos" w:hAnsi="Aptos"/>
+          <w:sz w:val="20"/>
+          <w:szCs w:val="20"/>
+        </w:rPr>
+        <w:t xml:space="preserve">	</w:t>
+      </w:r>
+      <w:r>
+        <w:rPr>
+          <w:rFonts w:ascii="Aptos" w:cs="Aptos" w:eastAsia="Aptos" w:hAnsi="Aptos"/>
+          <w:b w:val="false"/>
+          <w:bCs w:val="false"/>
+          <w:color w:val="1A1A1A"/>
+          <w:sz w:val="20"/>
+          <w:szCs w:val="20"/>
+        </w:rPr>
+        <w:t xml:space="preserve">Votes in Favour: 7 (Unanimous)</w:t>
+      </w:r>
+    </w:p>
+    <w:p>
+      <w:pPr>
+        <w:keepLines/>
+        <w:tabs>
+          <w:tab w:val="left" w:pos="1700"/>
+        </w:tabs>
+        <w:spacing w:after="0" w:before="100" w:line="300"/>
+        <w:ind w:left="1700" w:hanging="566"/>
+        <w:jc w:val="both"/>
+      </w:pPr>
+      <w:r>
+        <w:rPr>
+          <w:rFonts w:ascii="Aptos" w:cs="Aptos" w:eastAsia="Aptos" w:hAnsi="Aptos"/>
+          <w:b/>
+          <w:bCs/>
+          <w:color w:val="1A1A1A"/>
+          <w:sz w:val="20"/>
+          <w:szCs w:val="20"/>
+        </w:rPr>
+        <w:t xml:space="preserve">•</w:t>
+      </w:r>
+      <w:r>
+        <w:rPr>
+          <w:rFonts w:ascii="Aptos" w:cs="Aptos" w:eastAsia="Aptos" w:hAnsi="Aptos"/>
+          <w:sz w:val="20"/>
+          <w:szCs w:val="20"/>
+        </w:rPr>
+        <w:t xml:space="preserve">	</w:t>
+      </w:r>
+      <w:r>
+        <w:rPr>
+          <w:rFonts w:ascii="Aptos" w:cs="Aptos" w:eastAsia="Aptos" w:hAnsi="Aptos"/>
+          <w:b w:val="false"/>
+          <w:bCs w:val="false"/>
+          <w:color w:val="1A1A1A"/>
+          <w:sz w:val="20"/>
+          <w:szCs w:val="20"/>
+        </w:rPr>
+        <w:t xml:space="preserve">Votes Against: 0</w:t>
+      </w:r>
+    </w:p>
+    <w:p>
+      <w:pPr>
+        <w:keepLines/>
+        <w:tabs>
+          <w:tab w:val="left" w:pos="1700"/>
+        </w:tabs>
+        <w:spacing w:after="0" w:before="100" w:line="300"/>
+        <w:ind w:left="1700" w:hanging="566"/>
+        <w:jc w:val="both"/>
+      </w:pPr>
+      <w:r>
+        <w:rPr>
+          <w:rFonts w:ascii="Aptos" w:cs="Aptos" w:eastAsia="Aptos" w:hAnsi="Aptos"/>
+          <w:b/>
+          <w:bCs/>
+          <w:color w:val="1A1A1A"/>
+          <w:sz w:val="20"/>
+          <w:szCs w:val="20"/>
+        </w:rPr>
+        <w:t xml:space="preserve">•</w:t>
+      </w:r>
+      <w:r>
+        <w:rPr>
+          <w:rFonts w:ascii="Aptos" w:cs="Aptos" w:eastAsia="Aptos" w:hAnsi="Aptos"/>
+          <w:sz w:val="20"/>
+          <w:szCs w:val="20"/>
+        </w:rPr>
+        <w:t xml:space="preserve">	</w:t>
+      </w:r>
+      <w:r>
+        <w:rPr>
+          <w:rFonts w:ascii="Aptos" w:cs="Aptos" w:eastAsia="Aptos" w:hAnsi="Aptos"/>
+          <w:b w:val="false"/>
+          <w:bCs w:val="false"/>
+          <w:color w:val="1A1A1A"/>
+          <w:sz w:val="20"/>
+          <w:szCs w:val="20"/>
+        </w:rPr>
+        <w:t xml:space="preserve">Abstentions: 0</w:t>
       </w:r>
     </w:p>
     <w:p>
@@ -731,162 +1233,38 @@
         <w:tabs>
           <w:tab w:val="left" w:pos="566"/>
         </w:tabs>
-        <w:spacing w:after="80" w:before="0" w:line="276"/>
-        <w:ind w:left="566" w:hanging="566"/>
-        <w:jc w:val="both"/>
-      </w:pPr>
-      <w:r>
-        <w:rPr>
-          <w:rFonts w:ascii="Arial" w:cs="Arial" w:eastAsia="Arial" w:hAnsi="Arial"/>
+        <w:spacing w:after="0" w:before="100"/>
+        <w:ind w:left="0"/>
+      </w:pPr>
+      <w:r>
+        <w:rPr>
+          <w:rFonts w:ascii="Aptos" w:cs="Aptos" w:eastAsia="Aptos" w:hAnsi="Aptos"/>
           <w:b/>
           <w:bCs/>
           <w:color w:val="0C2340"/>
-          <w:sz w:val="20"/>
-          <w:szCs w:val="20"/>
-        </w:rPr>
-        <w:t xml:space="preserve">2.4</w:t>
-      </w:r>
-      <w:r>
-        <w:rPr>
-          <w:rFonts w:ascii="Arial" w:cs="Arial" w:eastAsia="Arial" w:hAnsi="Arial"/>
-          <w:sz w:val="20"/>
-          <w:szCs w:val="20"/>
+          <w:sz w:val="22"/>
+          <w:szCs w:val="22"/>
+        </w:rPr>
+        <w:t xml:space="preserve">3.</w:t>
+      </w:r>
+      <w:r>
+        <w:rPr>
+          <w:rFonts w:ascii="Aptos" w:cs="Aptos" w:eastAsia="Aptos" w:hAnsi="Aptos"/>
+          <w:sz w:val="22"/>
+          <w:szCs w:val="22"/>
         </w:rPr>
         <w:t xml:space="preserve">	</w:t>
       </w:r>
       <w:r>
         <w:rPr>
-          <w:rFonts w:ascii="Arial" w:cs="Arial" w:eastAsia="Arial" w:hAnsi="Arial"/>
-          <w:b w:val="false"/>
-          <w:bCs w:val="false"/>
-          <w:color w:val="1A1A1A"/>
-          <w:sz w:val="20"/>
-          <w:szCs w:val="20"/>
-        </w:rPr>
-        <w:t xml:space="preserve">Voting Outcome:</w:t>
-      </w:r>
-    </w:p>
-    <w:p>
-      <w:pPr>
-        <w:keepLines/>
-        <w:tabs>
-          <w:tab w:val="left" w:pos="1700"/>
-        </w:tabs>
-        <w:spacing w:after="80" w:before="0" w:line="276"/>
-        <w:ind w:left="1700" w:hanging="566"/>
-        <w:jc w:val="both"/>
-      </w:pPr>
-      <w:r>
-        <w:rPr>
-          <w:rFonts w:ascii="Arial" w:cs="Arial" w:eastAsia="Arial" w:hAnsi="Arial"/>
+          <w:rFonts w:ascii="Aptos" w:cs="Aptos" w:eastAsia="Aptos" w:hAnsi="Aptos"/>
           <w:b/>
           <w:bCs/>
           <w:color w:val="0C2340"/>
-          <w:sz w:val="20"/>
-          <w:szCs w:val="20"/>
-        </w:rPr>
-        <w:t xml:space="preserve">•</w:t>
-      </w:r>
-      <w:r>
-        <w:rPr>
-          <w:rFonts w:ascii="Arial" w:cs="Arial" w:eastAsia="Arial" w:hAnsi="Arial"/>
-          <w:sz w:val="20"/>
-          <w:szCs w:val="20"/>
-        </w:rPr>
-        <w:t xml:space="preserve">	</w:t>
-      </w:r>
-      <w:r>
-        <w:rPr>
-          <w:rFonts w:ascii="Arial" w:cs="Arial" w:eastAsia="Arial" w:hAnsi="Arial"/>
-          <w:b w:val="false"/>
-          <w:bCs w:val="false"/>
-          <w:color w:val="1A1A1A"/>
-          <w:sz w:val="20"/>
-          <w:szCs w:val="20"/>
-        </w:rPr>
-        <w:t xml:space="preserve">Votes in Favour: 8 (Unanimous)</w:t>
-      </w:r>
-    </w:p>
-    <w:p>
-      <w:pPr>
-        <w:keepLines/>
-        <w:tabs>
-          <w:tab w:val="left" w:pos="1700"/>
-        </w:tabs>
-        <w:spacing w:after="80" w:before="0" w:line="276"/>
-        <w:ind w:left="1700" w:hanging="566"/>
-        <w:jc w:val="both"/>
-      </w:pPr>
-      <w:r>
-        <w:rPr>
-          <w:rFonts w:ascii="Arial" w:cs="Arial" w:eastAsia="Arial" w:hAnsi="Arial"/>
-          <w:b/>
-          <w:bCs/>
-          <w:color w:val="0C2340"/>
-          <w:sz w:val="20"/>
-          <w:szCs w:val="20"/>
-        </w:rPr>
-        <w:t xml:space="preserve">•</w:t>
-      </w:r>
-      <w:r>
-        <w:rPr>
-          <w:rFonts w:ascii="Arial" w:cs="Arial" w:eastAsia="Arial" w:hAnsi="Arial"/>
-          <w:sz w:val="20"/>
-          <w:szCs w:val="20"/>
-        </w:rPr>
-        <w:t xml:space="preserve">	</w:t>
-      </w:r>
-      <w:r>
-        <w:rPr>
-          <w:rFonts w:ascii="Arial" w:cs="Arial" w:eastAsia="Arial" w:hAnsi="Arial"/>
-          <w:b w:val="false"/>
-          <w:bCs w:val="false"/>
-          <w:color w:val="1A1A1A"/>
-          <w:sz w:val="20"/>
-          <w:szCs w:val="20"/>
-        </w:rPr>
-        <w:t xml:space="preserve">Votes Against: 0</w:t>
-      </w:r>
-    </w:p>
-    <w:p>
-      <w:pPr>
-        <w:keepLines/>
-        <w:tabs>
-          <w:tab w:val="left" w:pos="1700"/>
-        </w:tabs>
-        <w:spacing w:after="80" w:before="0" w:line="276"/>
-        <w:ind w:left="1700" w:hanging="566"/>
-        <w:jc w:val="both"/>
-      </w:pPr>
-      <w:r>
-        <w:rPr>
-          <w:rFonts w:ascii="Arial" w:cs="Arial" w:eastAsia="Arial" w:hAnsi="Arial"/>
-          <w:b/>
-          <w:bCs/>
-          <w:color w:val="0C2340"/>
-          <w:sz w:val="20"/>
-          <w:szCs w:val="20"/>
-        </w:rPr>
-        <w:t xml:space="preserve">•</w:t>
-      </w:r>
-      <w:r>
-        <w:rPr>
-          <w:rFonts w:ascii="Arial" w:cs="Arial" w:eastAsia="Arial" w:hAnsi="Arial"/>
-          <w:sz w:val="20"/>
-          <w:szCs w:val="20"/>
-        </w:rPr>
-        <w:t xml:space="preserve">	</w:t>
-      </w:r>
-      <w:r>
-        <w:rPr>
-          <w:rFonts w:ascii="Arial" w:cs="Arial" w:eastAsia="Arial" w:hAnsi="Arial"/>
-          <w:b w:val="false"/>
-          <w:bCs w:val="false"/>
-          <w:color w:val="1A1A1A"/>
-          <w:sz w:val="20"/>
-          <w:szCs w:val="20"/>
-        </w:rPr>
-        <w:t xml:space="preserve">Abstentions: 0</w:t>
+          <w:sz w:val="22"/>
+          <w:szCs w:val="22"/>
+        </w:rPr>
+        <w:t xml:space="preserve">GOVERNANCE MANDATE AND RESPONSIBILITIES</w:t>
       </w:r>
     </w:p>
     <w:p>
@@ -895,38 +1273,39 @@
         <w:tabs>
           <w:tab w:val="left" w:pos="566"/>
         </w:tabs>
-        <w:spacing w:after="80" w:before="0"/>
-        <w:ind w:left="0"/>
-      </w:pPr>
-      <w:r>
-        <w:rPr>
-          <w:rFonts w:ascii="Arial" w:cs="Arial" w:eastAsia="Arial" w:hAnsi="Arial"/>
-          <w:b/>
-          <w:bCs/>
-          <w:color w:val="0C2340"/>
-          <w:sz w:val="22"/>
-          <w:szCs w:val="22"/>
-        </w:rPr>
-        <w:t xml:space="preserve">3.</w:t>
-      </w:r>
-      <w:r>
-        <w:rPr>
-          <w:rFonts w:ascii="Arial" w:cs="Arial" w:eastAsia="Arial" w:hAnsi="Arial"/>
-          <w:sz w:val="22"/>
-          <w:szCs w:val="22"/>
+        <w:spacing w:after="0" w:before="100" w:line="300"/>
+        <w:ind w:left="566" w:hanging="566"/>
+        <w:jc w:val="both"/>
+      </w:pPr>
+      <w:r>
+        <w:rPr>
+          <w:rFonts w:ascii="Aptos" w:cs="Aptos" w:eastAsia="Aptos" w:hAnsi="Aptos"/>
+          <w:b/>
+          <w:bCs/>
+          <w:color w:val="1A1A1A"/>
+          <w:sz w:val="20"/>
+          <w:szCs w:val="20"/>
+        </w:rPr>
+        <w:t xml:space="preserve">3.1</w:t>
+      </w:r>
+      <w:r>
+        <w:rPr>
+          <w:rFonts w:ascii="Aptos" w:cs="Aptos" w:eastAsia="Aptos" w:hAnsi="Aptos"/>
+          <w:sz w:val="20"/>
+          <w:szCs w:val="20"/>
         </w:rPr>
         <w:t xml:space="preserve">	</w:t>
       </w:r>
       <w:r>
         <w:rPr>
-          <w:rFonts w:ascii="Arial" w:cs="Arial" w:eastAsia="Arial" w:hAnsi="Arial"/>
-          <w:b/>
-          <w:bCs/>
-          <w:color w:val="0C2340"/>
-          <w:sz w:val="22"/>
-          <w:szCs w:val="22"/>
-        </w:rPr>
-        <w:t xml:space="preserve">GOVERNANCE MANDATE AND RESPONSIBILITIES</w:t>
+          <w:rFonts w:ascii="Aptos" w:cs="Aptos" w:eastAsia="Aptos" w:hAnsi="Aptos"/>
+          <w:b w:val="false"/>
+          <w:bCs w:val="false"/>
+          <w:color w:val="1A1A1A"/>
+          <w:sz w:val="20"/>
+          <w:szCs w:val="20"/>
+        </w:rPr>
+        <w:t xml:space="preserve">The Constitution of the School Governing Body shall serve as an official binding regulatory instrument of Lady Grey Arts Academy.</w:t>
       </w:r>
     </w:p>
     <w:p>
@@ -935,24 +1314,24 @@
         <w:tabs>
           <w:tab w:val="left" w:pos="566"/>
         </w:tabs>
-        <w:spacing w:after="80" w:before="0" w:line="276"/>
+        <w:spacing w:after="0" w:before="100" w:line="300"/>
         <w:ind w:left="566" w:hanging="566"/>
         <w:jc w:val="both"/>
       </w:pPr>
       <w:r>
         <w:rPr>
-          <w:rFonts w:ascii="Arial" w:cs="Arial" w:eastAsia="Arial" w:hAnsi="Arial"/>
-          <w:b/>
-          <w:bCs/>
-          <w:color w:val="0C2340"/>
-          <w:sz w:val="20"/>
-          <w:szCs w:val="20"/>
-        </w:rPr>
-        <w:t xml:space="preserve">3.1</w:t>
-      </w:r>
-      <w:r>
-        <w:rPr>
-          <w:rFonts w:ascii="Arial" w:cs="Arial" w:eastAsia="Arial" w:hAnsi="Arial"/>
+          <w:rFonts w:ascii="Aptos" w:cs="Aptos" w:eastAsia="Aptos" w:hAnsi="Aptos"/>
+          <w:b/>
+          <w:bCs/>
+          <w:color w:val="1A1A1A"/>
+          <w:sz w:val="20"/>
+          <w:szCs w:val="20"/>
+        </w:rPr>
+        <w:t xml:space="preserve">3.2</w:t>
+      </w:r>
+      <w:r>
+        <w:rPr>
+          <w:rFonts w:ascii="Aptos" w:cs="Aptos" w:eastAsia="Aptos" w:hAnsi="Aptos"/>
           <w:sz w:val="20"/>
           <w:szCs w:val="20"/>
         </w:rPr>
@@ -960,14 +1339,14 @@
       </w:r>
       <w:r>
         <w:rPr>
-          <w:rFonts w:ascii="Arial" w:cs="Arial" w:eastAsia="Arial" w:hAnsi="Arial"/>
+          <w:rFonts w:ascii="Aptos" w:cs="Aptos" w:eastAsia="Aptos" w:hAnsi="Aptos"/>
           <w:b w:val="false"/>
           <w:bCs w:val="false"/>
           <w:color w:val="1A1A1A"/>
           <w:sz w:val="20"/>
           <w:szCs w:val="20"/>
         </w:rPr>
-        <w:t xml:space="preserve">The SGB Constitution 2026 shall serve as the primary legal framework governing all operations, committees, financial transactions, admissions, and policy formulations of Lady Grey Arts Academy.</w:t>
+        <w:t xml:space="preserve">The School Principal is authorised and mandated to implement and administer this policy in strict compliance with applicable legislation.</w:t>
       </w:r>
     </w:p>
     <w:p>
@@ -976,24 +1355,24 @@
         <w:tabs>
           <w:tab w:val="left" w:pos="566"/>
         </w:tabs>
-        <w:spacing w:after="80" w:before="0" w:line="276"/>
+        <w:spacing w:after="0" w:before="100" w:line="300"/>
         <w:ind w:left="566" w:hanging="566"/>
         <w:jc w:val="both"/>
       </w:pPr>
       <w:r>
         <w:rPr>
-          <w:rFonts w:ascii="Arial" w:cs="Arial" w:eastAsia="Arial" w:hAnsi="Arial"/>
-          <w:b/>
-          <w:bCs/>
-          <w:color w:val="0C2340"/>
-          <w:sz w:val="20"/>
-          <w:szCs w:val="20"/>
-        </w:rPr>
-        <w:t xml:space="preserve">3.2</w:t>
-      </w:r>
-      <w:r>
-        <w:rPr>
-          <w:rFonts w:ascii="Arial" w:cs="Arial" w:eastAsia="Arial" w:hAnsi="Arial"/>
+          <w:rFonts w:ascii="Aptos" w:cs="Aptos" w:eastAsia="Aptos" w:hAnsi="Aptos"/>
+          <w:b/>
+          <w:bCs/>
+          <w:color w:val="1A1A1A"/>
+          <w:sz w:val="20"/>
+          <w:szCs w:val="20"/>
+        </w:rPr>
+        <w:t xml:space="preserve">3.3</w:t>
+      </w:r>
+      <w:r>
+        <w:rPr>
+          <w:rFonts w:ascii="Aptos" w:cs="Aptos" w:eastAsia="Aptos" w:hAnsi="Aptos"/>
           <w:sz w:val="20"/>
           <w:szCs w:val="20"/>
         </w:rPr>
@@ -1001,14 +1380,14 @@
       </w:r>
       <w:r>
         <w:rPr>
-          <w:rFonts w:ascii="Arial" w:cs="Arial" w:eastAsia="Arial" w:hAnsi="Arial"/>
+          <w:rFonts w:ascii="Aptos" w:cs="Aptos" w:eastAsia="Aptos" w:hAnsi="Aptos"/>
           <w:b w:val="false"/>
           <w:bCs w:val="false"/>
           <w:color w:val="1A1A1A"/>
           <w:sz w:val="20"/>
           <w:szCs w:val="20"/>
         </w:rPr>
-        <w:t xml:space="preserve">The School Principal is authorised and mandated to implement school management in strict compliance with this Constitution.</w:t>
+        <w:t xml:space="preserve">The SGB Executive Committee is authorised to submit this adopted instrument and accompanying evidence to the Joe Gqabi District Director and Head of Department.</w:t>
       </w:r>
     </w:p>
     <w:p>
@@ -1017,39 +1396,38 @@
         <w:tabs>
           <w:tab w:val="left" w:pos="566"/>
         </w:tabs>
-        <w:spacing w:after="80" w:before="0" w:line="276"/>
-        <w:ind w:left="566" w:hanging="566"/>
-        <w:jc w:val="both"/>
-      </w:pPr>
-      <w:r>
-        <w:rPr>
-          <w:rFonts w:ascii="Arial" w:cs="Arial" w:eastAsia="Arial" w:hAnsi="Arial"/>
+        <w:spacing w:after="0" w:before="100"/>
+        <w:ind w:left="0"/>
+      </w:pPr>
+      <w:r>
+        <w:rPr>
+          <w:rFonts w:ascii="Aptos" w:cs="Aptos" w:eastAsia="Aptos" w:hAnsi="Aptos"/>
           <w:b/>
           <w:bCs/>
           <w:color w:val="0C2340"/>
-          <w:sz w:val="20"/>
-          <w:szCs w:val="20"/>
-        </w:rPr>
-        <w:t xml:space="preserve">3.3</w:t>
-      </w:r>
-      <w:r>
-        <w:rPr>
-          <w:rFonts w:ascii="Arial" w:cs="Arial" w:eastAsia="Arial" w:hAnsi="Arial"/>
-          <w:sz w:val="20"/>
-          <w:szCs w:val="20"/>
+          <w:sz w:val="22"/>
+          <w:szCs w:val="22"/>
+        </w:rPr>
+        <w:t xml:space="preserve">4.</w:t>
+      </w:r>
+      <w:r>
+        <w:rPr>
+          <w:rFonts w:ascii="Aptos" w:cs="Aptos" w:eastAsia="Aptos" w:hAnsi="Aptos"/>
+          <w:sz w:val="22"/>
+          <w:szCs w:val="22"/>
         </w:rPr>
         <w:t xml:space="preserve">	</w:t>
       </w:r>
       <w:r>
         <w:rPr>
-          <w:rFonts w:ascii="Arial" w:cs="Arial" w:eastAsia="Arial" w:hAnsi="Arial"/>
-          <w:b w:val="false"/>
-          <w:bCs w:val="false"/>
-          <w:color w:val="1A1A1A"/>
-          <w:sz w:val="20"/>
-          <w:szCs w:val="20"/>
-        </w:rPr>
-        <w:t xml:space="preserve">The SGB Executive Committee is authorised to submit this adopted Constitution to the Joe Gqabi District Director and Head of Department of the Eastern Cape Department of Education.</w:t>
+          <w:rFonts w:ascii="Aptos" w:cs="Aptos" w:eastAsia="Aptos" w:hAnsi="Aptos"/>
+          <w:b/>
+          <w:bCs/>
+          <w:color w:val="0C2340"/>
+          <w:sz w:val="22"/>
+          <w:szCs w:val="22"/>
+        </w:rPr>
+        <w:t xml:space="preserve">CERTIFICATION BY EXECUTIVE OFFICE BEARERS</w:t>
       </w:r>
     </w:p>
     <w:p>
@@ -1058,38 +1436,39 @@
         <w:tabs>
           <w:tab w:val="left" w:pos="566"/>
         </w:tabs>
-        <w:spacing w:after="80" w:before="0"/>
-        <w:ind w:left="0"/>
-      </w:pPr>
-      <w:r>
-        <w:rPr>
-          <w:rFonts w:ascii="Arial" w:cs="Arial" w:eastAsia="Arial" w:hAnsi="Arial"/>
-          <w:b/>
-          <w:bCs/>
-          <w:color w:val="0C2340"/>
-          <w:sz w:val="22"/>
-          <w:szCs w:val="22"/>
-        </w:rPr>
-        <w:t xml:space="preserve">4.</w:t>
-      </w:r>
-      <w:r>
-        <w:rPr>
-          <w:rFonts w:ascii="Arial" w:cs="Arial" w:eastAsia="Arial" w:hAnsi="Arial"/>
-          <w:sz w:val="22"/>
-          <w:szCs w:val="22"/>
+        <w:spacing w:after="0" w:before="100" w:line="300"/>
+        <w:ind w:left="566" w:hanging="566"/>
+        <w:jc w:val="both"/>
+      </w:pPr>
+      <w:r>
+        <w:rPr>
+          <w:rFonts w:ascii="Aptos" w:cs="Aptos" w:eastAsia="Aptos" w:hAnsi="Aptos"/>
+          <w:b/>
+          <w:bCs/>
+          <w:color w:val="1A1A1A"/>
+          <w:sz w:val="20"/>
+          <w:szCs w:val="20"/>
+        </w:rPr>
+        <w:t xml:space="preserve">4.1</w:t>
+      </w:r>
+      <w:r>
+        <w:rPr>
+          <w:rFonts w:ascii="Aptos" w:cs="Aptos" w:eastAsia="Aptos" w:hAnsi="Aptos"/>
+          <w:sz w:val="20"/>
+          <w:szCs w:val="20"/>
         </w:rPr>
         <w:t xml:space="preserve">	</w:t>
       </w:r>
       <w:r>
         <w:rPr>
-          <w:rFonts w:ascii="Arial" w:cs="Arial" w:eastAsia="Arial" w:hAnsi="Arial"/>
-          <w:b/>
-          <w:bCs/>
-          <w:color w:val="0C2340"/>
-          <w:sz w:val="22"/>
-          <w:szCs w:val="22"/>
-        </w:rPr>
-        <w:t xml:space="preserve">CERTIFICATION BY EXECUTIVE OFFICE BEARERS</w:t>
+          <w:rFonts w:ascii="Aptos" w:cs="Aptos" w:eastAsia="Aptos" w:hAnsi="Aptos"/>
+          <w:b w:val="false"/>
+          <w:bCs w:val="false"/>
+          <w:color w:val="1A1A1A"/>
+          <w:sz w:val="20"/>
+          <w:szCs w:val="20"/>
+        </w:rPr>
+        <w:t xml:space="preserve">We, the undersigned Executive Office Bearers of the School Governing Body of Lady Grey Arts Academy, hereby attest and certify that this resolution was formally passed at a duly constituted meeting of the SGB.</w:t>
       </w:r>
     </w:p>
     <w:p>
@@ -1098,53 +1477,12 @@
         <w:tabs>
           <w:tab w:val="left" w:pos="566"/>
         </w:tabs>
-        <w:spacing w:after="80" w:before="0" w:line="276"/>
-        <w:ind w:left="566" w:hanging="566"/>
-        <w:jc w:val="both"/>
-      </w:pPr>
-      <w:r>
-        <w:rPr>
-          <w:rFonts w:ascii="Arial" w:cs="Arial" w:eastAsia="Arial" w:hAnsi="Arial"/>
-          <w:b/>
-          <w:bCs/>
-          <w:color w:val="0C2340"/>
-          <w:sz w:val="20"/>
-          <w:szCs w:val="20"/>
-        </w:rPr>
-        <w:t xml:space="preserve">4.1</w:t>
-      </w:r>
-      <w:r>
-        <w:rPr>
-          <w:rFonts w:ascii="Arial" w:cs="Arial" w:eastAsia="Arial" w:hAnsi="Arial"/>
-          <w:sz w:val="20"/>
-          <w:szCs w:val="20"/>
-        </w:rPr>
-        <w:t xml:space="preserve">	</w:t>
-      </w:r>
-      <w:r>
-        <w:rPr>
-          <w:rFonts w:ascii="Arial" w:cs="Arial" w:eastAsia="Arial" w:hAnsi="Arial"/>
-          <w:b w:val="false"/>
-          <w:bCs w:val="false"/>
-          <w:color w:val="1A1A1A"/>
-          <w:sz w:val="20"/>
-          <w:szCs w:val="20"/>
-        </w:rPr>
-        <w:t xml:space="preserve">We, the undersigned Executive Office Bearers of the School Governing Body of Lady Grey Arts Academy, hereby attest and certify that this resolution was formally passed at a duly constituted meeting of the SGB.</w:t>
-      </w:r>
-    </w:p>
-    <w:p>
-      <w:pPr>
-        <w:keepLines/>
-        <w:tabs>
-          <w:tab w:val="left" w:pos="566"/>
-        </w:tabs>
-        <w:spacing w:after="80" w:before="0"/>
+        <w:spacing w:after="0" w:before="100"/>
         <w:ind w:left="0"/>
       </w:pPr>
       <w:r>
         <w:rPr>
-          <w:rFonts w:ascii="Arial" w:cs="Arial" w:eastAsia="Arial" w:hAnsi="Arial"/>
+          <w:rFonts w:ascii="Aptos" w:cs="Aptos" w:eastAsia="Aptos" w:hAnsi="Aptos"/>
           <w:b/>
           <w:bCs/>
           <w:color w:val="0C2340"/>
@@ -1155,7 +1493,7 @@
       </w:r>
       <w:r>
         <w:rPr>
-          <w:rFonts w:ascii="Arial" w:cs="Arial" w:eastAsia="Arial" w:hAnsi="Arial"/>
+          <w:rFonts w:ascii="Aptos" w:cs="Aptos" w:eastAsia="Aptos" w:hAnsi="Aptos"/>
           <w:sz w:val="22"/>
           <w:szCs w:val="22"/>
         </w:rPr>
@@ -1163,7 +1501,7 @@
       </w:r>
       <w:r>
         <w:rPr>
-          <w:rFonts w:ascii="Arial" w:cs="Arial" w:eastAsia="Arial" w:hAnsi="Arial"/>
+          <w:rFonts w:ascii="Aptos" w:cs="Aptos" w:eastAsia="Aptos" w:hAnsi="Aptos"/>
           <w:b/>
           <w:bCs/>
           <w:color w:val="0C2340"/>
@@ -1176,114 +1514,57 @@
     <w:p>
       <w:pPr>
         <w:keepLines/>
-        <w:spacing w:after="80" w:before="0" w:line="276"/>
+        <w:spacing w:after="0" w:before="0" w:line="300"/>
         <w:ind w:left="566"/>
         <w:jc w:val="both"/>
       </w:pPr>
       <w:r>
         <w:rPr>
-          <w:rFonts w:ascii="Arial" w:cs="Arial" w:eastAsia="Arial" w:hAnsi="Arial"/>
-          <w:color w:val="1A1A1A"/>
-          <w:sz w:val="20"/>
-          <w:szCs w:val="20"/>
-        </w:rPr>
-        <w:t xml:space="preserve">Signed on this 28th day of January 2026 at Lady Grey, Eastern Cape:</w:t>
-      </w:r>
+          <w:rFonts w:ascii="Aptos" w:cs="Aptos" w:eastAsia="Aptos" w:hAnsi="Aptos"/>
+          <w:color w:val="1A1A1A"/>
+          <w:sz w:val="20"/>
+          <w:szCs w:val="20"/>
+        </w:rPr>
+        <w:t xml:space="preserve">Signed on this day of Wednesday, 28 January 2026 at Lady Grey, Eastern Cape.</w:t>
+      </w:r>
+    </w:p>
+    <w:p>
+      <w:pPr>
+        <w:pageBreakBefore/>
+        <w:spacing w:after="0" w:before="0"/>
+      </w:pPr>
     </w:p>
     <w:p>
       <w:pPr>
         <w:keepLines/>
-        <w:tabs>
-          <w:tab w:val="left" w:pos="566"/>
-        </w:tabs>
-        <w:spacing w:after="80" w:before="0"/>
-        <w:ind w:left="0"/>
-      </w:pPr>
-      <w:r>
-        <w:rPr>
-          <w:rFonts w:ascii="Arial" w:cs="Arial" w:eastAsia="Arial" w:hAnsi="Arial"/>
+        <w:spacing w:after="40" w:before="160"/>
+      </w:pPr>
+      <w:r>
+        <w:rPr>
+          <w:rFonts w:ascii="Aptos" w:cs="Aptos" w:eastAsia="Aptos" w:hAnsi="Aptos"/>
           <w:b/>
           <w:bCs/>
           <w:color w:val="0C2340"/>
           <w:sz w:val="22"/>
           <w:szCs w:val="22"/>
         </w:rPr>
-        <w:t xml:space="preserve">6.</w:t>
-      </w:r>
-      <w:r>
-        <w:rPr>
-          <w:rFonts w:ascii="Arial" w:cs="Arial" w:eastAsia="Arial" w:hAnsi="Arial"/>
-          <w:sz w:val="22"/>
-          <w:szCs w:val="22"/>
-        </w:rPr>
-        <w:t xml:space="preserve">	</w:t>
-      </w:r>
-      <w:r>
-        <w:rPr>
-          <w:rFonts w:ascii="Arial" w:cs="Arial" w:eastAsia="Arial" w:hAnsi="Arial"/>
-          <w:b/>
-          <w:bCs/>
-          <w:color w:val="0C2340"/>
-          <w:sz w:val="22"/>
-          <w:szCs w:val="22"/>
-        </w:rPr>
-        <w:t xml:space="preserve">DISTRICT ENDORSEMENT &amp; RECORD OF RECEIPT</w:t>
+        <w:t xml:space="preserve">FORMAL ADOPTION AND SIGN-OFF RESOLUTION</w:t>
       </w:r>
     </w:p>
     <w:p>
       <w:pPr>
         <w:keepLines/>
-        <w:spacing w:after="80" w:before="0" w:line="276"/>
-        <w:ind w:left="566"/>
+        <w:spacing w:after="120" w:before="20" w:line="300"/>
         <w:jc w:val="both"/>
       </w:pPr>
       <w:r>
         <w:rPr>
-          <w:rFonts w:ascii="Arial" w:cs="Arial" w:eastAsia="Arial" w:hAnsi="Arial"/>
-          <w:color w:val="1A1A1A"/>
-          <w:sz w:val="20"/>
-          <w:szCs w:val="20"/>
-        </w:rPr>
-        <w:t xml:space="preserve">Received, verified, and endorsed for departmental records by the District Office:</w:t>
-      </w:r>
-    </w:p>
-    <w:p>
-      <w:pPr>
-        <w:pageBreakBefore/>
-        <w:spacing w:after="0" w:before="0"/>
-      </w:pPr>
-    </w:p>
-    <w:p>
-      <w:pPr>
-        <w:keepLines/>
-        <w:spacing w:after="40" w:before="160"/>
-      </w:pPr>
-      <w:r>
-        <w:rPr>
-          <w:rFonts w:ascii="Arial" w:cs="Arial" w:eastAsia="Arial" w:hAnsi="Arial"/>
-          <w:b/>
-          <w:bCs/>
-          <w:color w:val="0C2340"/>
-          <w:sz w:val="22"/>
-          <w:szCs w:val="22"/>
-        </w:rPr>
-        <w:t xml:space="preserve">FORMAL ADOPTION AND SIGN-OFF RESOLUTION</w:t>
-      </w:r>
-    </w:p>
-    <w:p>
-      <w:pPr>
-        <w:keepLines/>
-        <w:spacing w:after="120" w:before="20" w:line="276"/>
-        <w:jc w:val="both"/>
-      </w:pPr>
-      <w:r>
-        <w:rPr>
-          <w:rFonts w:ascii="Arial" w:cs="Arial" w:eastAsia="Arial" w:hAnsi="Arial"/>
-          <w:color w:val="1A1A1A"/>
-          <w:sz w:val="20"/>
-          <w:szCs w:val="20"/>
-        </w:rPr>
-        <w:t xml:space="preserve">Signed on behalf of the School Governing Body in witness and execution of the unanimous resolution adopting the 2026 SGB Constitution:</w:t>
+          <w:rFonts w:ascii="Aptos" w:cs="Aptos" w:eastAsia="Aptos" w:hAnsi="Aptos"/>
+          <w:color w:val="1A1A1A"/>
+          <w:sz w:val="20"/>
+          <w:szCs w:val="20"/>
+        </w:rPr>
+        <w:t xml:space="preserve">Signed on behalf of the School Governing Body in witness and execution of the unanimous resolution adopting the 2026 Certificate Of Sgb Governance Resolution:</w:t>
       </w:r>
     </w:p>
     <w:tbl>
@@ -1345,7 +1626,7 @@
             </w:pPr>
             <w:r>
               <w:rPr>
-                <w:rFonts w:ascii="Arial" w:cs="Arial" w:eastAsia="Arial" w:hAnsi="Arial"/>
+                <w:rFonts w:ascii="Aptos" w:cs="Aptos" w:eastAsia="Aptos" w:hAnsi="Aptos"/>
                 <w:b/>
                 <w:bCs/>
                 <w:color w:val="64748B"/>
@@ -1361,7 +1642,7 @@
             </w:pPr>
             <w:r>
               <w:rPr>
-                <w:rFonts w:ascii="Arial" w:cs="Arial" w:eastAsia="Arial" w:hAnsi="Arial"/>
+                <w:rFonts w:ascii="Aptos" w:cs="Aptos" w:eastAsia="Aptos" w:hAnsi="Aptos"/>
                 <w:b/>
                 <w:bCs/>
                 <w:color w:val="1A1A1A"/>
@@ -1377,7 +1658,7 @@
             </w:pPr>
             <w:r>
               <w:rPr>
-                <w:rFonts w:ascii="Arial" w:cs="Arial" w:eastAsia="Arial" w:hAnsi="Arial"/>
+                <w:rFonts w:ascii="Aptos" w:cs="Aptos" w:eastAsia="Aptos" w:hAnsi="Aptos"/>
                 <w:b/>
                 <w:bCs/>
                 <w:color w:val="0C2340"/>
@@ -1394,7 +1675,7 @@
             </w:pPr>
             <w:r>
               <w:rPr>
-                <w:rFonts w:ascii="Arial" w:cs="Arial" w:eastAsia="Arial" w:hAnsi="Arial"/>
+                <w:rFonts w:ascii="Aptos" w:cs="Aptos" w:eastAsia="Aptos" w:hAnsi="Aptos"/>
                 <w:b/>
                 <w:bCs/>
                 <w:color w:val="64748B"/>
@@ -1405,14 +1686,12 @@
             </w:r>
             <w:r>
               <w:rPr>
-                <w:rFonts w:ascii="Arial" w:cs="Arial" w:eastAsia="Arial" w:hAnsi="Arial"/>
-                <w:b/>
-                <w:bCs/>
-                <w:color w:val="1A1A1A"/>
-                <w:sz w:val="15"/>
-                <w:szCs w:val="15"/>
-              </w:rPr>
-              <w:t xml:space="preserve">28/01/2026</w:t>
+                <w:rFonts w:ascii="Aptos" w:cs="Aptos" w:eastAsia="Aptos" w:hAnsi="Aptos"/>
+                <w:color w:val="94A3B8"/>
+                <w:sz w:val="14"/>
+                <w:szCs w:val="14"/>
+              </w:rPr>
+              <w:t xml:space="preserve">___/___/2026</w:t>
             </w:r>
           </w:p>
         </w:tc>
@@ -1473,7 +1752,7 @@
             </w:pPr>
             <w:r>
               <w:rPr>
-                <w:rFonts w:ascii="Arial" w:cs="Arial" w:eastAsia="Arial" w:hAnsi="Arial"/>
+                <w:rFonts w:ascii="Aptos" w:cs="Aptos" w:eastAsia="Aptos" w:hAnsi="Aptos"/>
                 <w:b/>
                 <w:bCs/>
                 <w:color w:val="64748B"/>
@@ -1489,7 +1768,7 @@
             </w:pPr>
             <w:r>
               <w:rPr>
-                <w:rFonts w:ascii="Arial" w:cs="Arial" w:eastAsia="Arial" w:hAnsi="Arial"/>
+                <w:rFonts w:ascii="Aptos" w:cs="Aptos" w:eastAsia="Aptos" w:hAnsi="Aptos"/>
                 <w:b/>
                 <w:bCs/>
                 <w:color w:val="1A1A1A"/>
@@ -1505,7 +1784,7 @@
             </w:pPr>
             <w:r>
               <w:rPr>
-                <w:rFonts w:ascii="Arial" w:cs="Arial" w:eastAsia="Arial" w:hAnsi="Arial"/>
+                <w:rFonts w:ascii="Aptos" w:cs="Aptos" w:eastAsia="Aptos" w:hAnsi="Aptos"/>
                 <w:b/>
                 <w:bCs/>
                 <w:color w:val="0C2340"/>
@@ -1522,7 +1801,7 @@
             </w:pPr>
             <w:r>
               <w:rPr>
-                <w:rFonts w:ascii="Arial" w:cs="Arial" w:eastAsia="Arial" w:hAnsi="Arial"/>
+                <w:rFonts w:ascii="Aptos" w:cs="Aptos" w:eastAsia="Aptos" w:hAnsi="Aptos"/>
                 <w:b/>
                 <w:bCs/>
                 <w:color w:val="64748B"/>
@@ -1533,14 +1812,12 @@
             </w:r>
             <w:r>
               <w:rPr>
-                <w:rFonts w:ascii="Arial" w:cs="Arial" w:eastAsia="Arial" w:hAnsi="Arial"/>
-                <w:b/>
-                <w:bCs/>
-                <w:color w:val="1A1A1A"/>
-                <w:sz w:val="15"/>
-                <w:szCs w:val="15"/>
-              </w:rPr>
-              <w:t xml:space="preserve">28/01/2026</w:t>
+                <w:rFonts w:ascii="Aptos" w:cs="Aptos" w:eastAsia="Aptos" w:hAnsi="Aptos"/>
+                <w:color w:val="94A3B8"/>
+                <w:sz w:val="14"/>
+                <w:szCs w:val="14"/>
+              </w:rPr>
+              <w:t xml:space="preserve">___/___/2026</w:t>
             </w:r>
           </w:p>
         </w:tc>
@@ -1601,7 +1878,7 @@
             </w:pPr>
             <w:r>
               <w:rPr>
-                <w:rFonts w:ascii="Arial" w:cs="Arial" w:eastAsia="Arial" w:hAnsi="Arial"/>
+                <w:rFonts w:ascii="Aptos" w:cs="Aptos" w:eastAsia="Aptos" w:hAnsi="Aptos"/>
                 <w:b/>
                 <w:bCs/>
                 <w:color w:val="64748B"/>
@@ -1617,7 +1894,7 @@
             </w:pPr>
             <w:r>
               <w:rPr>
-                <w:rFonts w:ascii="Arial" w:cs="Arial" w:eastAsia="Arial" w:hAnsi="Arial"/>
+                <w:rFonts w:ascii="Aptos" w:cs="Aptos" w:eastAsia="Aptos" w:hAnsi="Aptos"/>
                 <w:b/>
                 <w:bCs/>
                 <w:color w:val="1A1A1A"/>
@@ -1633,7 +1910,7 @@
             </w:pPr>
             <w:r>
               <w:rPr>
-                <w:rFonts w:ascii="Arial" w:cs="Arial" w:eastAsia="Arial" w:hAnsi="Arial"/>
+                <w:rFonts w:ascii="Aptos" w:cs="Aptos" w:eastAsia="Aptos" w:hAnsi="Aptos"/>
                 <w:b/>
                 <w:bCs/>
                 <w:color w:val="0C2340"/>
@@ -1650,7 +1927,7 @@
             </w:pPr>
             <w:r>
               <w:rPr>
-                <w:rFonts w:ascii="Arial" w:cs="Arial" w:eastAsia="Arial" w:hAnsi="Arial"/>
+                <w:rFonts w:ascii="Aptos" w:cs="Aptos" w:eastAsia="Aptos" w:hAnsi="Aptos"/>
                 <w:b/>
                 <w:bCs/>
                 <w:color w:val="64748B"/>
@@ -1661,14 +1938,12 @@
             </w:r>
             <w:r>
               <w:rPr>
-                <w:rFonts w:ascii="Arial" w:cs="Arial" w:eastAsia="Arial" w:hAnsi="Arial"/>
-                <w:b/>
-                <w:bCs/>
-                <w:color w:val="1A1A1A"/>
-                <w:sz w:val="15"/>
-                <w:szCs w:val="15"/>
-              </w:rPr>
-              <w:t xml:space="preserve">28/01/2026</w:t>
+                <w:rFonts w:ascii="Aptos" w:cs="Aptos" w:eastAsia="Aptos" w:hAnsi="Aptos"/>
+                <w:color w:val="94A3B8"/>
+                <w:sz w:val="14"/>
+                <w:szCs w:val="14"/>
+              </w:rPr>
+              <w:t xml:space="preserve">___/___/2026</w:t>
             </w:r>
           </w:p>
         </w:tc>
@@ -1718,7 +1993,7 @@
             </w:pPr>
             <w:r>
               <w:rPr>
-                <w:rFonts w:ascii="Arial" w:cs="Arial" w:eastAsia="Arial" w:hAnsi="Arial"/>
+                <w:rFonts w:ascii="Aptos" w:cs="Aptos" w:eastAsia="Aptos" w:hAnsi="Aptos"/>
                 <w:b/>
                 <w:bCs/>
                 <w:color w:val="475569"/>
@@ -1735,7 +2010,7 @@
             </w:pPr>
             <w:r>
               <w:rPr>
-                <w:rFonts w:ascii="Arial" w:cs="Arial" w:eastAsia="Arial" w:hAnsi="Arial"/>
+                <w:rFonts w:ascii="Aptos" w:cs="Aptos" w:eastAsia="Aptos" w:hAnsi="Aptos"/>
                 <w:color w:val="94A3B8"/>
                 <w:sz w:val="14"/>
                 <w:szCs w:val="14"/>
@@ -1753,7 +2028,7 @@
       </w:pPr>
       <w:r>
         <w:rPr>
-          <w:rFonts w:ascii="Arial" w:cs="Arial" w:eastAsia="Arial" w:hAnsi="Arial"/>
+          <w:rFonts w:ascii="Aptos" w:cs="Aptos" w:eastAsia="Aptos" w:hAnsi="Aptos"/>
           <w:b/>
           <w:bCs/>
           <w:color w:val="0C2340"/>
@@ -1770,7 +2045,7 @@
       </w:pPr>
       <w:r>
         <w:rPr>
-          <w:rFonts w:ascii="Arial" w:cs="Arial" w:eastAsia="Arial" w:hAnsi="Arial"/>
+          <w:rFonts w:ascii="Aptos" w:cs="Aptos" w:eastAsia="Aptos" w:hAnsi="Aptos"/>
           <w:color w:val="1A1A1A"/>
           <w:sz w:val="18"/>
           <w:szCs w:val="18"/>
@@ -1825,7 +2100,7 @@
             </w:pPr>
             <w:r>
               <w:rPr>
-                <w:rFonts w:ascii="Arial" w:cs="Arial" w:eastAsia="Arial" w:hAnsi="Arial"/>
+                <w:rFonts w:ascii="Aptos" w:cs="Aptos" w:eastAsia="Aptos" w:hAnsi="Aptos"/>
                 <w:b/>
                 <w:bCs/>
                 <w:color w:val="475569"/>
@@ -1842,7 +2117,7 @@
             </w:pPr>
             <w:r>
               <w:rPr>
-                <w:rFonts w:ascii="Arial" w:cs="Arial" w:eastAsia="Arial" w:hAnsi="Arial"/>
+                <w:rFonts w:ascii="Aptos" w:cs="Aptos" w:eastAsia="Aptos" w:hAnsi="Aptos"/>
                 <w:color w:val="94A3B8"/>
                 <w:sz w:val="14"/>
                 <w:szCs w:val="14"/>
@@ -1908,7 +2183,7 @@
             </w:pPr>
             <w:r>
               <w:rPr>
-                <w:rFonts w:ascii="Arial" w:cs="Arial" w:eastAsia="Arial" w:hAnsi="Arial"/>
+                <w:rFonts w:ascii="Aptos" w:cs="Aptos" w:eastAsia="Aptos" w:hAnsi="Aptos"/>
                 <w:b/>
                 <w:bCs/>
                 <w:color w:val="64748B"/>
@@ -1924,7 +2199,7 @@
             </w:pPr>
             <w:r>
               <w:rPr>
-                <w:rFonts w:ascii="Arial" w:cs="Arial" w:eastAsia="Arial" w:hAnsi="Arial"/>
+                <w:rFonts w:ascii="Aptos" w:cs="Aptos" w:eastAsia="Aptos" w:hAnsi="Aptos"/>
                 <w:b/>
                 <w:bCs/>
                 <w:color w:val="64748B"/>
@@ -1935,7 +2210,7 @@
             </w:r>
             <w:r>
               <w:rPr>
-                <w:rFonts w:ascii="Arial" w:cs="Arial" w:eastAsia="Arial" w:hAnsi="Arial"/>
+                <w:rFonts w:ascii="Aptos" w:cs="Aptos" w:eastAsia="Aptos" w:hAnsi="Aptos"/>
                 <w:color w:val="94A3B8"/>
                 <w:sz w:val="14"/>
                 <w:szCs w:val="14"/>
@@ -1949,7 +2224,7 @@
             </w:pPr>
             <w:r>
               <w:rPr>
-                <w:rFonts w:ascii="Arial" w:cs="Arial" w:eastAsia="Arial" w:hAnsi="Arial"/>
+                <w:rFonts w:ascii="Aptos" w:cs="Aptos" w:eastAsia="Aptos" w:hAnsi="Aptos"/>
                 <w:b/>
                 <w:bCs/>
                 <w:color w:val="0C2340"/>
@@ -1965,7 +2240,7 @@
             </w:pPr>
             <w:r>
               <w:rPr>
-                <w:rFonts w:ascii="Arial" w:cs="Arial" w:eastAsia="Arial" w:hAnsi="Arial"/>
+                <w:rFonts w:ascii="Aptos" w:cs="Aptos" w:eastAsia="Aptos" w:hAnsi="Aptos"/>
                 <w:b/>
                 <w:bCs/>
                 <w:color w:val="64748B"/>
@@ -1976,7 +2251,7 @@
             </w:r>
             <w:r>
               <w:rPr>
-                <w:rFonts w:ascii="Arial" w:cs="Arial" w:eastAsia="Arial" w:hAnsi="Arial"/>
+                <w:rFonts w:ascii="Aptos" w:cs="Aptos" w:eastAsia="Aptos" w:hAnsi="Aptos"/>
                 <w:color w:val="94A3B8"/>
                 <w:sz w:val="14"/>
                 <w:szCs w:val="14"/>
@@ -2051,7 +2326,7 @@
     </w:pPr>
     <w:r>
       <w:rPr>
-        <w:rFonts w:ascii="Arial" w:cs="Arial" w:eastAsia="Arial" w:hAnsi="Arial"/>
+        <w:rFonts w:ascii="Aptos" w:cs="Aptos" w:eastAsia="Aptos" w:hAnsi="Aptos"/>
         <w:color w:val="64748B"/>
         <w:sz w:val="17"/>
         <w:szCs w:val="17"/>
@@ -2063,7 +2338,7 @@
     </w:r>
     <w:r>
       <w:rPr>
-        <w:rFonts w:ascii="Arial" w:cs="Arial" w:eastAsia="Arial" w:hAnsi="Arial"/>
+        <w:rFonts w:ascii="Aptos" w:cs="Aptos" w:eastAsia="Aptos" w:hAnsi="Aptos"/>
         <w:color w:val="64748B"/>
         <w:sz w:val="17"/>
         <w:szCs w:val="17"/>
@@ -2072,7 +2347,7 @@
     </w:r>
     <w:r>
       <w:rPr>
-        <w:rFonts w:ascii="Arial" w:cs="Arial" w:eastAsia="Arial" w:hAnsi="Arial"/>
+        <w:rFonts w:ascii="Aptos" w:cs="Aptos" w:eastAsia="Aptos" w:hAnsi="Aptos"/>
         <w:color w:val="64748B"/>
         <w:sz w:val="17"/>
         <w:szCs w:val="17"/>
@@ -2223,7 +2498,7 @@
   <w:docDefaults>
     <w:rPrDefault>
       <w:rPr>
-        <w:rFonts w:ascii="Arial" w:cs="Arial" w:eastAsia="Arial" w:hAnsi="Arial"/>
+        <w:rFonts w:ascii="Aptos" w:cs="Aptos" w:eastAsia="Aptos" w:hAnsi="Aptos"/>
         <w:color w:val="1A1A1A"/>
         <w:sz w:val="20"/>
         <w:szCs w:val="20"/>
